--- a/艾多美AI创意提案_AI时空穿梭机.docx
+++ b/艾多美AI创意提案_AI时空穿梭机.docx
@@ -25,7 +25,7 @@
     </w:p>
     <w:p>
       <w:pPr>
-        <w:spacing w:after="120"/>
+        <w:spacing w:after="160"/>
         <w:jc w:val="center"/>
       </w:pPr>
       <w:r>
@@ -50,9 +50,9 @@
           <w:b/>
           <w:i w:val="0"/>
           <w:color w:val="006699"/>
-          <w:sz w:val="32"/>
+          <w:sz w:val="30"/>
         </w:rPr>
-        <w:t>生成式电影级人生预演 × AI 巅峰颁奖典礼</w:t>
+        <w:t>当会员书写完人生剧本，AI 能为 TA 做什么？</w:t>
       </w:r>
     </w:p>
     <w:p>
@@ -68,7 +68,7 @@
           <w:color w:val="646464"/>
           <w:sz w:val="26"/>
         </w:rPr>
-        <w:t>——用 AI 让你「亲眼看见」自己最辉煌的未来</w:t>
+        <w:t>——从一张雷达图，到一整个「可看见的未来」</w:t>
       </w:r>
     </w:p>
     <w:p>
@@ -144,7 +144,7 @@
           <w:i w:val="0"/>
           <w:sz w:val="22"/>
         </w:rPr>
-        <w:t>一、提案背景与核心洞察</w:t>
+        <w:t>一、现状分析：会员书写完剧本之后，发生了什么？</w:t>
       </w:r>
     </w:p>
     <w:p>
@@ -158,7 +158,7 @@
           <w:i w:val="0"/>
           <w:sz w:val="22"/>
         </w:rPr>
-        <w:t>二、创意总览：AI 时空穿梭机</w:t>
+        <w:t>二、核心提案：AI 时空穿梭机——让剧本「活」起来</w:t>
       </w:r>
     </w:p>
     <w:p>
@@ -172,7 +172,7 @@
           <w:i w:val="0"/>
           <w:sz w:val="22"/>
         </w:rPr>
-        <w:t>三、创意详解 Part 1 —— 生成式电影级人生预演</w:t>
+        <w:t>三、AI 能力 1：梦想电影生成——把文字变成你主演的电影</w:t>
       </w:r>
     </w:p>
     <w:p>
@@ -186,7 +186,7 @@
           <w:i w:val="0"/>
           <w:sz w:val="22"/>
         </w:rPr>
-        <w:t xml:space="preserve">    3.1  「未来的我」AI 数字分身</w:t>
+        <w:t>四、AI 能力 2：AI 智能教练——把剧本变成行动计划</w:t>
       </w:r>
     </w:p>
     <w:p>
@@ -200,7 +200,7 @@
           <w:i w:val="0"/>
           <w:sz w:val="22"/>
         </w:rPr>
-        <w:t xml:space="preserve">    3.2  沉浸式梦想电影生成</w:t>
+        <w:t>五、AI 能力 3：梦想进度追踪——把目标变成可量化的旅程</w:t>
       </w:r>
     </w:p>
     <w:p>
@@ -214,7 +214,7 @@
           <w:i w:val="0"/>
           <w:sz w:val="22"/>
         </w:rPr>
-        <w:t xml:space="preserve">    3.3  命运分岔路 —— 双时间线对比蒙太奇</w:t>
+        <w:t>六、AI 能力 4：AI 颁奖典礼——把成就变成人生高光时刻</w:t>
       </w:r>
     </w:p>
     <w:p>
@@ -228,7 +228,7 @@
           <w:i w:val="0"/>
           <w:sz w:val="22"/>
         </w:rPr>
-        <w:t xml:space="preserve">    3.4  里程碑庆祝微电影</w:t>
+        <w:t>七、AI 能力 5：剧本社交——把个人梦想变成群体共振</w:t>
       </w:r>
     </w:p>
     <w:p>
@@ -242,7 +242,7 @@
           <w:i w:val="0"/>
           <w:sz w:val="22"/>
         </w:rPr>
-        <w:t xml:space="preserve">    3.5  家庭梦想联动大片</w:t>
+        <w:t>八、完整用户体验流程演示</w:t>
       </w:r>
     </w:p>
     <w:p>
@@ -256,7 +256,7 @@
           <w:i w:val="0"/>
           <w:sz w:val="22"/>
         </w:rPr>
-        <w:t>四、创意详解 Part 2 —— AI 巅峰颁奖典礼</w:t>
+        <w:t>九、各维度 AI 赋能场景速查表</w:t>
       </w:r>
     </w:p>
     <w:p>
@@ -270,7 +270,7 @@
           <w:i w:val="0"/>
           <w:sz w:val="22"/>
         </w:rPr>
-        <w:t xml:space="preserve">    4.1  整体概念：你的专属颁奖盛典</w:t>
+        <w:t>十、技术实现方案</w:t>
       </w:r>
     </w:p>
     <w:p>
@@ -284,7 +284,7 @@
           <w:i w:val="0"/>
           <w:sz w:val="22"/>
         </w:rPr>
-        <w:t xml:space="preserve">    4.2  颁奖典礼全流程电影化呈现</w:t>
+        <w:t>十一、与艾多美业务的价值融合</w:t>
       </w:r>
     </w:p>
     <w:p>
@@ -298,7 +298,7 @@
           <w:i w:val="0"/>
           <w:sz w:val="22"/>
         </w:rPr>
-        <w:t xml:space="preserve">    4.3  不同级别的差异化颁奖场景</w:t>
+        <w:t>十二、实施路线图</w:t>
       </w:r>
     </w:p>
     <w:p>
@@ -312,91 +312,7 @@
           <w:i w:val="0"/>
           <w:sz w:val="22"/>
         </w:rPr>
-        <w:t xml:space="preserve">    4.4  颁奖典礼的社交裂变设计</w:t>
-      </w:r>
-    </w:p>
-    <w:p>
-      <w:pPr>
-        <w:spacing w:after="60"/>
-      </w:pPr>
-      <w:r>
-        <w:rPr>
-          <w:rFonts w:ascii="微软雅黑" w:hAnsi="微软雅黑" w:eastAsia="微软雅黑"/>
-          <w:b w:val="0"/>
-          <w:i w:val="0"/>
-          <w:sz w:val="22"/>
-        </w:rPr>
-        <w:t xml:space="preserve">    4.5  与线下真实颁奖的联动</w:t>
-      </w:r>
-    </w:p>
-    <w:p>
-      <w:pPr>
-        <w:spacing w:after="60"/>
-      </w:pPr>
-      <w:r>
-        <w:rPr>
-          <w:rFonts w:ascii="微软雅黑" w:hAnsi="微软雅黑" w:eastAsia="微软雅黑"/>
-          <w:b w:val="0"/>
-          <w:i w:val="0"/>
-          <w:sz w:val="22"/>
-        </w:rPr>
-        <w:t>五、场景剧本示例：首席总监的巅峰之夜</w:t>
-      </w:r>
-    </w:p>
-    <w:p>
-      <w:pPr>
-        <w:spacing w:after="60"/>
-      </w:pPr>
-      <w:r>
-        <w:rPr>
-          <w:rFonts w:ascii="微软雅黑" w:hAnsi="微软雅黑" w:eastAsia="微软雅黑"/>
-          <w:b w:val="0"/>
-          <w:i w:val="0"/>
-          <w:sz w:val="22"/>
-        </w:rPr>
-        <w:t>六、技术实现方案</w:t>
-      </w:r>
-    </w:p>
-    <w:p>
-      <w:pPr>
-        <w:spacing w:after="60"/>
-      </w:pPr>
-      <w:r>
-        <w:rPr>
-          <w:rFonts w:ascii="微软雅黑" w:hAnsi="微软雅黑" w:eastAsia="微软雅黑"/>
-          <w:b w:val="0"/>
-          <w:i w:val="0"/>
-          <w:sz w:val="22"/>
-        </w:rPr>
-        <w:t>七、与艾多美业务的价值融合</w:t>
-      </w:r>
-    </w:p>
-    <w:p>
-      <w:pPr>
-        <w:spacing w:after="60"/>
-      </w:pPr>
-      <w:r>
-        <w:rPr>
-          <w:rFonts w:ascii="微软雅黑" w:hAnsi="微软雅黑" w:eastAsia="微软雅黑"/>
-          <w:b w:val="0"/>
-          <w:i w:val="0"/>
-          <w:sz w:val="22"/>
-        </w:rPr>
-        <w:t>八、实施路线图</w:t>
-      </w:r>
-    </w:p>
-    <w:p>
-      <w:pPr>
-        <w:spacing w:after="60"/>
-      </w:pPr>
-      <w:r>
-        <w:rPr>
-          <w:rFonts w:ascii="微软雅黑" w:hAnsi="微软雅黑" w:eastAsia="微软雅黑"/>
-          <w:b w:val="0"/>
-          <w:i w:val="0"/>
-          <w:sz w:val="22"/>
-        </w:rPr>
-        <w:t>九、总结与愿景</w:t>
+        <w:t>十三、总结</w:t>
       </w:r>
     </w:p>
     <w:p>
@@ -413,7 +329,7 @@
           <w:rFonts w:ascii="微软雅黑" w:hAnsi="微软雅黑" w:eastAsia="微软雅黑"/>
           <w:color w:val="003366"/>
         </w:rPr>
-        <w:t>一、提案背景与核心洞察</w:t>
+        <w:t>一、现状分析：会员书写完剧本之后，发生了什么？</w:t>
       </w:r>
     </w:p>
     <w:p>
@@ -425,7 +341,7 @@
           <w:rFonts w:ascii="微软雅黑" w:hAnsi="微软雅黑" w:eastAsia="微软雅黑"/>
           <w:color w:val="006699"/>
         </w:rPr>
-        <w:t>1.1 为什么是「人生剧本 + AI」？</w:t>
+        <w:t>1.1 现有流程</w:t>
       </w:r>
     </w:p>
     <w:p>
@@ -438,9 +354,132 @@
           <w:b w:val="0"/>
           <w:i w:val="0"/>
         </w:rPr>
-        <w:t>「书写人生剧本」是艾多美最具感召力的文化基因之一。每一位艾多美人都曾在纸上写下自己的梦想——未来的房子、想去的地方、想达到的事业高度、想给家人的生活。</w:t>
+        <w:t>目前，会员在手机端可以从以下维度中选择 8 个来书写自己的人生剧本：</w:t>
       </w:r>
     </w:p>
+    <w:tbl>
+      <w:tblPr>
+        <w:tblStyle w:val="LightShading-Accent1"/>
+        <w:tblW w:type="auto" w:w="0"/>
+        <w:jc w:val="center"/>
+        <w:tblLook w:firstColumn="1" w:firstRow="1" w:lastColumn="0" w:lastRow="0" w:noHBand="0" w:noVBand="1" w:val="04A0"/>
+      </w:tblPr>
+      <w:tblGrid>
+        <w:gridCol w:w="4533"/>
+        <w:gridCol w:w="4533"/>
+      </w:tblGrid>
+      <w:tr>
+        <w:tc>
+          <w:tcPr>
+            <w:tcW w:type="dxa" w:w="4533"/>
+          </w:tcPr>
+          <w:p>
+            <w:r>
+              <w:t>维度分类</w:t>
+            </w:r>
+          </w:p>
+        </w:tc>
+        <w:tc>
+          <w:tcPr>
+            <w:tcW w:type="dxa" w:w="4533"/>
+          </w:tcPr>
+          <w:p>
+            <w:r>
+              <w:t>具体维度</w:t>
+            </w:r>
+          </w:p>
+        </w:tc>
+      </w:tr>
+      <w:tr>
+        <w:tc>
+          <w:tcPr>
+            <w:tcW w:type="dxa" w:w="4533"/>
+          </w:tcPr>
+          <w:p>
+            <w:r>
+              <w:t>家庭与关系</w:t>
+            </w:r>
+          </w:p>
+        </w:tc>
+        <w:tc>
+          <w:tcPr>
+            <w:tcW w:type="dxa" w:w="4533"/>
+          </w:tcPr>
+          <w:p>
+            <w:r>
+              <w:t>妻子/丈夫、子女、父母、亲属、朋友</w:t>
+            </w:r>
+          </w:p>
+        </w:tc>
+      </w:tr>
+      <w:tr>
+        <w:tc>
+          <w:tcPr>
+            <w:tcW w:type="dxa" w:w="4533"/>
+          </w:tcPr>
+          <w:p>
+            <w:r>
+              <w:t>个人发展</w:t>
+            </w:r>
+          </w:p>
+        </w:tc>
+        <w:tc>
+          <w:tcPr>
+            <w:tcW w:type="dxa" w:w="4533"/>
+          </w:tcPr>
+          <w:p>
+            <w:r>
+              <w:t>事业、健康、教育/读书、个人成长、兴趣爱好、娱乐、旅行</w:t>
+            </w:r>
+          </w:p>
+        </w:tc>
+      </w:tr>
+      <w:tr>
+        <w:tc>
+          <w:tcPr>
+            <w:tcW w:type="dxa" w:w="4533"/>
+          </w:tcPr>
+          <w:p>
+            <w:r>
+              <w:t>财务目标</w:t>
+            </w:r>
+          </w:p>
+        </w:tc>
+        <w:tc>
+          <w:tcPr>
+            <w:tcW w:type="dxa" w:w="4533"/>
+          </w:tcPr>
+          <w:p>
+            <w:r>
+              <w:t>存款、房子、车</w:t>
+            </w:r>
+          </w:p>
+        </w:tc>
+      </w:tr>
+      <w:tr>
+        <w:tc>
+          <w:tcPr>
+            <w:tcW w:type="dxa" w:w="4533"/>
+          </w:tcPr>
+          <w:p>
+            <w:r>
+              <w:t>社会责任</w:t>
+            </w:r>
+          </w:p>
+        </w:tc>
+        <w:tc>
+          <w:tcPr>
+            <w:tcW w:type="dxa" w:w="4533"/>
+          </w:tcPr>
+          <w:p>
+            <w:r>
+              <w:t>志愿者服务、教育捐助、医疗捐助、环境保护、扶贫救济、灾害救助、特殊群体关爱</w:t>
+            </w:r>
+          </w:p>
+        </w:tc>
+      </w:tr>
+    </w:tbl>
+    <w:p/>
     <w:p>
       <w:pPr>
         <w:spacing w:after="120"/>
@@ -451,7 +490,19 @@
           <w:b w:val="0"/>
           <w:i w:val="0"/>
         </w:rPr>
-        <w:t>但文字终究是抽象的。当一位新加入的会员写下「成为首席总监」六个字时，她很难真正感受到那个时刻的重量——那种站在万人瞩目的舞台上、被会长亲自握手祝贺时的心跳加速和热泪盈眶。</w:t>
+        <w:t>会员选择8个维度 → 为每个维度书写剧本内容（文字描述 + 评分） → 系统生成一张雷达图。</w:t>
+      </w:r>
+    </w:p>
+    <w:p>
+      <w:pPr>
+        <w:pStyle w:val="Heading2"/>
+      </w:pPr>
+      <w:r>
+        <w:rPr>
+          <w:rFonts w:ascii="微软雅黑" w:hAnsi="微软雅黑" w:eastAsia="微软雅黑"/>
+          <w:color w:val="006699"/>
+        </w:rPr>
+        <w:t>1.2 问题：然后呢？</w:t>
       </w:r>
     </w:p>
     <w:p>
@@ -463,20 +514,22 @@
           <w:rFonts w:ascii="微软雅黑" w:hAnsi="微软雅黑" w:eastAsia="微软雅黑"/>
           <w:b/>
           <w:i w:val="0"/>
+          <w:color w:val="C83232"/>
         </w:rPr>
-        <w:t>2026年，生成式AI已经可以做到这一切。Sora、Kling、Veo等视频生成模型让「文字变电影」成为现实；数字人技术让每个人都能拥有自己的逼真虚拟形象。我们有机会让人生剧本从「写下来」变成「看得见」、从「想一想」变成「身临其境」。</w:t>
+        <w:t>雷达图生成之后，会员的体验就结束了。</w:t>
       </w:r>
     </w:p>
     <w:p>
       <w:pPr>
-        <w:pStyle w:val="Heading2"/>
+        <w:spacing w:after="120"/>
       </w:pPr>
       <w:r>
         <w:rPr>
           <w:rFonts w:ascii="微软雅黑" w:hAnsi="微软雅黑" w:eastAsia="微软雅黑"/>
-          <w:color w:val="006699"/>
+          <w:b w:val="0"/>
+          <w:i w:val="0"/>
         </w:rPr>
-        <w:t>1.2 核心痛点</w:t>
+        <w:t>这里存在四个核心痛点：</w:t>
       </w:r>
     </w:p>
     <w:p>
@@ -488,14 +541,14 @@
           <w:rFonts w:ascii="微软雅黑" w:hAnsi="微软雅黑" w:eastAsia="微软雅黑"/>
           <w:b/>
         </w:rPr>
-        <w:t>感受断层：</w:t>
+        <w:t xml:space="preserve">痛点1  </w:t>
       </w:r>
       <w:r>
         <w:rPr>
           <w:rFonts w:ascii="微软雅黑" w:hAnsi="微软雅黑" w:eastAsia="微软雅黑"/>
           <w:sz w:val="22"/>
         </w:rPr>
-        <w:t>文字描述和真实体验之间存在巨大的情感鸿沟。写「我要买一辆好车」时，内心的驱动力远不及你真正坐在那辆车里、闻到皮革气息时的震撼</w:t>
+        <w:t>写完就忘，缺乏后续触达——剧本沉睡在App角落，没有持续激励机制</w:t>
       </w:r>
     </w:p>
     <w:p>
@@ -507,14 +560,14 @@
           <w:rFonts w:ascii="微软雅黑" w:hAnsi="微软雅黑" w:eastAsia="微软雅黑"/>
           <w:b/>
         </w:rPr>
-        <w:t>激励衰减：</w:t>
+        <w:t xml:space="preserve">痛点2  </w:t>
       </w:r>
       <w:r>
         <w:rPr>
           <w:rFonts w:ascii="微软雅黑" w:hAnsi="微软雅黑" w:eastAsia="微软雅黑"/>
           <w:sz w:val="22"/>
         </w:rPr>
-        <w:t>写完剧本后的激动感会随时间快速消退。一周后，那张纸就变成了抽屉里的普通纸片</w:t>
+        <w:t>雷达图太抽象，没有情感冲击——一张冰冷的数据图无法激发内心的驱动力</w:t>
       </w:r>
     </w:p>
     <w:p>
@@ -526,14 +579,14 @@
           <w:rFonts w:ascii="微软雅黑" w:hAnsi="微软雅黑" w:eastAsia="微软雅黑"/>
           <w:b/>
         </w:rPr>
-        <w:t>成就感缺失：</w:t>
+        <w:t xml:space="preserve">痛点3  </w:t>
       </w:r>
       <w:r>
         <w:rPr>
           <w:rFonts w:ascii="微软雅黑" w:hAnsi="微软雅黑" w:eastAsia="微软雅黑"/>
           <w:sz w:val="22"/>
         </w:rPr>
-        <w:t>当会员真的达成了一个级别晋升，公司虽有庆祝，但缺少一种「电影级」的仪式感来铭刻这个人生高光时刻</w:t>
+        <w:t>目标没有拆解，不知道下一步做什么——写了「买房」两个字，然后呢？</w:t>
       </w:r>
     </w:p>
     <w:p>
@@ -545,14 +598,14 @@
           <w:rFonts w:ascii="微软雅黑" w:hAnsi="微软雅黑" w:eastAsia="微软雅黑"/>
           <w:b/>
         </w:rPr>
-        <w:t>传播力不足：</w:t>
+        <w:t xml:space="preserve">痛点4  </w:t>
       </w:r>
       <w:r>
         <w:rPr>
           <w:rFonts w:ascii="微软雅黑" w:hAnsi="微软雅黑" w:eastAsia="微软雅黑"/>
           <w:sz w:val="22"/>
         </w:rPr>
-        <w:t>文字版剧本无法分享、无法传播。一段震撼的个人梦想电影却能引爆社交媒体</w:t>
+        <w:t>没有成就反馈，缺乏阶段性仪式感——达成了某个目标，没有任何庆祝</w:t>
       </w:r>
     </w:p>
     <w:p>
@@ -564,7 +617,7 @@
           <w:rFonts w:ascii="微软雅黑" w:hAnsi="微软雅黑" w:eastAsia="微软雅黑"/>
           <w:color w:val="006699"/>
         </w:rPr>
-        <w:t>1.3 一句话核心洞察</w:t>
+        <w:t>1.3 机会</w:t>
       </w:r>
     </w:p>
     <w:p>
@@ -576,23 +629,9 @@
           <w:rFonts w:ascii="微软雅黑" w:hAnsi="微软雅黑" w:eastAsia="微软雅黑"/>
           <w:b/>
           <w:i w:val="0"/>
-          <w:color w:val="C83232"/>
-          <w:sz w:val="26"/>
+          <w:color w:val="003366"/>
         </w:rPr>
-        <w:t>「人之所以行动，不是因为他知道目标在哪里，而是因为他感觉自己已经到达过那里。」</w:t>
-      </w:r>
-    </w:p>
-    <w:p>
-      <w:pPr>
-        <w:spacing w:after="120"/>
-      </w:pPr>
-      <w:r>
-        <w:rPr>
-          <w:rFonts w:ascii="微软雅黑" w:hAnsi="微软雅黑" w:eastAsia="微软雅黑"/>
-          <w:b w:val="0"/>
-          <w:i w:val="0"/>
-        </w:rPr>
-        <w:t>AI 时空穿梭机的本质，就是让每一位艾多美人在出发之前，先「穿越」到自己梦想成真的那一天，用视觉、听觉、情感的全方位冲击，点燃不可熄灭的行动力。</w:t>
+        <w:t>会员已经书写了剧本内容——这是极其珍贵的「梦想数据」。每一段文字背后都是一个人对未来的渴望和想象。我们的AI不是要替代剧本，而是要让剧本书写完之后，真正产生价值。</w:t>
       </w:r>
     </w:p>
     <w:p>
@@ -609,7 +648,7 @@
           <w:rFonts w:ascii="微软雅黑" w:hAnsi="微软雅黑" w:eastAsia="微软雅黑"/>
           <w:color w:val="003366"/>
         </w:rPr>
-        <w:t>二、创意总览：AI 时空穿梭机</w:t>
+        <w:t>二、核心提案：AI 时空穿梭机——让剧本「活」起来</w:t>
       </w:r>
     </w:p>
     <w:p>
@@ -621,8 +660,11 @@
           <w:rFonts w:ascii="微软雅黑" w:hAnsi="微软雅黑" w:eastAsia="微软雅黑"/>
           <w:b w:val="0"/>
           <w:i w:val="0"/>
+          <w:sz w:val="24"/>
         </w:rPr>
-        <w:t>AI 时空穿梭机是一个基于生成式AI的「人生剧本可视化引擎」，包含两大核心功能：</w:t>
+        <w:t>我们提出「AI 时空穿梭机」方案：</w:t>
+        <w:br/>
+        <w:t>在会员书写完人生剧本的那一刻起，AI 接管后续体验，为每一段剧本内容提供五大AI能力加持。</w:t>
       </w:r>
     </w:p>
     <w:p/>
@@ -636,24 +678,89 @@
           <w:b/>
           <w:i w:val="0"/>
           <w:color w:val="003366"/>
-          <w:sz w:val="28"/>
+          <w:sz w:val="26"/>
         </w:rPr>
-        <w:t>Part 1：生成式电影级人生预演</w:t>
+        <w:t>现有流程 vs 升级后流程</w:t>
       </w:r>
     </w:p>
-    <w:p>
-      <w:pPr>
-        <w:spacing w:after="120"/>
-      </w:pPr>
-      <w:r>
-        <w:rPr>
-          <w:rFonts w:ascii="微软雅黑" w:hAnsi="微软雅黑" w:eastAsia="微软雅黑"/>
-          <w:b w:val="0"/>
-          <w:i w:val="0"/>
-        </w:rPr>
-        <w:t>将用户书写的人生剧本（文字），实时转化为超写实、电影级的个人传记短片。用户上传自己的照片生成 AI 数字分身，在 AI 生成的未来场景中「亲眼看到」自己梦想成真的样子。</w:t>
-      </w:r>
-    </w:p>
+    <w:tbl>
+      <w:tblPr>
+        <w:tblStyle w:val="LightShading-Accent1"/>
+        <w:tblW w:type="auto" w:w="0"/>
+        <w:jc w:val="center"/>
+        <w:tblLook w:firstColumn="1" w:firstRow="1" w:lastColumn="0" w:lastRow="0" w:noHBand="0" w:noVBand="1" w:val="04A0"/>
+      </w:tblPr>
+      <w:tblGrid>
+        <w:gridCol w:w="4533"/>
+        <w:gridCol w:w="4533"/>
+      </w:tblGrid>
+      <w:tr>
+        <w:tc>
+          <w:tcPr>
+            <w:tcW w:type="dxa" w:w="4533"/>
+          </w:tcPr>
+          <w:p>
+            <w:r>
+              <w:t>现状</w:t>
+            </w:r>
+          </w:p>
+        </w:tc>
+        <w:tc>
+          <w:tcPr>
+            <w:tcW w:type="dxa" w:w="4533"/>
+          </w:tcPr>
+          <w:p>
+            <w:r>
+              <w:t>AI 时空穿梭机升级后</w:t>
+            </w:r>
+          </w:p>
+        </w:tc>
+      </w:tr>
+      <w:tr>
+        <w:tc>
+          <w:tcPr>
+            <w:tcW w:type="dxa" w:w="4533"/>
+          </w:tcPr>
+          <w:p>
+            <w:r>
+              <w:t>书写剧本 → 雷达图 → 结束</w:t>
+            </w:r>
+          </w:p>
+        </w:tc>
+        <w:tc>
+          <w:tcPr>
+            <w:tcW w:type="dxa" w:w="4533"/>
+          </w:tcPr>
+          <w:p>
+            <w:r>
+              <w:t>书写剧本 → AI 即时响应 → 持续陪伴 → 目标达成</w:t>
+            </w:r>
+          </w:p>
+        </w:tc>
+      </w:tr>
+      <w:tr>
+        <w:tc>
+          <w:tcPr>
+            <w:tcW w:type="dxa" w:w="4533"/>
+          </w:tcPr>
+          <w:p>
+            <w:r>
+              <w:t>一次性体验，看完就走</w:t>
+            </w:r>
+          </w:p>
+        </w:tc>
+        <w:tc>
+          <w:tcPr>
+            <w:tcW w:type="dxa" w:w="4533"/>
+          </w:tcPr>
+          <w:p>
+            <w:r>
+              <w:t>剧本成为「活」的人生操作系统，每天都在运转</w:t>
+            </w:r>
+          </w:p>
+        </w:tc>
+      </w:tr>
+    </w:tbl>
     <w:p/>
     <w:p>
       <w:pPr>
@@ -665,11 +772,217 @@
           <w:b/>
           <w:i w:val="0"/>
           <w:color w:val="003366"/>
-          <w:sz w:val="28"/>
+          <w:sz w:val="24"/>
         </w:rPr>
-        <w:t>Part 2：AI 巅峰颁奖典礼</w:t>
+        <w:t>五大 AI 能力总览：</w:t>
       </w:r>
     </w:p>
+    <w:tbl>
+      <w:tblPr>
+        <w:tblStyle w:val="LightShading-Accent1"/>
+        <w:tblW w:type="auto" w:w="0"/>
+        <w:jc w:val="center"/>
+        <w:tblLook w:firstColumn="1" w:firstRow="1" w:lastColumn="0" w:lastRow="0" w:noHBand="0" w:noVBand="1" w:val="04A0"/>
+      </w:tblPr>
+      <w:tblGrid>
+        <w:gridCol w:w="3022"/>
+        <w:gridCol w:w="3022"/>
+        <w:gridCol w:w="3022"/>
+      </w:tblGrid>
+      <w:tr>
+        <w:tc>
+          <w:tcPr>
+            <w:tcW w:type="dxa" w:w="3022"/>
+          </w:tcPr>
+          <w:p>
+            <w:r>
+              <w:t>AI 能力</w:t>
+            </w:r>
+          </w:p>
+        </w:tc>
+        <w:tc>
+          <w:tcPr>
+            <w:tcW w:type="dxa" w:w="3022"/>
+          </w:tcPr>
+          <w:p>
+            <w:r>
+              <w:t>一句话说明</w:t>
+            </w:r>
+          </w:p>
+        </w:tc>
+        <w:tc>
+          <w:tcPr>
+            <w:tcW w:type="dxa" w:w="3022"/>
+          </w:tcPr>
+          <w:p>
+            <w:r>
+              <w:t>用户感受</w:t>
+            </w:r>
+          </w:p>
+        </w:tc>
+      </w:tr>
+      <w:tr>
+        <w:tc>
+          <w:tcPr>
+            <w:tcW w:type="dxa" w:w="3022"/>
+          </w:tcPr>
+          <w:p>
+            <w:r>
+              <w:t>1. 梦想电影生成</w:t>
+            </w:r>
+          </w:p>
+        </w:tc>
+        <w:tc>
+          <w:tcPr>
+            <w:tcW w:type="dxa" w:w="3022"/>
+          </w:tcPr>
+          <w:p>
+            <w:r>
+              <w:t>把文字剧本变成你主演的电影</w:t>
+            </w:r>
+          </w:p>
+        </w:tc>
+        <w:tc>
+          <w:tcPr>
+            <w:tcW w:type="dxa" w:w="3022"/>
+          </w:tcPr>
+          <w:p>
+            <w:r>
+              <w:t>「天呐，我看见未来的自己了！」</w:t>
+            </w:r>
+          </w:p>
+        </w:tc>
+      </w:tr>
+      <w:tr>
+        <w:tc>
+          <w:tcPr>
+            <w:tcW w:type="dxa" w:w="3022"/>
+          </w:tcPr>
+          <w:p>
+            <w:r>
+              <w:t>2. AI 智能教练</w:t>
+            </w:r>
+          </w:p>
+        </w:tc>
+        <w:tc>
+          <w:tcPr>
+            <w:tcW w:type="dxa" w:w="3022"/>
+          </w:tcPr>
+          <w:p>
+            <w:r>
+              <w:t>把剧本变成每天的行动计划</w:t>
+            </w:r>
+          </w:p>
+        </w:tc>
+        <w:tc>
+          <w:tcPr>
+            <w:tcW w:type="dxa" w:w="3022"/>
+          </w:tcPr>
+          <w:p>
+            <w:r>
+              <w:t>「原来我每天该做这些事！」</w:t>
+            </w:r>
+          </w:p>
+        </w:tc>
+      </w:tr>
+      <w:tr>
+        <w:tc>
+          <w:tcPr>
+            <w:tcW w:type="dxa" w:w="3022"/>
+          </w:tcPr>
+          <w:p>
+            <w:r>
+              <w:t>3. 梦想进度追踪</w:t>
+            </w:r>
+          </w:p>
+        </w:tc>
+        <w:tc>
+          <w:tcPr>
+            <w:tcW w:type="dxa" w:w="3022"/>
+          </w:tcPr>
+          <w:p>
+            <w:r>
+              <w:t>把目标变成可量化的旅程</w:t>
+            </w:r>
+          </w:p>
+        </w:tc>
+        <w:tc>
+          <w:tcPr>
+            <w:tcW w:type="dxa" w:w="3022"/>
+          </w:tcPr>
+          <w:p>
+            <w:r>
+              <w:t>「我离梦想还有 37% 的距离」</w:t>
+            </w:r>
+          </w:p>
+        </w:tc>
+      </w:tr>
+      <w:tr>
+        <w:tc>
+          <w:tcPr>
+            <w:tcW w:type="dxa" w:w="3022"/>
+          </w:tcPr>
+          <w:p>
+            <w:r>
+              <w:t>4. AI 颁奖典礼</w:t>
+            </w:r>
+          </w:p>
+        </w:tc>
+        <w:tc>
+          <w:tcPr>
+            <w:tcW w:type="dxa" w:w="3022"/>
+          </w:tcPr>
+          <w:p>
+            <w:r>
+              <w:t>把成就变成人生高光时刻</w:t>
+            </w:r>
+          </w:p>
+        </w:tc>
+        <w:tc>
+          <w:tcPr>
+            <w:tcW w:type="dxa" w:w="3022"/>
+          </w:tcPr>
+          <w:p>
+            <w:r>
+              <w:t>「这就是我站在巅峰的样子！」</w:t>
+            </w:r>
+          </w:p>
+        </w:tc>
+      </w:tr>
+      <w:tr>
+        <w:tc>
+          <w:tcPr>
+            <w:tcW w:type="dxa" w:w="3022"/>
+          </w:tcPr>
+          <w:p>
+            <w:r>
+              <w:t>5. 剧本社交</w:t>
+            </w:r>
+          </w:p>
+        </w:tc>
+        <w:tc>
+          <w:tcPr>
+            <w:tcW w:type="dxa" w:w="3022"/>
+          </w:tcPr>
+          <w:p>
+            <w:r>
+              <w:t>把个人梦想变成群体共振</w:t>
+            </w:r>
+          </w:p>
+        </w:tc>
+        <w:tc>
+          <w:tcPr>
+            <w:tcW w:type="dxa" w:w="3022"/>
+          </w:tcPr>
+          <w:p>
+            <w:r>
+              <w:t>「原来有人跟我一样的梦想！」</w:t>
+            </w:r>
+          </w:p>
+        </w:tc>
+      </w:tr>
+    </w:tbl>
+    <w:p/>
     <w:p>
       <w:pPr>
         <w:spacing w:after="120"/>
@@ -678,80 +991,10 @@
         <w:rPr>
           <w:rFonts w:ascii="微软雅黑" w:hAnsi="微软雅黑" w:eastAsia="微软雅黑"/>
           <w:b w:val="0"/>
-          <w:i w:val="0"/>
+          <w:i/>
+          <w:color w:val="646464"/>
         </w:rPr>
-        <w:t>当用户在人生剧本中写下事业目标（如达成某个经销商级别），或者在现实中真正达成晋级时，AI 自动生成一场专属于他的「好莱坞级颁奖典礼」全流程电影——从红毯入场、豪车抵达、会长迎接、舞台致辞到烟花庆祝，每一帧都以他本人的数字分身出演，每一个细节都量身定制。</w:t>
-      </w:r>
-    </w:p>
-    <w:p/>
-    <w:p>
-      <w:pPr>
-        <w:spacing w:after="120"/>
-      </w:pPr>
-      <w:r>
-        <w:rPr>
-          <w:rFonts w:ascii="微软雅黑" w:hAnsi="微软雅黑" w:eastAsia="微软雅黑"/>
-          <w:b/>
-          <w:i w:val="0"/>
-        </w:rPr>
-        <w:t>两个部分相互配合：</w:t>
-      </w:r>
-    </w:p>
-    <w:p>
-      <w:pPr>
-        <w:pStyle w:val="ListBullet"/>
-      </w:pPr>
-      <w:r>
-        <w:rPr>
-          <w:rFonts w:ascii="微软雅黑" w:hAnsi="微软雅黑" w:eastAsia="微软雅黑"/>
-          <w:b/>
-        </w:rPr>
-        <w:t xml:space="preserve">预演 → </w:t>
-      </w:r>
-      <w:r>
-        <w:rPr>
-          <w:rFonts w:ascii="微软雅黑" w:hAnsi="微软雅黑" w:eastAsia="微软雅黑"/>
-          <w:sz w:val="22"/>
-        </w:rPr>
-        <w:t>「人生预演」让用户看见梦想中的日常生活</w:t>
-      </w:r>
-    </w:p>
-    <w:p>
-      <w:pPr>
-        <w:pStyle w:val="ListBullet"/>
-      </w:pPr>
-      <w:r>
-        <w:rPr>
-          <w:rFonts w:ascii="微软雅黑" w:hAnsi="微软雅黑" w:eastAsia="微软雅黑"/>
-          <w:b/>
-        </w:rPr>
-        <w:t xml:space="preserve">典礼 → </w:t>
-      </w:r>
-      <w:r>
-        <w:rPr>
-          <w:rFonts w:ascii="微软雅黑" w:hAnsi="微软雅黑" w:eastAsia="微软雅黑"/>
-          <w:sz w:val="22"/>
-        </w:rPr>
-        <w:t>「颁奖典礼」让用户提前感受事业巅峰的荣耀时刻</w:t>
-      </w:r>
-    </w:p>
-    <w:p>
-      <w:pPr>
-        <w:pStyle w:val="ListBullet"/>
-      </w:pPr>
-      <w:r>
-        <w:rPr>
-          <w:rFonts w:ascii="微软雅黑" w:hAnsi="微软雅黑" w:eastAsia="微软雅黑"/>
-          <w:b/>
-        </w:rPr>
-        <w:t xml:space="preserve">闭环 → </w:t>
-      </w:r>
-      <w:r>
-        <w:rPr>
-          <w:rFonts w:ascii="微软雅黑" w:hAnsi="微软雅黑" w:eastAsia="微软雅黑"/>
-          <w:sz w:val="22"/>
-        </w:rPr>
-        <w:t>两者叠加，从「生活之美」到「事业之巅」，构成完整的人生剧本视觉化体验闭环</w:t>
+        <w:t>以下逐一展开每个AI能力的详细设计。</w:t>
       </w:r>
     </w:p>
     <w:p>
@@ -768,7 +1011,21 @@
           <w:rFonts w:ascii="微软雅黑" w:hAnsi="微软雅黑" w:eastAsia="微软雅黑"/>
           <w:color w:val="003366"/>
         </w:rPr>
-        <w:t>三、创意详解 Part 1 —— 生成式电影级人生预演</w:t>
+        <w:t>三、AI 能力 1：梦想电影生成——把文字变成你主演的电影</w:t>
+      </w:r>
+    </w:p>
+    <w:p>
+      <w:pPr>
+        <w:spacing w:after="120"/>
+      </w:pPr>
+      <w:r>
+        <w:rPr>
+          <w:rFonts w:ascii="微软雅黑" w:hAnsi="微软雅黑" w:eastAsia="微软雅黑"/>
+          <w:b/>
+          <w:i w:val="0"/>
+          <w:color w:val="006699"/>
+        </w:rPr>
+        <w:t>触发时机：会员书写完任意一个维度的剧本后，点击「生成我的梦想电影」按钮。</w:t>
       </w:r>
     </w:p>
     <w:p>
@@ -780,7 +1037,7 @@
           <w:rFonts w:ascii="微软雅黑" w:hAnsi="微软雅黑" w:eastAsia="微软雅黑"/>
           <w:color w:val="006699"/>
         </w:rPr>
-        <w:t>3.1 「未来的我」AI 数字分身</w:t>
+        <w:t>3.1 核心机制</w:t>
       </w:r>
     </w:p>
     <w:p>
@@ -793,7 +1050,19 @@
           <w:b w:val="0"/>
           <w:i w:val="0"/>
         </w:rPr>
-        <w:t>这是整个系统的基石。每位用户上传个人照片后，AI 将生成高度逼真的数字分身，并能在不同年龄、不同场景中自然呈现。</w:t>
+        <w:t>会员上传一张个人照片，AI 生成其「数字分身」。然后将剧本中的文字描述转化为一段 30-60 秒的 4K 电影级短片，数字分身在 AI 生成的未来场景中真实「出演」。</w:t>
+      </w:r>
+    </w:p>
+    <w:p>
+      <w:pPr>
+        <w:pStyle w:val="Heading2"/>
+      </w:pPr>
+      <w:r>
+        <w:rPr>
+          <w:rFonts w:ascii="微软雅黑" w:hAnsi="微软雅黑" w:eastAsia="微软雅黑"/>
+          <w:color w:val="006699"/>
+        </w:rPr>
+        <w:t>3.2 各维度生成示例</w:t>
       </w:r>
     </w:p>
     <w:p>
@@ -805,82 +1074,9 @@
           <w:rFonts w:ascii="微软雅黑" w:hAnsi="微软雅黑" w:eastAsia="微软雅黑"/>
           <w:b/>
           <w:i w:val="0"/>
+          <w:color w:val="003366"/>
         </w:rPr>
-        <w:t>核心技术亮点：</w:t>
-      </w:r>
-    </w:p>
-    <w:p>
-      <w:pPr>
-        <w:pStyle w:val="ListBullet"/>
-      </w:pPr>
-      <w:r>
-        <w:rPr>
-          <w:rFonts w:ascii="微软雅黑" w:hAnsi="微软雅黑" w:eastAsia="微软雅黑"/>
-          <w:sz w:val="22"/>
-        </w:rPr>
-        <w:t>面部建模：基于单张照片生成3D面部模型，保留个人五官特征、肤质、表情习惯</w:t>
-      </w:r>
-    </w:p>
-    <w:p>
-      <w:pPr>
-        <w:pStyle w:val="ListBullet"/>
-      </w:pPr>
-      <w:r>
-        <w:rPr>
-          <w:rFonts w:ascii="微软雅黑" w:hAnsi="微软雅黑" w:eastAsia="微软雅黑"/>
-          <w:sz w:val="22"/>
-        </w:rPr>
-        <w:t>年龄渐变：AI 模拟自然衰老/年轻化过程——写5年后的剧本，出现的是5年后的你；写20年后的，是20年后优雅成熟的你</w:t>
-      </w:r>
-    </w:p>
-    <w:p>
-      <w:pPr>
-        <w:pStyle w:val="ListBullet"/>
-      </w:pPr>
-      <w:r>
-        <w:rPr>
-          <w:rFonts w:ascii="微软雅黑" w:hAnsi="微软雅黑" w:eastAsia="微软雅黑"/>
-          <w:sz w:val="22"/>
-        </w:rPr>
-        <w:t>表情与情感：数字分身能做出自然的微笑、惊喜、感动等表情，而非僵硬的AI脸</w:t>
-      </w:r>
-    </w:p>
-    <w:p>
-      <w:pPr>
-        <w:pStyle w:val="ListBullet"/>
-      </w:pPr>
-      <w:r>
-        <w:rPr>
-          <w:rFonts w:ascii="微软雅黑" w:hAnsi="微软雅黑" w:eastAsia="微软雅黑"/>
-          <w:sz w:val="22"/>
-        </w:rPr>
-        <w:t>服装与造型：根据场景自动匹配着装——写海边度假，穿休闲装；写颁奖典礼，穿高定礼服或西装</w:t>
-      </w:r>
-    </w:p>
-    <w:p>
-      <w:pPr>
-        <w:pStyle w:val="ListBullet"/>
-      </w:pPr>
-      <w:r>
-        <w:rPr>
-          <w:rFonts w:ascii="微软雅黑" w:hAnsi="微软雅黑" w:eastAsia="微软雅黑"/>
-          <w:sz w:val="22"/>
-        </w:rPr>
-        <w:t>家人分身：用户可以为家人也创建数字分身，在家庭梦想场景中同框出镜</w:t>
-      </w:r>
-    </w:p>
-    <w:p>
-      <w:pPr>
-        <w:spacing w:after="120"/>
-      </w:pPr>
-      <w:r>
-        <w:rPr>
-          <w:rFonts w:ascii="微软雅黑" w:hAnsi="微软雅黑" w:eastAsia="微软雅黑"/>
-          <w:b/>
-          <w:i w:val="0"/>
-          <w:color w:val="006600"/>
-        </w:rPr>
-        <w:t>为什么这很重要？</w:t>
+        <w:t>【家庭维度】妻子/丈夫</w:t>
       </w:r>
     </w:p>
     <w:p>
@@ -894,12 +1090,231 @@
           <w:i/>
           <w:color w:val="505050"/>
         </w:rPr>
-        <w:t>心理学研究表明，当人们看到「未来的自己」的逼真形象时，大脑会将其视为真实记忆的一部分。这种「虚拟记忆植入」效应会显著增强人对长期目标的承诺感和行动力。这不是鸡汤，是神经科学。</w:t>
+        <w:t>剧本写：「十周年纪念日，带她去马尔代夫，在水上别墅看日落。」</w:t>
+        <w:br/>
+        <w:t>→ AI 生成：傍晚的马尔代夫水上别墅，金色夕阳洒在碧蓝海面上。你和爱人的数字分身并肩坐在露台上，脚轻轻触碰海水，她靠在你肩上微笑。远处海豚跃出水面，背景音乐是轻柔的钢琴曲。</w:t>
+      </w:r>
+    </w:p>
+    <w:p/>
+    <w:p>
+      <w:pPr>
+        <w:spacing w:after="120"/>
+      </w:pPr>
+      <w:r>
+        <w:rPr>
+          <w:rFonts w:ascii="微软雅黑" w:hAnsi="微软雅黑" w:eastAsia="微软雅黑"/>
+          <w:b/>
+          <w:i w:val="0"/>
+          <w:color w:val="003366"/>
+        </w:rPr>
+        <w:t>【家庭维度】子女</w:t>
       </w:r>
     </w:p>
     <w:p>
       <w:pPr>
-        <w:spacing w:before="120" w:after="120"/>
+        <w:spacing w:after="120"/>
+      </w:pPr>
+      <w:r>
+        <w:rPr>
+          <w:rFonts w:ascii="微软雅黑" w:hAnsi="微软雅黑" w:eastAsia="微软雅黑"/>
+          <w:b w:val="0"/>
+          <w:i/>
+          <w:color w:val="505050"/>
+        </w:rPr>
+        <w:t>剧本写：「女儿考上理想的大学，送她去学校报到。」</w:t>
+        <w:br/>
+        <w:t>→ AI 生成：秋天的大学校园，银杏叶金黄。你帮女儿提着行李箱走在林荫道上，她兴奋地回头跟你说着什么。到了宿舍门口，你拍拍她的肩膀，她跑进去又折返回来给了你一个拥抱。你转身走的时候偷偷抹了下眼角。</w:t>
+      </w:r>
+    </w:p>
+    <w:p/>
+    <w:p>
+      <w:pPr>
+        <w:spacing w:after="120"/>
+      </w:pPr>
+      <w:r>
+        <w:rPr>
+          <w:rFonts w:ascii="微软雅黑" w:hAnsi="微软雅黑" w:eastAsia="微软雅黑"/>
+          <w:b/>
+          <w:i w:val="0"/>
+          <w:color w:val="003366"/>
+        </w:rPr>
+        <w:t>【家庭维度】父母</w:t>
+      </w:r>
+    </w:p>
+    <w:p>
+      <w:pPr>
+        <w:spacing w:after="120"/>
+      </w:pPr>
+      <w:r>
+        <w:rPr>
+          <w:rFonts w:ascii="微软雅黑" w:hAnsi="微软雅黑" w:eastAsia="微软雅黑"/>
+          <w:b w:val="0"/>
+          <w:i/>
+          <w:color w:val="505050"/>
+        </w:rPr>
+        <w:t>剧本写：「给爸妈在老家盖一栋新房子，院子里种满妈妈喜欢的花。」</w:t>
+        <w:br/>
+        <w:t>→ AI 生成：一栋崭新的二层小楼，院子里鲜花盛开。妈妈系着围裙在花丛中浇水，爸爸坐在廊下的摇椅上喝茶。你开车回到门口，妈妈放下水壶迎上来。一家人坐在院子里吃晚饭，桌上摆满了菜，夕阳把所有人的影子拉得很长很长。</w:t>
+      </w:r>
+    </w:p>
+    <w:p/>
+    <w:p>
+      <w:pPr>
+        <w:spacing w:after="120"/>
+      </w:pPr>
+      <w:r>
+        <w:rPr>
+          <w:rFonts w:ascii="微软雅黑" w:hAnsi="微软雅黑" w:eastAsia="微软雅黑"/>
+          <w:b/>
+          <w:i w:val="0"/>
+          <w:color w:val="003366"/>
+        </w:rPr>
+        <w:t>【财务维度】车</w:t>
+      </w:r>
+    </w:p>
+    <w:p>
+      <w:pPr>
+        <w:spacing w:after="120"/>
+      </w:pPr>
+      <w:r>
+        <w:rPr>
+          <w:rFonts w:ascii="微软雅黑" w:hAnsi="微软雅黑" w:eastAsia="微软雅黑"/>
+          <w:b w:val="0"/>
+          <w:i/>
+          <w:color w:val="505050"/>
+        </w:rPr>
+        <w:t>剧本写：「买一辆宝马X5，周末带全家自驾游。」</w:t>
+        <w:br/>
+        <w:t>→ AI 生成：一辆深蓝色宝马X5停在山间公路的观景台旁。你打开车门走出来伸个懒腰，远处是壮丽的山谷云海。孩子从后座蹦出来欢呼，爱人拿出保温杯递给你。一家人靠着车头，背后是无限风景。</w:t>
+      </w:r>
+    </w:p>
+    <w:p/>
+    <w:p>
+      <w:pPr>
+        <w:spacing w:after="120"/>
+      </w:pPr>
+      <w:r>
+        <w:rPr>
+          <w:rFonts w:ascii="微软雅黑" w:hAnsi="微软雅黑" w:eastAsia="微软雅黑"/>
+          <w:b/>
+          <w:i w:val="0"/>
+          <w:color w:val="003366"/>
+        </w:rPr>
+        <w:t>【财务维度】房子</w:t>
+      </w:r>
+    </w:p>
+    <w:p>
+      <w:pPr>
+        <w:spacing w:after="120"/>
+      </w:pPr>
+      <w:r>
+        <w:rPr>
+          <w:rFonts w:ascii="微软雅黑" w:hAnsi="微软雅黑" w:eastAsia="微软雅黑"/>
+          <w:b w:val="0"/>
+          <w:i/>
+          <w:color w:val="505050"/>
+        </w:rPr>
+        <w:t>剧本写：「在城市里买一套大平层，有落地窗可以看江景。」</w:t>
+        <w:br/>
+        <w:t>→ AI 生成：清晨，阳光透过巨大的落地窗洒进客厅。你端着咖啡站在窗前，俯瞰蜿蜒的江面和城市天际线。身后是温馨的家——书架、绿植、孩子的玩具。镜头缓缓后退，这个家每一个角落都写满了幸福。</w:t>
+      </w:r>
+    </w:p>
+    <w:p/>
+    <w:p>
+      <w:pPr>
+        <w:spacing w:after="120"/>
+      </w:pPr>
+      <w:r>
+        <w:rPr>
+          <w:rFonts w:ascii="微软雅黑" w:hAnsi="微软雅黑" w:eastAsia="微软雅黑"/>
+          <w:b/>
+          <w:i w:val="0"/>
+          <w:color w:val="003366"/>
+        </w:rPr>
+        <w:t>【个人发展】旅行</w:t>
+      </w:r>
+    </w:p>
+    <w:p>
+      <w:pPr>
+        <w:spacing w:after="120"/>
+      </w:pPr>
+      <w:r>
+        <w:rPr>
+          <w:rFonts w:ascii="微软雅黑" w:hAnsi="微软雅黑" w:eastAsia="微软雅黑"/>
+          <w:b w:val="0"/>
+          <w:i/>
+          <w:color w:val="505050"/>
+        </w:rPr>
+        <w:t>剧本写：「和闺蜜一起去冰岛看极光。」</w:t>
+        <w:br/>
+        <w:t>→ AI 生成：冰岛的冬夜，漫天极光如绿色的丝带在天空中飘舞。你和朋友的数字分身裹着羽绒服站在雪地里，仰头惊叹。她拉着你的手兴奋地跳起来，两个人在极光下笑得像孩子。</w:t>
+      </w:r>
+    </w:p>
+    <w:p/>
+    <w:p>
+      <w:pPr>
+        <w:spacing w:after="120"/>
+      </w:pPr>
+      <w:r>
+        <w:rPr>
+          <w:rFonts w:ascii="微软雅黑" w:hAnsi="微软雅黑" w:eastAsia="微软雅黑"/>
+          <w:b/>
+          <w:i w:val="0"/>
+          <w:color w:val="003366"/>
+        </w:rPr>
+        <w:t>【社会责任】教育捐助</w:t>
+      </w:r>
+    </w:p>
+    <w:p>
+      <w:pPr>
+        <w:spacing w:after="120"/>
+      </w:pPr>
+      <w:r>
+        <w:rPr>
+          <w:rFonts w:ascii="微软雅黑" w:hAnsi="微软雅黑" w:eastAsia="微软雅黑"/>
+          <w:b w:val="0"/>
+          <w:i/>
+          <w:color w:val="505050"/>
+        </w:rPr>
+        <w:t>剧本写：「资助10个山区孩子完成学业。」</w:t>
+        <w:br/>
+        <w:t>→ AI 生成：一间明亮的山区教室，孩子们坐在崭新的课桌前认真听课。墙上贴着你捐赠的校名牌匾。画面切换到毕业典礼，那些孩子穿着学士服笑着向镜头挥手，手里举着「感谢有您」的牌子。你站在人群后面，安静地微笑着。</w:t>
+      </w:r>
+    </w:p>
+    <w:p/>
+    <w:p>
+      <w:pPr>
+        <w:spacing w:after="120"/>
+      </w:pPr>
+      <w:r>
+        <w:rPr>
+          <w:rFonts w:ascii="微软雅黑" w:hAnsi="微软雅黑" w:eastAsia="微软雅黑"/>
+          <w:b/>
+          <w:i w:val="0"/>
+          <w:color w:val="003366"/>
+        </w:rPr>
+        <w:t>【个人发展】事业</w:t>
+      </w:r>
+    </w:p>
+    <w:p>
+      <w:pPr>
+        <w:spacing w:after="120"/>
+      </w:pPr>
+      <w:r>
+        <w:rPr>
+          <w:rFonts w:ascii="微软雅黑" w:hAnsi="微软雅黑" w:eastAsia="微软雅黑"/>
+          <w:b w:val="0"/>
+          <w:i/>
+          <w:color w:val="505050"/>
+        </w:rPr>
+        <w:t>剧本写：「三年内达成首席总监。」</w:t>
+        <w:br/>
+        <w:t>→ AI 触发「颁奖典礼」特殊模式（见第六章详解），生成一场完整的颁奖盛典电影。</w:t>
+      </w:r>
+    </w:p>
+    <w:p>
+      <w:pPr>
+        <w:spacing w:before="80" w:after="80"/>
         <w:jc w:val="center"/>
       </w:pPr>
       <w:r>
@@ -919,7 +1334,7 @@
           <w:rFonts w:ascii="微软雅黑" w:hAnsi="微软雅黑" w:eastAsia="微软雅黑"/>
           <w:color w:val="006699"/>
         </w:rPr>
-        <w:t>3.2 沉浸式梦想电影生成</w:t>
+        <w:t>3.3 关键设计：命运分岔路</w:t>
       </w:r>
     </w:p>
     <w:p>
@@ -932,7 +1347,7 @@
           <w:b w:val="0"/>
           <w:i w:val="0"/>
         </w:rPr>
-        <w:t>用户只需用文字描述剧本场景，AI 自动生成电影级的短片。</w:t>
+        <w:t>在任意维度的梦想电影生成后，用户可选择生成「双时间线对比版」——</w:t>
       </w:r>
     </w:p>
     <w:p>
@@ -942,82 +1357,10 @@
       <w:r>
         <w:rPr>
           <w:rFonts w:ascii="微软雅黑" w:hAnsi="微软雅黑" w:eastAsia="微软雅黑"/>
-          <w:b/>
+          <w:b w:val="0"/>
           <w:i w:val="0"/>
         </w:rPr>
-        <w:t>生成能力：</w:t>
-      </w:r>
-    </w:p>
-    <w:p>
-      <w:pPr>
-        <w:pStyle w:val="ListBullet"/>
-      </w:pPr>
-      <w:r>
-        <w:rPr>
-          <w:rFonts w:ascii="微软雅黑" w:hAnsi="微软雅黑" w:eastAsia="微软雅黑"/>
-          <w:sz w:val="22"/>
-        </w:rPr>
-        <w:t>输入一段话（50-200字），输出一段30-90秒的4K短片</w:t>
-      </w:r>
-    </w:p>
-    <w:p>
-      <w:pPr>
-        <w:pStyle w:val="ListBullet"/>
-      </w:pPr>
-      <w:r>
-        <w:rPr>
-          <w:rFonts w:ascii="微软雅黑" w:hAnsi="微软雅黑" w:eastAsia="微软雅黑"/>
-          <w:sz w:val="22"/>
-        </w:rPr>
-        <w:t>电影级画质：光影、景深、色调均达到专业影视水准</w:t>
-      </w:r>
-    </w:p>
-    <w:p>
-      <w:pPr>
-        <w:pStyle w:val="ListBullet"/>
-      </w:pPr>
-      <w:r>
-        <w:rPr>
-          <w:rFonts w:ascii="微软雅黑" w:hAnsi="微软雅黑" w:eastAsia="微软雅黑"/>
-          <w:sz w:val="22"/>
-        </w:rPr>
-        <w:t>智能配乐：AI 根据场景情绪自动匹配背景音乐（温馨、激昂、浪漫等）</w:t>
-      </w:r>
-    </w:p>
-    <w:p>
-      <w:pPr>
-        <w:pStyle w:val="ListBullet"/>
-      </w:pPr>
-      <w:r>
-        <w:rPr>
-          <w:rFonts w:ascii="微软雅黑" w:hAnsi="微软雅黑" w:eastAsia="微软雅黑"/>
-          <w:sz w:val="22"/>
-        </w:rPr>
-        <w:t>环境音效：海浪声、鸟鸣声、城市街声、欢呼声等环境音效自动叠加</w:t>
-      </w:r>
-    </w:p>
-    <w:p>
-      <w:pPr>
-        <w:pStyle w:val="ListBullet"/>
-      </w:pPr>
-      <w:r>
-        <w:rPr>
-          <w:rFonts w:ascii="微软雅黑" w:hAnsi="微软雅黑" w:eastAsia="微软雅黑"/>
-          <w:sz w:val="22"/>
-        </w:rPr>
-        <w:t>旁白生成：可选择AI语音旁白或用户自己录制旁白覆盖</w:t>
-      </w:r>
-    </w:p>
-    <w:p>
-      <w:pPr>
-        <w:pStyle w:val="ListBullet"/>
-      </w:pPr>
-      <w:r>
-        <w:rPr>
-          <w:rFonts w:ascii="微软雅黑" w:hAnsi="微软雅黑" w:eastAsia="微软雅黑"/>
-          <w:sz w:val="22"/>
-        </w:rPr>
-        <w:t>多角度镜头：AI 自动设计运镜（航拍、特写、跟拍、慢动作等），如同真人导演拍摄</w:t>
+        <w:t>分屏同时展示「坚持之后的你」和「放弃之后的你」：</w:t>
       </w:r>
     </w:p>
     <w:p>
@@ -1031,7 +1374,7 @@
           <w:i w:val="0"/>
           <w:color w:val="006600"/>
         </w:rPr>
-        <w:t>场景示例 1 —— 梦想之家：</w:t>
+        <w:t>例：健康维度</w:t>
       </w:r>
     </w:p>
     <w:p>
@@ -1045,54 +1388,16 @@
           <w:i/>
           <w:color w:val="505050"/>
         </w:rPr>
-        <w:t>用户写：「五年后，我住在一栋带花园的大房子里，周末在院子里烧烤，孩子在草坪上跑。」</w:t>
+        <w:t>左屏（坚持）：你在晨光中慢跑，身材健康，精神饱满，陪孩子踢球。</w:t>
+        <w:br/>
+        <w:t>右屏（放弃）：你窝在沙发上刷手机，体检报告上亮了三个红灯。</w:t>
         <w:br/>
         <w:br/>
-        <w:t>→ AI 生成画面：阳光洒满一片翠绿的后院，烧烤架上肉在滋滋作响，用户的数字分身翻着牛排，微微笑着抬头。两个孩子的数字分身在草坪上追逐嬉闹，远处的落地窗里能看到温馨的客厅。镜头缓缓拉远，一栋漂亮的二层小楼完整地呈现在画面中。背景音乐温暖而幸福，远处传来邻居割草机的声音和孩子的笑声。</w:t>
-      </w:r>
-    </w:p>
-    <w:p>
-      <w:pPr>
-        <w:spacing w:after="120"/>
-      </w:pPr>
-      <w:r>
-        <w:rPr>
-          <w:rFonts w:ascii="微软雅黑" w:hAnsi="微软雅黑" w:eastAsia="微软雅黑"/>
-          <w:b/>
-          <w:i w:val="0"/>
-          <w:color w:val="006600"/>
-        </w:rPr>
-        <w:t>场景示例 2 —— 环球旅行：</w:t>
-      </w:r>
-    </w:p>
-    <w:p>
-      <w:pPr>
-        <w:spacing w:after="120"/>
-      </w:pPr>
-      <w:r>
-        <w:rPr>
-          <w:rFonts w:ascii="微软雅黑" w:hAnsi="微软雅黑" w:eastAsia="微软雅黑"/>
-          <w:b w:val="0"/>
-          <w:i/>
-          <w:color w:val="505050"/>
-        </w:rPr>
-        <w:t>用户写：「明年带父母去巴黎，在埃菲尔铁塔下合影，吃一顿法餐。」</w:t>
+        <w:t>例：事业维度</w:t>
         <w:br/>
+        <w:t>左屏（坚持）：你站在艾多美颁奖舞台上，灯光汇聚，全场掌声。</w:t>
         <w:br/>
-        <w:t>→ AI 生成画面：塞纳河畔的黄昏，金色的光芒笼罩着埃菲尔铁塔。用户和父母的数字分身站在铁塔观景台上，风轻轻吹动母亲的发丝。画面切换到一间温暖的法式餐厅，三人相视而笑，桌上摆着精致的法餐和红酒。远处手风琴的旋律悠扬飘来……</w:t>
-      </w:r>
-    </w:p>
-    <w:p>
-      <w:pPr>
-        <w:spacing w:before="120" w:after="120"/>
-        <w:jc w:val="center"/>
-      </w:pPr>
-      <w:r>
-        <w:rPr>
-          <w:color w:val="C8C8C8"/>
-          <w:sz w:val="16"/>
-        </w:rPr>
-        <w:t>──────────────────────────────────────────────────</w:t>
+        <w:t>右屏（放弃）：你坐在同一张办公桌前，看着同期加入的伙伴在朋友圈晒出晋升照片。</w:t>
       </w:r>
     </w:p>
     <w:p>
@@ -1104,7 +1409,7 @@
           <w:rFonts w:ascii="微软雅黑" w:hAnsi="微软雅黑" w:eastAsia="微软雅黑"/>
           <w:color w:val="006699"/>
         </w:rPr>
-        <w:t>3.3 命运分岔路 —— 双时间线对比蒙太奇</w:t>
+        <w:t>3.4 家庭合拍大片</w:t>
       </w:r>
     </w:p>
     <w:p>
@@ -1117,284 +1422,7 @@
           <w:b w:val="0"/>
           <w:i w:val="0"/>
         </w:rPr>
-        <w:t>这是最具创意冲击力的功能之一。AI 会自动生成一段「分屏对比」电影，同时展示两条截然不同的人生轨迹：</w:t>
-      </w:r>
-    </w:p>
-    <w:p>
-      <w:pPr>
-        <w:spacing w:after="120"/>
-      </w:pPr>
-      <w:r>
-        <w:rPr>
-          <w:rFonts w:ascii="微软雅黑" w:hAnsi="微软雅黑" w:eastAsia="微软雅黑"/>
-          <w:b/>
-          <w:i w:val="0"/>
-          <w:color w:val="006600"/>
-        </w:rPr>
-        <w:t>左半屏：「如果你坚持」—— 三年后的你</w:t>
-      </w:r>
-    </w:p>
-    <w:p>
-      <w:pPr>
-        <w:spacing w:after="120"/>
-      </w:pPr>
-      <w:r>
-        <w:rPr>
-          <w:rFonts w:ascii="微软雅黑" w:hAnsi="微软雅黑" w:eastAsia="微软雅黑"/>
-          <w:b w:val="0"/>
-          <w:i w:val="0"/>
-        </w:rPr>
-        <w:t xml:space="preserve">  穿着得体的你站在艾多美年会舞台上，台下掌声雷动。</w:t>
-        <w:br/>
-        <w:t xml:space="preserve">  画面切换——你开着新车载家人出游。</w:t>
-        <w:br/>
-        <w:t xml:space="preserve">  画面切换——你站在新房阳台，看着城市夜景，脸上是满足的微笑。</w:t>
-      </w:r>
-    </w:p>
-    <w:p>
-      <w:pPr>
-        <w:spacing w:after="120"/>
-      </w:pPr>
-      <w:r>
-        <w:rPr>
-          <w:rFonts w:ascii="微软雅黑" w:hAnsi="微软雅黑" w:eastAsia="微软雅黑"/>
-          <w:b/>
-          <w:i w:val="0"/>
-          <w:color w:val="B40000"/>
-        </w:rPr>
-        <w:t>右半屏：「如果你放弃」—— 三年后的你</w:t>
-      </w:r>
-    </w:p>
-    <w:p>
-      <w:pPr>
-        <w:spacing w:after="120"/>
-      </w:pPr>
-      <w:r>
-        <w:rPr>
-          <w:rFonts w:ascii="微软雅黑" w:hAnsi="微软雅黑" w:eastAsia="微软雅黑"/>
-          <w:b w:val="0"/>
-          <w:i w:val="0"/>
-        </w:rPr>
-        <w:t xml:space="preserve">  你依然坐在出租屋里刷手机。</w:t>
-        <w:br/>
-        <w:t xml:space="preserve">  画面切换——周末挤在地铁里，表情疲惫。</w:t>
-        <w:br/>
-        <w:t xml:space="preserve">  画面切换——看到曾经同期加入的伙伴在朋友圈晒出了自己的成就，你默默划过。</w:t>
-      </w:r>
-    </w:p>
-    <w:p>
-      <w:pPr>
-        <w:spacing w:after="120"/>
-      </w:pPr>
-      <w:r>
-        <w:rPr>
-          <w:rFonts w:ascii="微软雅黑" w:hAnsi="微软雅黑" w:eastAsia="微软雅黑"/>
-          <w:b/>
-          <w:i w:val="0"/>
-          <w:color w:val="003366"/>
-          <w:sz w:val="24"/>
-        </w:rPr>
-        <w:t>最后两个画面合并为一个，字幕出现：</w:t>
-        <w:br/>
-        <w:t>「同样的起点，不同的选择。你，选哪一个？」</w:t>
-      </w:r>
-    </w:p>
-    <w:p>
-      <w:pPr>
-        <w:spacing w:after="120"/>
-      </w:pPr>
-      <w:r>
-        <w:rPr>
-          <w:rFonts w:ascii="微软雅黑" w:hAnsi="微软雅黑" w:eastAsia="微软雅黑"/>
-          <w:b w:val="0"/>
-          <w:i/>
-          <w:color w:val="505050"/>
-        </w:rPr>
-        <w:t>这种视觉冲击的心理效应远超任何演讲或文字激励。它将「选择的代价」具象化，让人在看完的瞬间就想立刻行动。</w:t>
-      </w:r>
-    </w:p>
-    <w:p>
-      <w:pPr>
-        <w:spacing w:before="120" w:after="120"/>
-        <w:jc w:val="center"/>
-      </w:pPr>
-      <w:r>
-        <w:rPr>
-          <w:color w:val="C8C8C8"/>
-          <w:sz w:val="16"/>
-        </w:rPr>
-        <w:t>──────────────────────────────────────────────────</w:t>
-      </w:r>
-    </w:p>
-    <w:p>
-      <w:pPr>
-        <w:pStyle w:val="Heading2"/>
-      </w:pPr>
-      <w:r>
-        <w:rPr>
-          <w:rFonts w:ascii="微软雅黑" w:hAnsi="微软雅黑" w:eastAsia="微软雅黑"/>
-          <w:color w:val="006699"/>
-        </w:rPr>
-        <w:t>3.4 里程碑庆祝微电影</w:t>
-      </w:r>
-    </w:p>
-    <w:p>
-      <w:pPr>
-        <w:spacing w:after="120"/>
-      </w:pPr>
-      <w:r>
-        <w:rPr>
-          <w:rFonts w:ascii="微软雅黑" w:hAnsi="微软雅黑" w:eastAsia="微软雅黑"/>
-          <w:b w:val="0"/>
-          <w:i w:val="0"/>
-        </w:rPr>
-        <w:t>每当用户达成一个阶段性成就，AI 自动为其生成一段「高光时刻」微电影：</w:t>
-      </w:r>
-    </w:p>
-    <w:p>
-      <w:pPr>
-        <w:pStyle w:val="ListBullet"/>
-      </w:pPr>
-      <w:r>
-        <w:rPr>
-          <w:rFonts w:ascii="微软雅黑" w:hAnsi="微软雅黑" w:eastAsia="微软雅黑"/>
-          <w:sz w:val="22"/>
-        </w:rPr>
-        <w:t>入门达成：一段温暖的「启航」短片，回顾你加入艾多美的初心和第一步</w:t>
-      </w:r>
-    </w:p>
-    <w:p>
-      <w:pPr>
-        <w:pStyle w:val="ListBullet"/>
-      </w:pPr>
-      <w:r>
-        <w:rPr>
-          <w:rFonts w:ascii="微软雅黑" w:hAnsi="微软雅黑" w:eastAsia="微软雅黑"/>
-          <w:sz w:val="22"/>
-        </w:rPr>
-        <w:t>经销商晋升：一段热血的「进击」短片，配以激昂的配乐和真实的数据回顾</w:t>
-      </w:r>
-    </w:p>
-    <w:p>
-      <w:pPr>
-        <w:pStyle w:val="ListBullet"/>
-      </w:pPr>
-      <w:r>
-        <w:rPr>
-          <w:rFonts w:ascii="微软雅黑" w:hAnsi="微软雅黑" w:eastAsia="微软雅黑"/>
-          <w:sz w:val="22"/>
-        </w:rPr>
-        <w:t>年度目标达成：一段史诗级的「年度回顾」长片，串联全年的奋斗瞬间</w:t>
-      </w:r>
-    </w:p>
-    <w:p>
-      <w:pPr>
-        <w:pStyle w:val="ListBullet"/>
-      </w:pPr>
-      <w:r>
-        <w:rPr>
-          <w:rFonts w:ascii="微软雅黑" w:hAnsi="微软雅黑" w:eastAsia="微软雅黑"/>
-          <w:sz w:val="22"/>
-        </w:rPr>
-        <w:t>一键生成社交媒体版本（竖版15秒/30秒），适配抖音、Instagram、YouTube Shorts</w:t>
-      </w:r>
-    </w:p>
-    <w:p>
-      <w:pPr>
-        <w:pStyle w:val="ListBullet"/>
-      </w:pPr>
-      <w:r>
-        <w:rPr>
-          <w:rFonts w:ascii="微软雅黑" w:hAnsi="微软雅黑" w:eastAsia="微软雅黑"/>
-          <w:sz w:val="22"/>
-        </w:rPr>
-        <w:t>自动叠加真实数据水印：「从0到10000PV，历时180天」——最有说服力的活广告</w:t>
-      </w:r>
-    </w:p>
-    <w:p>
-      <w:pPr>
-        <w:spacing w:before="120" w:after="120"/>
-        <w:jc w:val="center"/>
-      </w:pPr>
-      <w:r>
-        <w:rPr>
-          <w:color w:val="C8C8C8"/>
-          <w:sz w:val="16"/>
-        </w:rPr>
-        <w:t>──────────────────────────────────────────────────</w:t>
-      </w:r>
-    </w:p>
-    <w:p>
-      <w:pPr>
-        <w:pStyle w:val="Heading2"/>
-      </w:pPr>
-      <w:r>
-        <w:rPr>
-          <w:rFonts w:ascii="微软雅黑" w:hAnsi="微软雅黑" w:eastAsia="微软雅黑"/>
-          <w:color w:val="006699"/>
-        </w:rPr>
-        <w:t>3.5 家庭梦想联动大片</w:t>
-      </w:r>
-    </w:p>
-    <w:p>
-      <w:pPr>
-        <w:spacing w:after="120"/>
-      </w:pPr>
-      <w:r>
-        <w:rPr>
-          <w:rFonts w:ascii="微软雅黑" w:hAnsi="微软雅黑" w:eastAsia="微软雅黑"/>
-          <w:b w:val="0"/>
-          <w:i w:val="0"/>
-        </w:rPr>
-        <w:t>家庭是艾多美文化中最重要的元素之一。家庭版梦想电影让全家人的梦想编织在一起：</w:t>
-      </w:r>
-    </w:p>
-    <w:p>
-      <w:pPr>
-        <w:pStyle w:val="ListBullet"/>
-      </w:pPr>
-      <w:r>
-        <w:rPr>
-          <w:rFonts w:ascii="微软雅黑" w:hAnsi="微软雅黑" w:eastAsia="微软雅黑"/>
-          <w:sz w:val="22"/>
-        </w:rPr>
-        <w:t>夫妻可以共同编写「十年后的我们」，AI 生成两人携手走过金婚银婚的温馨画面</w:t>
-      </w:r>
-    </w:p>
-    <w:p>
-      <w:pPr>
-        <w:pStyle w:val="ListBullet"/>
-      </w:pPr>
-      <w:r>
-        <w:rPr>
-          <w:rFonts w:ascii="微软雅黑" w:hAnsi="微软雅黑" w:eastAsia="微软雅黑"/>
-          <w:sz w:val="22"/>
-        </w:rPr>
-        <w:t>父母写下「希望孩子未来……」，AI 生成孩子长大成才的未来影像</w:t>
-      </w:r>
-    </w:p>
-    <w:p>
-      <w:pPr>
-        <w:pStyle w:val="ListBullet"/>
-      </w:pPr>
-      <w:r>
-        <w:rPr>
-          <w:rFonts w:ascii="微软雅黑" w:hAnsi="微软雅黑" w:eastAsia="微软雅黑"/>
-          <w:sz w:val="22"/>
-        </w:rPr>
-        <w:t>全家人一起录制「给十年后我们的一封信」，AI 打包为家庭时间胶囊，到期自动播放</w:t>
-      </w:r>
-    </w:p>
-    <w:p>
-      <w:pPr>
-        <w:pStyle w:val="ListBullet"/>
-      </w:pPr>
-      <w:r>
-        <w:rPr>
-          <w:rFonts w:ascii="微软雅黑" w:hAnsi="微软雅黑" w:eastAsia="微软雅黑"/>
-          <w:sz w:val="22"/>
-        </w:rPr>
-        <w:t>在团队活动中，可以播放成员们的家庭梦想电影合集，增强情感纽带</w:t>
+        <w:t>当多个家庭成员都有艾多美账号时，AI 可以自动将他们各自维度的剧本融合，生成一部「全家梦想合集」电影：爸爸的事业梦+妈妈的旅行梦+孩子的成长梦编织在一起。</w:t>
       </w:r>
     </w:p>
     <w:p>
@@ -1411,101 +1439,7 @@
           <w:rFonts w:ascii="微软雅黑" w:hAnsi="微软雅黑" w:eastAsia="微软雅黑"/>
           <w:color w:val="003366"/>
         </w:rPr>
-        <w:t>四、创意详解 Part 2 —— AI 巅峰颁奖典礼</w:t>
-      </w:r>
-    </w:p>
-    <w:p>
-      <w:pPr>
-        <w:spacing w:after="120"/>
-      </w:pPr>
-      <w:r>
-        <w:rPr>
-          <w:rFonts w:ascii="微软雅黑" w:hAnsi="微软雅黑" w:eastAsia="微软雅黑"/>
-          <w:b/>
-          <w:i w:val="0"/>
-          <w:sz w:val="24"/>
-        </w:rPr>
-        <w:t>这是本提案最具「记忆点」的创意——</w:t>
-      </w:r>
-    </w:p>
-    <w:p>
-      <w:pPr>
-        <w:spacing w:after="120"/>
-      </w:pPr>
-      <w:r>
-        <w:rPr>
-          <w:rFonts w:ascii="微软雅黑" w:hAnsi="微软雅黑" w:eastAsia="微软雅黑"/>
-          <w:b w:val="0"/>
-          <w:i w:val="0"/>
-          <w:sz w:val="24"/>
-        </w:rPr>
-        <w:t>当你在人生剧本中写下「成为首席总监」或在现实中真正达成晋升时，AI 不只是弹出一个「恭喜」的通知，而是为你生成一场长达2-3分钟的、好莱坞品质的「个人专属颁奖典礼电影」。</w:t>
-      </w:r>
-    </w:p>
-    <w:p>
-      <w:pPr>
-        <w:spacing w:after="320"/>
-        <w:jc w:val="center"/>
-      </w:pPr>
-      <w:r>
-        <w:rPr>
-          <w:rFonts w:ascii="微软雅黑" w:hAnsi="微软雅黑" w:eastAsia="微软雅黑"/>
-          <w:b/>
-          <w:i w:val="0"/>
-          <w:color w:val="C83232"/>
-          <w:sz w:val="28"/>
-        </w:rPr>
-        <w:t>你就是这场盛典唯一的主角。</w:t>
-      </w:r>
-    </w:p>
-    <w:p>
-      <w:pPr>
-        <w:pStyle w:val="Heading2"/>
-      </w:pPr>
-      <w:r>
-        <w:rPr>
-          <w:rFonts w:ascii="微软雅黑" w:hAnsi="微软雅黑" w:eastAsia="微软雅黑"/>
-          <w:color w:val="006699"/>
-        </w:rPr>
-        <w:t>4.1 整体概念：你的专属颁奖盛典</w:t>
-      </w:r>
-    </w:p>
-    <w:p>
-      <w:pPr>
-        <w:spacing w:after="120"/>
-      </w:pPr>
-      <w:r>
-        <w:rPr>
-          <w:rFonts w:ascii="微软雅黑" w:hAnsi="微软雅黑" w:eastAsia="微软雅黑"/>
-          <w:b w:val="0"/>
-          <w:i w:val="0"/>
-        </w:rPr>
-        <w:t>想象一下这样的画面——</w:t>
-      </w:r>
-    </w:p>
-    <w:p>
-      <w:pPr>
-        <w:spacing w:after="120"/>
-      </w:pPr>
-      <w:r>
-        <w:rPr>
-          <w:rFonts w:ascii="微软雅黑" w:hAnsi="微软雅黑" w:eastAsia="微软雅黑"/>
-          <w:b w:val="0"/>
-          <w:i/>
-          <w:color w:val="3C3C3C"/>
-          <w:sz w:val="22"/>
-        </w:rPr>
-        <w:t>夜幕下的首尔，一座金碧辉煌的颁奖殿堂灯火通明。</w:t>
-        <w:br/>
-        <w:t>一辆白色劳斯莱斯幻影缓缓驶来，在红毯尽头停下。</w:t>
-        <w:br/>
-        <w:t>车门打开，走出来的人——是你。</w:t>
-        <w:br/>
-        <w:t>闪光灯此起彼伏，两侧观众热烈鼓掌。</w:t>
-        <w:br/>
-        <w:t>你微笑着走上红毯，步伐从容而自信。</w:t>
-        <w:br/>
-        <w:t>红毯的尽头，朴韩吉会长面带微笑，向你伸出双手……</w:t>
+        <w:t>四、AI 能力 2：AI 智能教练——把剧本变成行动计划</w:t>
       </w:r>
     </w:p>
     <w:p>
@@ -1519,20 +1453,7 @@
           <w:i w:val="0"/>
           <w:color w:val="006699"/>
         </w:rPr>
-        <w:t>这不是幻想。这是 AI 为每一位艾多美人量身生成的「巅峰时刻」电影。</w:t>
-      </w:r>
-    </w:p>
-    <w:p>
-      <w:pPr>
-        <w:spacing w:before="120" w:after="120"/>
-        <w:jc w:val="center"/>
-      </w:pPr>
-      <w:r>
-        <w:rPr>
-          <w:color w:val="C8C8C8"/>
-          <w:sz w:val="16"/>
-        </w:rPr>
-        <w:t>──────────────────────────────────────────────────</w:t>
+        <w:t>触发时机：会员书写完剧本后，AI 自动分析每个维度的目标，生成可执行的行动路径。</w:t>
       </w:r>
     </w:p>
     <w:p>
@@ -1544,36 +1465,7 @@
           <w:rFonts w:ascii="微软雅黑" w:hAnsi="微软雅黑" w:eastAsia="微软雅黑"/>
           <w:color w:val="006699"/>
         </w:rPr>
-        <w:t>4.2 颁奖典礼全流程电影化呈现</w:t>
-      </w:r>
-    </w:p>
-    <w:p>
-      <w:pPr>
-        <w:spacing w:after="120"/>
-      </w:pPr>
-      <w:r>
-        <w:rPr>
-          <w:rFonts w:ascii="微软雅黑" w:hAnsi="微软雅黑" w:eastAsia="微软雅黑"/>
-          <w:b/>
-          <w:i w:val="0"/>
-        </w:rPr>
-        <w:t>AI 生成的颁奖典礼电影包含完整的叙事结构，分为以下场景：</w:t>
-      </w:r>
-    </w:p>
-    <w:p/>
-    <w:p>
-      <w:pPr>
-        <w:spacing w:after="120"/>
-      </w:pPr>
-      <w:r>
-        <w:rPr>
-          <w:rFonts w:ascii="微软雅黑" w:hAnsi="微软雅黑" w:eastAsia="微软雅黑"/>
-          <w:b/>
-          <w:i w:val="0"/>
-          <w:color w:val="003366"/>
-          <w:sz w:val="24"/>
-        </w:rPr>
-        <w:t>【开场：星光降临】</w:t>
+        <w:t>4.1 智能目标拆解</w:t>
       </w:r>
     </w:p>
     <w:p>
@@ -1586,16 +1478,9 @@
           <w:b w:val="0"/>
           <w:i w:val="0"/>
         </w:rPr>
-        <w:t xml:space="preserve">  · 航拍镜头——城市夜景，镜头推进到一座璀璨的颁奖会场</w:t>
-        <w:br/>
-        <w:t xml:space="preserve">  · 会场入口巨幅LED屏上滚动着你的名字和头衔</w:t>
-        <w:br/>
-        <w:t xml:space="preserve">  · 史诗级交响乐响起，营造「大事即将发生」的庄严氛围</w:t>
-        <w:br/>
-        <w:t xml:space="preserve">  · 画外音（AI合成）：「今晚，我们将见证一个不平凡的故事……」</w:t>
+        <w:t>会员写下的每一个梦想，AI 自动拆解为阶段目标 → 月度计划 → 每周/每日行动。</w:t>
       </w:r>
     </w:p>
-    <w:p/>
     <w:p>
       <w:pPr>
         <w:spacing w:after="120"/>
@@ -1605,10 +1490,86 @@
           <w:rFonts w:ascii="微软雅黑" w:hAnsi="微软雅黑" w:eastAsia="微软雅黑"/>
           <w:b/>
           <w:i w:val="0"/>
-          <w:color w:val="003366"/>
-          <w:sz w:val="24"/>
+          <w:color w:val="006600"/>
         </w:rPr>
-        <w:t>【第一幕：王者座驾抵达】</w:t>
+        <w:t>示例：「三年后买一套 200 万的房子」</w:t>
+      </w:r>
+    </w:p>
+    <w:p>
+      <w:pPr>
+        <w:spacing w:after="120"/>
+      </w:pPr>
+      <w:r>
+        <w:rPr>
+          <w:rFonts w:ascii="微软雅黑" w:hAnsi="微软雅黑" w:eastAsia="微软雅黑"/>
+          <w:b w:val="0"/>
+          <w:i/>
+          <w:color w:val="505050"/>
+        </w:rPr>
+        <w:t>AI 拆解为：</w:t>
+        <w:br/>
+        <w:t xml:space="preserve">  · 目标首付：60万（30%）</w:t>
+        <w:br/>
+        <w:t xml:space="preserve">  · 当前存款：8万（差额52万）</w:t>
+        <w:br/>
+        <w:t xml:space="preserve">  · 需要月均储蓄：约14,500元/月</w:t>
+        <w:br/>
+        <w:t xml:space="preserve">  · 行动建议：</w:t>
+        <w:br/>
+        <w:t xml:space="preserve">    - 主业收入提升路径：当前级别→目标级别需要的PV和团队规模</w:t>
+        <w:br/>
+        <w:t xml:space="preserve">    - 开源路径：建议增加XX品类推广（利润率更高）</w:t>
+        <w:br/>
+        <w:t xml:space="preserve">    - 节流路径：AI分析消费习惯，给出合理的省钱建议</w:t>
+      </w:r>
+    </w:p>
+    <w:p/>
+    <w:p>
+      <w:pPr>
+        <w:spacing w:after="120"/>
+      </w:pPr>
+      <w:r>
+        <w:rPr>
+          <w:rFonts w:ascii="微软雅黑" w:hAnsi="微软雅黑" w:eastAsia="微软雅黑"/>
+          <w:b/>
+          <w:i w:val="0"/>
+          <w:color w:val="006600"/>
+        </w:rPr>
+        <w:t>示例：「资助10个山区孩子」</w:t>
+      </w:r>
+    </w:p>
+    <w:p>
+      <w:pPr>
+        <w:spacing w:after="120"/>
+      </w:pPr>
+      <w:r>
+        <w:rPr>
+          <w:rFonts w:ascii="微软雅黑" w:hAnsi="微软雅黑" w:eastAsia="微软雅黑"/>
+          <w:b w:val="0"/>
+          <w:i/>
+          <w:color w:val="505050"/>
+        </w:rPr>
+        <w:t>AI 拆解为：</w:t>
+        <w:br/>
+        <w:t xml:space="preserve">  · 每年资助费用估算：约2-3万元</w:t>
+        <w:br/>
+        <w:t xml:space="preserve">  · 对接渠道推荐：可合作的公益基金</w:t>
+        <w:br/>
+        <w:t xml:space="preserve">  · 建议路径：先从1个孩子开始，随事业发展逐步增加</w:t>
+        <w:br/>
+        <w:t xml:space="preserve">  · 时间线：第1年资助2个 → 第2年增至5个 → 第3年达成10个</w:t>
+      </w:r>
+    </w:p>
+    <w:p>
+      <w:pPr>
+        <w:pStyle w:val="Heading2"/>
+      </w:pPr>
+      <w:r>
+        <w:rPr>
+          <w:rFonts w:ascii="微软雅黑" w:hAnsi="微软雅黑" w:eastAsia="微软雅黑"/>
+          <w:color w:val="006699"/>
+        </w:rPr>
+        <w:t>4.2 AI 日常陪伴</w:t>
       </w:r>
     </w:p>
     <w:p>
@@ -1621,33 +1582,55 @@
           <w:b w:val="0"/>
           <w:i w:val="0"/>
         </w:rPr>
-        <w:t xml:space="preserve">  · 一辆定制色劳斯莱斯/宾利缓缓驶入（用户可选择梦想座驾品牌和颜色）</w:t>
-        <w:br/>
-        <w:t xml:space="preserve">  · 车轮碾过红毯，镜头从低角度仰拍，气势磅礴</w:t>
-        <w:br/>
-        <w:t xml:space="preserve">  · 车门由礼宾打开，你的数字分身从容走出</w:t>
-        <w:br/>
-        <w:t xml:space="preserve">  · 穿着量身定制的礼服/高定西装（AI根据用户喜好生成）</w:t>
-        <w:br/>
-        <w:t xml:space="preserve">  · 两侧是欢呼的人群和连绵的闪光灯</w:t>
-        <w:br/>
-        <w:t xml:space="preserve">  · 你微微点头致意，气场全开</w:t>
+        <w:t>AI 教练不是一次性出报告，而是持续陪伴：</w:t>
       </w:r>
     </w:p>
-    <w:p/>
     <w:p>
       <w:pPr>
-        <w:spacing w:after="120"/>
+        <w:pStyle w:val="ListBullet"/>
       </w:pPr>
       <w:r>
         <w:rPr>
           <w:rFonts w:ascii="微软雅黑" w:hAnsi="微软雅黑" w:eastAsia="微软雅黑"/>
-          <w:b/>
-          <w:i w:val="0"/>
-          <w:color w:val="003366"/>
-          <w:sz w:val="24"/>
+          <w:sz w:val="22"/>
         </w:rPr>
-        <w:t>【第二幕：红毯巡礼】</w:t>
+        <w:t>晨间推送「今日行动卡」——根据当天日程，提醒该做的关键动作</w:t>
+      </w:r>
+    </w:p>
+    <w:p>
+      <w:pPr>
+        <w:pStyle w:val="ListBullet"/>
+      </w:pPr>
+      <w:r>
+        <w:rPr>
+          <w:rFonts w:ascii="微软雅黑" w:hAnsi="微软雅黑" w:eastAsia="微软雅黑"/>
+          <w:sz w:val="22"/>
+        </w:rPr>
+        <w:t>遇到低谷时推送之前生成的梦想电影——「记得你为什么出发」</w:t>
+      </w:r>
+    </w:p>
+    <w:p>
+      <w:pPr>
+        <w:pStyle w:val="ListBullet"/>
+      </w:pPr>
+      <w:r>
+        <w:rPr>
+          <w:rFonts w:ascii="微软雅黑" w:hAnsi="微软雅黑" w:eastAsia="微软雅黑"/>
+          <w:sz w:val="22"/>
+        </w:rPr>
+        <w:t>周末推送维度平衡提醒——「这周事业维度投入了40小时，但健康维度只走了3000步，建议周末安排一次运动」</w:t>
+      </w:r>
+    </w:p>
+    <w:p>
+      <w:pPr>
+        <w:pStyle w:val="Heading2"/>
+      </w:pPr>
+      <w:r>
+        <w:rPr>
+          <w:rFonts w:ascii="微软雅黑" w:hAnsi="微软雅黑" w:eastAsia="微软雅黑"/>
+          <w:color w:val="006699"/>
+        </w:rPr>
+        <w:t>4.3 跨维度智能关联</w:t>
       </w:r>
     </w:p>
     <w:p>
@@ -1660,179 +1643,64 @@
           <w:b w:val="0"/>
           <w:i w:val="0"/>
         </w:rPr>
-        <w:t xml:space="preserve">  · 红毯两侧是你的团队成员数字分身，他们热烈鼓掌</w:t>
-        <w:br/>
-        <w:t xml:space="preserve">  · 镜头慢动作捕捉你自信的步伐和微笑</w:t>
-        <w:br/>
-        <w:t xml:space="preserve">  · 经过一面「荣誉墙」，上面展示着你从加入到晋升的关键数据：</w:t>
-        <w:br/>
-        <w:t xml:space="preserve">    「加入第1天 → 第一单成交 → 团队突破100人 → 首席总监达成」</w:t>
-        <w:br/>
-        <w:t xml:space="preserve">  · 每走过一个里程碑标记，旁边的烟花就绽放一次</w:t>
+        <w:t>AI 不只是孤立看每个维度，而是发现维度之间的协同和冲突：</w:t>
       </w:r>
     </w:p>
-    <w:p/>
     <w:p>
       <w:pPr>
-        <w:spacing w:after="120"/>
+        <w:pStyle w:val="ListBullet"/>
       </w:pPr>
       <w:r>
         <w:rPr>
           <w:rFonts w:ascii="微软雅黑" w:hAnsi="微软雅黑" w:eastAsia="微软雅黑"/>
           <w:b/>
-          <w:i w:val="0"/>
-          <w:color w:val="003366"/>
-          <w:sz w:val="24"/>
         </w:rPr>
-        <w:t>【第三幕：会长亲迎】</w:t>
+        <w:t xml:space="preserve">协同 → </w:t>
+      </w:r>
+      <w:r>
+        <w:rPr>
+          <w:rFonts w:ascii="微软雅黑" w:hAnsi="微软雅黑" w:eastAsia="微软雅黑"/>
+          <w:sz w:val="22"/>
+        </w:rPr>
+        <w:t>协同发现：「你的事业目标和买房目标高度关联——达成钻石经销商后的佣金增长足以覆盖房贷首付差额」</w:t>
       </w:r>
     </w:p>
     <w:p>
       <w:pPr>
-        <w:spacing w:after="120"/>
-      </w:pPr>
-      <w:r>
-        <w:rPr>
-          <w:rFonts w:ascii="微软雅黑" w:hAnsi="微软雅黑" w:eastAsia="微软雅黑"/>
-          <w:b w:val="0"/>
-          <w:i w:val="0"/>
-        </w:rPr>
-        <w:t xml:space="preserve">  · 红毯尽头，朴韩吉会长的数字分身已经微笑等候</w:t>
-        <w:br/>
-        <w:t xml:space="preserve">  · 你走到会长面前，会长主动伸出双手</w:t>
-        <w:br/>
-        <w:t xml:space="preserve">  · 特写镜头——两双手紧紧握在一起</w:t>
-        <w:br/>
-        <w:t xml:space="preserve">  · 会长拍拍你的肩膀，一起转身面向观众</w:t>
-        <w:br/>
-        <w:t xml:space="preserve">  · 全场起立鼓掌，掌声经久不息</w:t>
-        <w:br/>
-        <w:t xml:space="preserve">  · 会长侧身对你微笑点头，表情中满是认可与骄傲</w:t>
-      </w:r>
-    </w:p>
-    <w:p/>
-    <w:p>
-      <w:pPr>
-        <w:spacing w:after="120"/>
+        <w:pStyle w:val="ListBullet"/>
       </w:pPr>
       <w:r>
         <w:rPr>
           <w:rFonts w:ascii="微软雅黑" w:hAnsi="微软雅黑" w:eastAsia="微软雅黑"/>
           <w:b/>
-          <w:i w:val="0"/>
-          <w:color w:val="003366"/>
-          <w:sz w:val="24"/>
         </w:rPr>
-        <w:t>【第四幕：登上巅峰舞台】</w:t>
+        <w:t xml:space="preserve">冲突 → </w:t>
+      </w:r>
+      <w:r>
+        <w:rPr>
+          <w:rFonts w:ascii="微软雅黑" w:hAnsi="微软雅黑" w:eastAsia="微软雅黑"/>
+          <w:sz w:val="22"/>
+        </w:rPr>
+        <w:t>冲突预警：「你同时规划了高强度事业冲刺和环球旅行，建议将旅行安排在达成阶段目标之后，作为奖励」</w:t>
       </w:r>
     </w:p>
     <w:p>
       <w:pPr>
-        <w:spacing w:after="120"/>
-      </w:pPr>
-      <w:r>
-        <w:rPr>
-          <w:rFonts w:ascii="微软雅黑" w:hAnsi="微软雅黑" w:eastAsia="微软雅黑"/>
-          <w:b w:val="0"/>
-          <w:i w:val="0"/>
-        </w:rPr>
-        <w:t xml:space="preserve">  · 会长引领你走上颁奖舞台中央</w:t>
-        <w:br/>
-        <w:t xml:space="preserve">  · 巨型LED屏幕播放你的「奋斗之路」快速回顾——</w:t>
-        <w:br/>
-        <w:t xml:space="preserve">    从第一天写下人生剧本、到深夜学习产品知识、到第一次成功分享、</w:t>
-        <w:br/>
-        <w:t xml:space="preserve">    到团队从1人到10人到100人到1000人……</w:t>
-        <w:br/>
-        <w:t xml:space="preserve">  · 会长为你颁发「首席总监」荣誉证书和徽章（特写镜头）</w:t>
-        <w:br/>
-        <w:t xml:space="preserve">  · 你双手接过，眼中闪烁着光芒</w:t>
-        <w:br/>
-        <w:t xml:space="preserve">  · 画外音播报你的真实成就数据</w:t>
-      </w:r>
-    </w:p>
-    <w:p/>
-    <w:p>
-      <w:pPr>
-        <w:spacing w:after="120"/>
+        <w:pStyle w:val="ListBullet"/>
       </w:pPr>
       <w:r>
         <w:rPr>
           <w:rFonts w:ascii="微软雅黑" w:hAnsi="微软雅黑" w:eastAsia="微软雅黑"/>
           <w:b/>
-          <w:i w:val="0"/>
-          <w:color w:val="003366"/>
-          <w:sz w:val="24"/>
         </w:rPr>
-        <w:t>【第五幕：巅峰致辞】</w:t>
+        <w:t xml:space="preserve">捆绑 → </w:t>
       </w:r>
-    </w:p>
-    <w:p>
-      <w:pPr>
-        <w:spacing w:after="120"/>
-      </w:pPr>
       <w:r>
         <w:rPr>
           <w:rFonts w:ascii="微软雅黑" w:hAnsi="微软雅黑" w:eastAsia="微软雅黑"/>
-          <w:b w:val="0"/>
-          <w:i w:val="0"/>
+          <w:sz w:val="22"/>
         </w:rPr>
-        <w:t xml:space="preserve">  · 你站在舞台中央，面对全场观众</w:t>
-        <w:br/>
-        <w:t xml:space="preserve">  · AI 根据用户的个人经历自动生成一段感人的致辞：</w:t>
-        <w:br/>
-        <w:t xml:space="preserve">    「我还记得X年前，我在那张小小的桌子前写下人生剧本时，</w:t>
-        <w:br/>
-        <w:t xml:space="preserve">    很多人觉得那只是白日梦。但今天我站在这里，</w:t>
-        <w:br/>
-        <w:t xml:space="preserve">    想告诉每一个正在书写自己剧本的人——你的梦想，值得被相信。」</w:t>
-        <w:br/>
-        <w:t xml:space="preserve">  · 观众席上，你的家人数字分身眼含热泪、起立鼓掌</w:t>
-        <w:br/>
-        <w:t xml:space="preserve">  · 你的搭档/推荐人也站起来，激动地为你喝彩</w:t>
-      </w:r>
-    </w:p>
-    <w:p/>
-    <w:p>
-      <w:pPr>
-        <w:spacing w:after="120"/>
-      </w:pPr>
-      <w:r>
-        <w:rPr>
-          <w:rFonts w:ascii="微软雅黑" w:hAnsi="微软雅黑" w:eastAsia="微软雅黑"/>
-          <w:b/>
-          <w:i w:val="0"/>
-          <w:color w:val="003366"/>
-          <w:sz w:val="24"/>
-        </w:rPr>
-        <w:t>【终幕：荣耀加冕】</w:t>
-      </w:r>
-    </w:p>
-    <w:p>
-      <w:pPr>
-        <w:spacing w:after="120"/>
-      </w:pPr>
-      <w:r>
-        <w:rPr>
-          <w:rFonts w:ascii="微软雅黑" w:hAnsi="微软雅黑" w:eastAsia="微软雅黑"/>
-          <w:b w:val="0"/>
-          <w:i w:val="0"/>
-        </w:rPr>
-        <w:t xml:space="preserve">  · 你和会长并肩站在舞台中央，举杯同庆</w:t>
-        <w:br/>
-        <w:t xml:space="preserve">  · 漫天金色纸屑和彩带从天而降</w:t>
-        <w:br/>
-        <w:t xml:space="preserve">  · 舞台后方烟花绽放，照亮整个夜空</w:t>
-        <w:br/>
-        <w:t xml:space="preserve">  · 镜头缓缓拉远，整座颁奖会场的全景呈现，辉煌壮丽</w:t>
-        <w:br/>
-        <w:t xml:space="preserve">  · 最后定格在一行金色大字：</w:t>
-        <w:br/>
-        <w:t xml:space="preserve">    「你的名字 —— 首席总监 —— 梦想，从今天开始已经成真。」</w:t>
-        <w:br/>
-        <w:t xml:space="preserve">  · 片尾彩蛋：你在颁奖结束后，走出会场，打开劳斯莱斯车门，</w:t>
-        <w:br/>
-        <w:t xml:space="preserve">    回头看了一眼灯火辉煌的殿堂，露出一个满足的微笑，然后驶入璀璨的城市夜色中……</w:t>
+        <w:t>捆绑建议：「你的健康目标是跑完马拉松，旅行目标是去东京——建议报名东京马拉松，一举两得」</w:t>
       </w:r>
     </w:p>
     <w:p>
@@ -1842,6 +1710,32 @@
     </w:p>
     <w:p>
       <w:pPr>
+        <w:pStyle w:val="Heading1"/>
+      </w:pPr>
+      <w:r>
+        <w:rPr>
+          <w:rFonts w:ascii="微软雅黑" w:hAnsi="微软雅黑" w:eastAsia="微软雅黑"/>
+          <w:color w:val="003366"/>
+        </w:rPr>
+        <w:t>五、AI 能力 3：梦想进度追踪——把目标变成可量化的旅程</w:t>
+      </w:r>
+    </w:p>
+    <w:p>
+      <w:pPr>
+        <w:spacing w:after="120"/>
+      </w:pPr>
+      <w:r>
+        <w:rPr>
+          <w:rFonts w:ascii="微软雅黑" w:hAnsi="微软雅黑" w:eastAsia="微软雅黑"/>
+          <w:b/>
+          <w:i w:val="0"/>
+          <w:color w:val="006699"/>
+        </w:rPr>
+        <w:t>触发时机：实时运行，持续追踪各维度进展。</w:t>
+      </w:r>
+    </w:p>
+    <w:p>
+      <w:pPr>
         <w:pStyle w:val="Heading2"/>
       </w:pPr>
       <w:r>
@@ -1849,7 +1743,20 @@
           <w:rFonts w:ascii="微软雅黑" w:hAnsi="微软雅黑" w:eastAsia="微软雅黑"/>
           <w:color w:val="006699"/>
         </w:rPr>
-        <w:t>4.3 不同级别的差异化颁奖场景</w:t>
+        <w:t>5.1 从雷达图到「梦想星球」</w:t>
+      </w:r>
+    </w:p>
+    <w:p>
+      <w:pPr>
+        <w:spacing w:after="120"/>
+      </w:pPr>
+      <w:r>
+        <w:rPr>
+          <w:rFonts w:ascii="微软雅黑" w:hAnsi="微软雅黑" w:eastAsia="微软雅黑"/>
+          <w:b w:val="0"/>
+          <w:i w:val="0"/>
+        </w:rPr>
+        <w:t>目前的雷达图是静态的、冰冷的。升级后：</w:t>
       </w:r>
     </w:p>
     <w:p>
@@ -1862,7 +1769,421 @@
           <w:b/>
           <w:i w:val="0"/>
         </w:rPr>
-        <w:t>为了体现艾多美不同级别晋升的价值和仪式感，AI 会根据达成的级别自动匹配不同规格的颁奖场景：</w:t>
+        <w:t>雷达图 → 进化为 3D「梦想星球」：</w:t>
+      </w:r>
+    </w:p>
+    <w:p>
+      <w:pPr>
+        <w:spacing w:after="120"/>
+      </w:pPr>
+      <w:r>
+        <w:rPr>
+          <w:rFonts w:ascii="微软雅黑" w:hAnsi="微软雅黑" w:eastAsia="微软雅黑"/>
+          <w:b w:val="0"/>
+          <w:i w:val="0"/>
+        </w:rPr>
+        <w:t xml:space="preserve">  · 8 个维度对应星球上的 8 个区域</w:t>
+        <w:br/>
+        <w:t xml:space="preserve">  · 每个区域随着进度推进会「生长」——房子维度从一块空地到地基到封顶</w:t>
+        <w:br/>
+        <w:t xml:space="preserve">  · 旅行维度每完成一个目的地，星球上就多一个地标</w:t>
+        <w:br/>
+        <w:t xml:space="preserve">  · 社会责任维度每完成一次捐助，天空中多一颗星星</w:t>
+        <w:br/>
+        <w:t xml:space="preserve">  · 星球有天气系统：你活跃的日子是晴天，松懈的日子阴天</w:t>
+        <w:br/>
+        <w:t xml:space="preserve">  · 用户可以在手机上旋转、缩放、探索自己的梦想星球</w:t>
+      </w:r>
+    </w:p>
+    <w:p>
+      <w:pPr>
+        <w:pStyle w:val="Heading2"/>
+      </w:pPr>
+      <w:r>
+        <w:rPr>
+          <w:rFonts w:ascii="微软雅黑" w:hAnsi="微软雅黑" w:eastAsia="微软雅黑"/>
+          <w:color w:val="006699"/>
+        </w:rPr>
+        <w:t>5.2 AI 进度分析（取代纯数字）</w:t>
+      </w:r>
+    </w:p>
+    <w:p>
+      <w:pPr>
+        <w:spacing w:after="120"/>
+      </w:pPr>
+      <w:r>
+        <w:rPr>
+          <w:rFonts w:ascii="微软雅黑" w:hAnsi="微软雅黑" w:eastAsia="微软雅黑"/>
+          <w:b w:val="0"/>
+          <w:i w:val="0"/>
+        </w:rPr>
+        <w:t>不再只是「完成 35%」这样的冰冷数字，AI 提供有温度的分析：</w:t>
+      </w:r>
+    </w:p>
+    <w:p>
+      <w:pPr>
+        <w:spacing w:after="120"/>
+      </w:pPr>
+      <w:r>
+        <w:rPr>
+          <w:rFonts w:ascii="微软雅黑" w:hAnsi="微软雅黑" w:eastAsia="微软雅黑"/>
+          <w:b/>
+          <w:i w:val="0"/>
+          <w:color w:val="006600"/>
+        </w:rPr>
+        <w:t>示例：</w:t>
+      </w:r>
+    </w:p>
+    <w:p>
+      <w:pPr>
+        <w:spacing w:after="120"/>
+      </w:pPr>
+      <w:r>
+        <w:rPr>
+          <w:rFonts w:ascii="微软雅黑" w:hAnsi="微软雅黑" w:eastAsia="微软雅黑"/>
+          <w:b w:val="0"/>
+          <w:i/>
+          <w:color w:val="505050"/>
+        </w:rPr>
+        <w:t>「本月你的事业维度突飞猛进，销售额提升了10%，距离你买梦想之车'宝马X5'的目标又近了一步——按目前速度，预计还需18个月。继续保持！</w:t>
+        <w:br/>
+        <w:br/>
+        <w:t>但我注意到你已经连续两周没有运动了。你的健康维度分数从上月的7分降到了5分。记得你剧本里写的吗？'我要活得健康，陪孩子一起长大。'今晚下楼走30分钟吧。」</w:t>
+      </w:r>
+    </w:p>
+    <w:p>
+      <w:pPr>
+        <w:pStyle w:val="Heading2"/>
+      </w:pPr>
+      <w:r>
+        <w:rPr>
+          <w:rFonts w:ascii="微软雅黑" w:hAnsi="微软雅黑" w:eastAsia="微软雅黑"/>
+          <w:color w:val="006699"/>
+        </w:rPr>
+        <w:t>5.3 维度平衡预警</w:t>
+      </w:r>
+    </w:p>
+    <w:p>
+      <w:pPr>
+        <w:spacing w:after="120"/>
+      </w:pPr>
+      <w:r>
+        <w:rPr>
+          <w:rFonts w:ascii="微软雅黑" w:hAnsi="微软雅黑" w:eastAsia="微软雅黑"/>
+          <w:b w:val="0"/>
+          <w:i w:val="0"/>
+        </w:rPr>
+        <w:t>当某些维度长期停滞或失衡时，AI 主动提醒：</w:t>
+      </w:r>
+    </w:p>
+    <w:p>
+      <w:pPr>
+        <w:pStyle w:val="ListBullet"/>
+      </w:pPr>
+      <w:r>
+        <w:rPr>
+          <w:rFonts w:ascii="微软雅黑" w:hAnsi="微软雅黑" w:eastAsia="微软雅黑"/>
+          <w:sz w:val="22"/>
+        </w:rPr>
+        <w:t>「你的8个维度中，事业和财务发展很快（8分），但'朋友'维度已经3个月没有更新了。你的剧本里写过'定期和老同学聚会'——上次聚会是什么时候？」</w:t>
+      </w:r>
+    </w:p>
+    <w:p>
+      <w:pPr>
+        <w:pStyle w:val="ListBullet"/>
+      </w:pPr>
+      <w:r>
+        <w:rPr>
+          <w:rFonts w:ascii="微软雅黑" w:hAnsi="微软雅黑" w:eastAsia="微软雅黑"/>
+          <w:sz w:val="22"/>
+        </w:rPr>
+        <w:t>「你的'环境保护'维度目标是'每月参加一次环保活动'，但本季度只参加了1次。本周六社区有一场植树活动，要不要报名？」</w:t>
+      </w:r>
+    </w:p>
+    <w:p>
+      <w:r>
+        <w:br w:type="page"/>
+      </w:r>
+    </w:p>
+    <w:p>
+      <w:pPr>
+        <w:pStyle w:val="Heading1"/>
+      </w:pPr>
+      <w:r>
+        <w:rPr>
+          <w:rFonts w:ascii="微软雅黑" w:hAnsi="微软雅黑" w:eastAsia="微软雅黑"/>
+          <w:color w:val="003366"/>
+        </w:rPr>
+        <w:t>六、AI 能力 4：AI 颁奖典礼——把成就变成人生高光时刻</w:t>
+      </w:r>
+    </w:p>
+    <w:p>
+      <w:pPr>
+        <w:spacing w:after="120"/>
+      </w:pPr>
+      <w:r>
+        <w:rPr>
+          <w:rFonts w:ascii="微软雅黑" w:hAnsi="微软雅黑" w:eastAsia="微软雅黑"/>
+          <w:b/>
+          <w:i w:val="0"/>
+          <w:color w:val="006699"/>
+        </w:rPr>
+        <w:t>触发时机：①会员书写「事业」维度剧本后可预览颁奖预演；②真实达成晋升时自动生成。</w:t>
+      </w:r>
+    </w:p>
+    <w:p>
+      <w:pPr>
+        <w:pStyle w:val="Heading2"/>
+      </w:pPr>
+      <w:r>
+        <w:rPr>
+          <w:rFonts w:ascii="微软雅黑" w:hAnsi="微软雅黑" w:eastAsia="微软雅黑"/>
+          <w:color w:val="006699"/>
+        </w:rPr>
+        <w:t>6.1 为什么需要颁奖典礼？</w:t>
+      </w:r>
+    </w:p>
+    <w:p>
+      <w:pPr>
+        <w:spacing w:after="120"/>
+      </w:pPr>
+      <w:r>
+        <w:rPr>
+          <w:rFonts w:ascii="微软雅黑" w:hAnsi="微软雅黑" w:eastAsia="微软雅黑"/>
+          <w:b w:val="0"/>
+          <w:i w:val="0"/>
+        </w:rPr>
+        <w:t>在艾多美的成长体系中，级别晋升是最重要的里程碑。但目前的庆祝方式主要停留在App通知和线下年会表彰。AI 颁奖典礼要做的是——</w:t>
+        <w:br/>
+        <w:br/>
+        <w:t>在会员达成（或即将达成）晋升时，为 TA 生成一场 2-3 分钟的好莱坞品质专属颁奖盛典电影。TA 就是唯一的主角。</w:t>
+      </w:r>
+    </w:p>
+    <w:p>
+      <w:pPr>
+        <w:pStyle w:val="Heading2"/>
+      </w:pPr>
+      <w:r>
+        <w:rPr>
+          <w:rFonts w:ascii="微软雅黑" w:hAnsi="微软雅黑" w:eastAsia="微软雅黑"/>
+          <w:color w:val="006699"/>
+        </w:rPr>
+        <w:t>6.2 颁奖典礼全流程</w:t>
+      </w:r>
+    </w:p>
+    <w:p>
+      <w:pPr>
+        <w:spacing w:after="120"/>
+      </w:pPr>
+      <w:r>
+        <w:rPr>
+          <w:rFonts w:ascii="微软雅黑" w:hAnsi="微软雅黑" w:eastAsia="微软雅黑"/>
+          <w:b/>
+          <w:i w:val="0"/>
+          <w:color w:val="003366"/>
+          <w:sz w:val="22"/>
+        </w:rPr>
+        <w:t>【开场：星光降临】</w:t>
+      </w:r>
+    </w:p>
+    <w:p>
+      <w:pPr>
+        <w:spacing w:after="160"/>
+      </w:pPr>
+      <w:r>
+        <w:rPr>
+          <w:rFonts w:ascii="微软雅黑" w:hAnsi="微软雅黑" w:eastAsia="微软雅黑"/>
+          <w:b w:val="0"/>
+          <w:i/>
+          <w:color w:val="505050"/>
+        </w:rPr>
+        <w:t>航拍城市夜景，镜头推进到灯火通明的颁奖会场。巨幅LED屏上滚动着会员的名字和即将获得的头衔。交响乐序曲响起。</w:t>
+      </w:r>
+    </w:p>
+    <w:p>
+      <w:pPr>
+        <w:spacing w:after="120"/>
+      </w:pPr>
+      <w:r>
+        <w:rPr>
+          <w:rFonts w:ascii="微软雅黑" w:hAnsi="微软雅黑" w:eastAsia="微软雅黑"/>
+          <w:b/>
+          <w:i w:val="0"/>
+          <w:color w:val="003366"/>
+          <w:sz w:val="22"/>
+        </w:rPr>
+        <w:t>【第一幕：王者座驾抵达】</w:t>
+      </w:r>
+    </w:p>
+    <w:p>
+      <w:pPr>
+        <w:spacing w:after="160"/>
+      </w:pPr>
+      <w:r>
+        <w:rPr>
+          <w:rFonts w:ascii="微软雅黑" w:hAnsi="微软雅黑" w:eastAsia="微软雅黑"/>
+          <w:b w:val="0"/>
+          <w:i/>
+          <w:color w:val="505050"/>
+        </w:rPr>
+        <w:t>一辆豪车缓缓驶入（根据级别不同匹配不同座驾——首席总监对应劳斯莱斯幻影）。车门打开，会员的数字分身走出，两侧闪光灯和掌声齐鸣。</w:t>
+      </w:r>
+    </w:p>
+    <w:p>
+      <w:pPr>
+        <w:spacing w:after="120"/>
+      </w:pPr>
+      <w:r>
+        <w:rPr>
+          <w:rFonts w:ascii="微软雅黑" w:hAnsi="微软雅黑" w:eastAsia="微软雅黑"/>
+          <w:b/>
+          <w:i w:val="0"/>
+          <w:color w:val="003366"/>
+          <w:sz w:val="22"/>
+        </w:rPr>
+        <w:t>【第二幕：红毯上的人生回顾】</w:t>
+      </w:r>
+    </w:p>
+    <w:p>
+      <w:pPr>
+        <w:spacing w:after="160"/>
+      </w:pPr>
+      <w:r>
+        <w:rPr>
+          <w:rFonts w:ascii="微软雅黑" w:hAnsi="微软雅黑" w:eastAsia="微软雅黑"/>
+          <w:b w:val="0"/>
+          <w:i/>
+          <w:color w:val="505050"/>
+        </w:rPr>
+        <w:t>红毯两侧LED墙自动播放会员的奋斗时间线——加入的第一天、第一单、团队从1人到100人到1000人的关键节点。每走过一个里程碑，烟花绽放一次。</w:t>
+      </w:r>
+    </w:p>
+    <w:p>
+      <w:pPr>
+        <w:spacing w:after="120"/>
+      </w:pPr>
+      <w:r>
+        <w:rPr>
+          <w:rFonts w:ascii="微软雅黑" w:hAnsi="微软雅黑" w:eastAsia="微软雅黑"/>
+          <w:b/>
+          <w:i w:val="0"/>
+          <w:color w:val="003366"/>
+          <w:sz w:val="22"/>
+        </w:rPr>
+        <w:t>【第三幕：会长亲迎】</w:t>
+      </w:r>
+    </w:p>
+    <w:p>
+      <w:pPr>
+        <w:spacing w:after="160"/>
+      </w:pPr>
+      <w:r>
+        <w:rPr>
+          <w:rFonts w:ascii="微软雅黑" w:hAnsi="微软雅黑" w:eastAsia="微软雅黑"/>
+          <w:b w:val="0"/>
+          <w:i/>
+          <w:color w:val="505050"/>
+        </w:rPr>
+        <w:t>红毯尽头，朴韩吉会长的数字分身微笑等候。两人紧握双手、热情拥抱。会长拍着会员的肩膀，两人并肩登上舞台。特写：会长在耳边低语「你做到了，我一直相信你。」</w:t>
+      </w:r>
+    </w:p>
+    <w:p>
+      <w:pPr>
+        <w:spacing w:after="120"/>
+      </w:pPr>
+      <w:r>
+        <w:rPr>
+          <w:rFonts w:ascii="微软雅黑" w:hAnsi="微软雅黑" w:eastAsia="微软雅黑"/>
+          <w:b/>
+          <w:i w:val="0"/>
+          <w:color w:val="003366"/>
+          <w:sz w:val="22"/>
+        </w:rPr>
+        <w:t>【第四幕：加冕时刻】</w:t>
+      </w:r>
+    </w:p>
+    <w:p>
+      <w:pPr>
+        <w:spacing w:after="160"/>
+      </w:pPr>
+      <w:r>
+        <w:rPr>
+          <w:rFonts w:ascii="微软雅黑" w:hAnsi="微软雅黑" w:eastAsia="微软雅黑"/>
+          <w:b w:val="0"/>
+          <w:i/>
+          <w:color w:val="505050"/>
+        </w:rPr>
+        <w:t>会长亲手将荣誉徽章别在会员胸前。大屏展示成就数据。台下家人数字分身热泪盈眶、起立鼓掌。孩子兴奋地喊「爸爸/妈妈！」</w:t>
+      </w:r>
+    </w:p>
+    <w:p>
+      <w:pPr>
+        <w:spacing w:after="120"/>
+      </w:pPr>
+      <w:r>
+        <w:rPr>
+          <w:rFonts w:ascii="微软雅黑" w:hAnsi="微软雅黑" w:eastAsia="微软雅黑"/>
+          <w:b/>
+          <w:i w:val="0"/>
+          <w:color w:val="003366"/>
+          <w:sz w:val="22"/>
+        </w:rPr>
+        <w:t>【第五幕：巅峰致辞】</w:t>
+      </w:r>
+    </w:p>
+    <w:p>
+      <w:pPr>
+        <w:spacing w:after="160"/>
+      </w:pPr>
+      <w:r>
+        <w:rPr>
+          <w:rFonts w:ascii="微软雅黑" w:hAnsi="微软雅黑" w:eastAsia="微软雅黑"/>
+          <w:b w:val="0"/>
+          <w:i/>
+          <w:color w:val="505050"/>
+        </w:rPr>
+        <w:t>会员站在话筒前发表感言。AI 根据其个人经历自动生成感人致辞，呼应TA人生剧本中最初写下的那些梦想。</w:t>
+      </w:r>
+    </w:p>
+    <w:p>
+      <w:pPr>
+        <w:spacing w:after="120"/>
+      </w:pPr>
+      <w:r>
+        <w:rPr>
+          <w:rFonts w:ascii="微软雅黑" w:hAnsi="微软雅黑" w:eastAsia="微软雅黑"/>
+          <w:b/>
+          <w:i w:val="0"/>
+          <w:color w:val="003366"/>
+          <w:sz w:val="22"/>
+        </w:rPr>
+        <w:t>【终幕：荣耀之夜】</w:t>
+      </w:r>
+    </w:p>
+    <w:p>
+      <w:pPr>
+        <w:spacing w:after="160"/>
+      </w:pPr>
+      <w:r>
+        <w:rPr>
+          <w:rFonts w:ascii="微软雅黑" w:hAnsi="微软雅黑" w:eastAsia="微软雅黑"/>
+          <w:b w:val="0"/>
+          <w:i/>
+          <w:color w:val="505050"/>
+        </w:rPr>
+        <w:t>举杯同庆，漫天金箔飘落，烟花绽放。最后，会员走出会场，从口袋里掏出那张手写的人生剧本，贴在胸口，微笑着驶入夜色。</w:t>
+      </w:r>
+    </w:p>
+    <w:p>
+      <w:pPr>
+        <w:pStyle w:val="Heading2"/>
+      </w:pPr>
+      <w:r>
+        <w:rPr>
+          <w:rFonts w:ascii="微软雅黑" w:hAnsi="微软雅黑" w:eastAsia="微软雅黑"/>
+          <w:color w:val="006699"/>
+        </w:rPr>
+        <w:t>6.3 不同级别的差异化场景</w:t>
       </w:r>
     </w:p>
     <w:tbl>
@@ -1915,7 +2236,7 @@
           </w:tcPr>
           <w:p>
             <w:r>
-              <w:t>特殊彩蛋</w:t>
+              <w:t>专属彩蛋</w:t>
             </w:r>
           </w:p>
         </w:tc>
@@ -1948,8 +2269,6 @@
           <w:p>
             <w:r>
               <w:t>精致小型颁奖厅</w:t>
-              <w:br/>
-              <w:t>100人观众</w:t>
             </w:r>
           </w:p>
         </w:tc>
@@ -1992,8 +2311,6 @@
           <w:p>
             <w:r>
               <w:t>中型颁奖会场</w:t>
-              <w:br/>
-              <w:t>500人观众</w:t>
             </w:r>
           </w:p>
         </w:tc>
@@ -2036,8 +2353,6 @@
           <w:p>
             <w:r>
               <w:t>大型颁奖殿堂</w:t>
-              <w:br/>
-              <w:t>1000人观众</w:t>
             </w:r>
           </w:p>
         </w:tc>
@@ -2047,7 +2362,7 @@
           </w:tcPr>
           <w:p>
             <w:r>
-              <w:t>红宝石主题灯光秀</w:t>
+              <w:t>红宝石灯光秀</w:t>
             </w:r>
           </w:p>
         </w:tc>
@@ -2080,8 +2395,6 @@
           <w:p>
             <w:r>
               <w:t>国际级颁奖盛典</w:t>
-              <w:br/>
-              <w:t>3000人观众</w:t>
             </w:r>
           </w:p>
         </w:tc>
@@ -2091,7 +2404,7 @@
           </w:tcPr>
           <w:p>
             <w:r>
-              <w:t>钻石烟花+空中无人机表演</w:t>
+              <w:t>钻石烟花+无人机编队</w:t>
             </w:r>
           </w:p>
         </w:tc>
@@ -2123,9 +2436,7 @@
           </w:tcPr>
           <w:p>
             <w:r>
-              <w:t>顶级殿堂级盛典</w:t>
-              <w:br/>
-              <w:t>5000人观众</w:t>
+              <w:t>顶级殿堂盛典</w:t>
             </w:r>
           </w:p>
         </w:tc>
@@ -2135,7 +2446,7 @@
           </w:tcPr>
           <w:p>
             <w:r>
-              <w:t>私人飞机接送开场画面</w:t>
+              <w:t>私人飞机开场画面</w:t>
             </w:r>
           </w:p>
         </w:tc>
@@ -2167,9 +2478,7 @@
           </w:tcPr>
           <w:p>
             <w:r>
-              <w:t>超级巨星级盛典</w:t>
-              <w:br/>
-              <w:t>万人体育场</w:t>
+              <w:t>万人体育场超级盛典</w:t>
             </w:r>
           </w:p>
         </w:tc>
@@ -2179,17 +2488,26 @@
           </w:tcPr>
           <w:p>
             <w:r>
-              <w:t>会长亲自全程陪同</w:t>
+              <w:t>会长全程陪同</w:t>
               <w:br/>
               <w:t>直升机航拍</w:t>
-              <w:br/>
-              <w:t>全球直播特效</w:t>
             </w:r>
           </w:p>
         </w:tc>
       </w:tr>
     </w:tbl>
-    <w:p/>
+    <w:p>
+      <w:pPr>
+        <w:pStyle w:val="Heading2"/>
+      </w:pPr>
+      <w:r>
+        <w:rPr>
+          <w:rFonts w:ascii="微软雅黑" w:hAnsi="微软雅黑" w:eastAsia="微软雅黑"/>
+          <w:color w:val="006699"/>
+        </w:rPr>
+        <w:t>6.4 不止是事业——任意维度都有「庆祝时刻」</w:t>
+      </w:r>
+    </w:p>
     <w:p>
       <w:pPr>
         <w:spacing w:after="120"/>
@@ -2200,7 +2518,7 @@
           <w:b/>
           <w:i w:val="0"/>
         </w:rPr>
-        <w:t>用户也可以自定义：</w:t>
+        <w:t>颁奖典礼的逻辑不只适用于事业晋升，任何维度的重大目标达成都值得庆祝：</w:t>
       </w:r>
     </w:p>
     <w:p>
@@ -2212,7 +2530,7 @@
           <w:rFonts w:ascii="微软雅黑" w:hAnsi="微软雅黑" w:eastAsia="微软雅黑"/>
           <w:sz w:val="22"/>
         </w:rPr>
-        <w:t>选择自己的梦想座驾品牌和颜色</w:t>
+        <w:t>「房子」维度达成 → AI 生成你拿到新房钥匙、推开家门那一刻的微电影</w:t>
       </w:r>
     </w:p>
     <w:p>
@@ -2224,7 +2542,7 @@
           <w:rFonts w:ascii="微软雅黑" w:hAnsi="微软雅黑" w:eastAsia="微软雅黑"/>
           <w:sz w:val="22"/>
         </w:rPr>
-        <w:t>选择颁奖典礼的地点风格（首尔、迪拜、巴黎、纽约等）</w:t>
+        <w:t>「车」维度达成 → AI 生成你坐进驾驶座、第一次驾车上路的兴奋画面</w:t>
       </w:r>
     </w:p>
     <w:p>
@@ -2236,7 +2554,7 @@
           <w:rFonts w:ascii="微软雅黑" w:hAnsi="微软雅黑" w:eastAsia="微软雅黑"/>
           <w:sz w:val="22"/>
         </w:rPr>
-        <w:t>选择邀请哪些「虚拟嘉宾」出席（家人、团队成员、推荐人）</w:t>
+        <w:t>「旅行」维度达成 → AI 生成旅行回忆影集，配以旅途中的高光镜头</w:t>
       </w:r>
     </w:p>
     <w:p>
@@ -2248,274 +2566,31 @@
           <w:rFonts w:ascii="微软雅黑" w:hAnsi="微软雅黑" w:eastAsia="微软雅黑"/>
           <w:sz w:val="22"/>
         </w:rPr>
-        <w:t>选择背景音乐风格（古典交响乐、现代流行、电子史诗等）</w:t>
+        <w:t>「教育捐助」达成 → AI 生成受助学生毕业、向你致谢的温暖画面</w:t>
       </w:r>
     </w:p>
     <w:p>
       <w:pPr>
-        <w:spacing w:before="120" w:after="120"/>
-        <w:jc w:val="center"/>
+        <w:pStyle w:val="ListBullet"/>
       </w:pPr>
       <w:r>
         <w:rPr>
-          <w:color w:val="C8C8C8"/>
-          <w:sz w:val="16"/>
+          <w:rFonts w:ascii="微软雅黑" w:hAnsi="微软雅黑" w:eastAsia="微软雅黑"/>
+          <w:sz w:val="22"/>
         </w:rPr>
-        <w:t>──────────────────────────────────────────────────</w:t>
+        <w:t>「健康」维度达成 → AI 生成你冲过马拉松终点线的慢动作特写</w:t>
       </w:r>
     </w:p>
     <w:p>
       <w:pPr>
-        <w:pStyle w:val="Heading2"/>
+        <w:pStyle w:val="ListBullet"/>
       </w:pPr>
       <w:r>
         <w:rPr>
           <w:rFonts w:ascii="微软雅黑" w:hAnsi="微软雅黑" w:eastAsia="微软雅黑"/>
-          <w:color w:val="006699"/>
+          <w:sz w:val="22"/>
         </w:rPr>
-        <w:t>4.4 颁奖典礼的社交裂变设计</w:t>
-      </w:r>
-    </w:p>
-    <w:p>
-      <w:pPr>
-        <w:spacing w:after="120"/>
-      </w:pPr>
-      <w:r>
-        <w:rPr>
-          <w:rFonts w:ascii="微软雅黑" w:hAnsi="微软雅黑" w:eastAsia="微软雅黑"/>
-          <w:b/>
-          <w:i w:val="0"/>
-        </w:rPr>
-        <w:t>颁奖典礼电影不仅是个人的荣耀，更是天然的社交传播利器：</w:t>
-      </w:r>
-    </w:p>
-    <w:p>
-      <w:pPr>
-        <w:spacing w:after="120"/>
-      </w:pPr>
-      <w:r>
-        <w:rPr>
-          <w:rFonts w:ascii="微软雅黑" w:hAnsi="微软雅黑" w:eastAsia="微软雅黑"/>
-          <w:b/>
-          <w:i w:val="0"/>
-        </w:rPr>
-        <w:t>① 一键分享</w:t>
-      </w:r>
-    </w:p>
-    <w:p>
-      <w:pPr>
-        <w:spacing w:after="120"/>
-      </w:pPr>
-      <w:r>
-        <w:rPr>
-          <w:rFonts w:ascii="微软雅黑" w:hAnsi="微软雅黑" w:eastAsia="微软雅黑"/>
-          <w:b w:val="0"/>
-          <w:i w:val="0"/>
-        </w:rPr>
-        <w:t>AI 自动裁剪出多个版本：</w:t>
-        <w:br/>
-        <w:t xml:space="preserve">  · 完整版（2-3分钟）：用于个人珍藏和团队内部激励</w:t>
-        <w:br/>
-        <w:t xml:space="preserve">  · 精华版（30秒）：适配朋友圈/微博/Instagram</w:t>
-        <w:br/>
-        <w:t xml:space="preserve">  · 竖版短视频（15秒）：适配抖音/TikTok/YouTube Shorts</w:t>
-        <w:br/>
-        <w:t xml:space="preserve">  · GIF动图：红毯走秀+会长握手的高光片段</w:t>
-      </w:r>
-    </w:p>
-    <w:p>
-      <w:pPr>
-        <w:spacing w:after="120"/>
-      </w:pPr>
-      <w:r>
-        <w:rPr>
-          <w:rFonts w:ascii="微软雅黑" w:hAnsi="微软雅黑" w:eastAsia="微软雅黑"/>
-          <w:b/>
-          <w:i w:val="0"/>
-        </w:rPr>
-        <w:t>② 「梦想挑战」传播机制</w:t>
-      </w:r>
-    </w:p>
-    <w:p>
-      <w:pPr>
-        <w:spacing w:after="120"/>
-      </w:pPr>
-      <w:r>
-        <w:rPr>
-          <w:rFonts w:ascii="微软雅黑" w:hAnsi="微软雅黑" w:eastAsia="微软雅黑"/>
-          <w:b w:val="0"/>
-          <w:i w:val="0"/>
-        </w:rPr>
-        <w:t>用户分享颁奖视频时，可附带「梦想挑战」标签：</w:t>
-        <w:br/>
-        <w:t xml:space="preserve">  · 「我用AI看见了自己成为首席总监的那一天，你呢？」</w:t>
-        <w:br/>
-        <w:t xml:space="preserve">  · 好友可以一键生成自己的「梦想预告片」（简化版），形成社交裂变</w:t>
-        <w:br/>
-        <w:t xml:space="preserve">  · 挑战传播链可追踪，形成「谁影响了谁」的梦想传播图谱</w:t>
-      </w:r>
-    </w:p>
-    <w:p>
-      <w:pPr>
-        <w:spacing w:after="120"/>
-      </w:pPr>
-      <w:r>
-        <w:rPr>
-          <w:rFonts w:ascii="微软雅黑" w:hAnsi="微软雅黑" w:eastAsia="微软雅黑"/>
-          <w:b/>
-          <w:i w:val="0"/>
-        </w:rPr>
-        <w:t>③ 团队激励场景</w:t>
-      </w:r>
-    </w:p>
-    <w:p>
-      <w:pPr>
-        <w:spacing w:after="120"/>
-      </w:pPr>
-      <w:r>
-        <w:rPr>
-          <w:rFonts w:ascii="微软雅黑" w:hAnsi="微软雅黑" w:eastAsia="微软雅黑"/>
-          <w:b w:val="0"/>
-          <w:i w:val="0"/>
-        </w:rPr>
-        <w:t>团队领导人可以在团队会议/培训中播放新晋升成员的颁奖典礼视频：</w:t>
-        <w:br/>
-        <w:t xml:space="preserve">  · 「这是我们团队小王上周达成钻石经销商时AI生成的颁奖视频，一起看看！」</w:t>
-        <w:br/>
-        <w:t xml:space="preserve">  · 观看结束后，其他成员被激励，纷纷打开自己的人生剧本更新目标</w:t>
-        <w:br/>
-        <w:t xml:space="preserve">  · AI 统计数据：观看颁奖视频后，团队成员的剧本更新率提升60%+</w:t>
-      </w:r>
-    </w:p>
-    <w:p>
-      <w:pPr>
-        <w:spacing w:before="120" w:after="120"/>
-        <w:jc w:val="center"/>
-      </w:pPr>
-      <w:r>
-        <w:rPr>
-          <w:color w:val="C8C8C8"/>
-          <w:sz w:val="16"/>
-        </w:rPr>
-        <w:t>──────────────────────────────────────────────────</w:t>
-      </w:r>
-    </w:p>
-    <w:p>
-      <w:pPr>
-        <w:pStyle w:val="Heading2"/>
-      </w:pPr>
-      <w:r>
-        <w:rPr>
-          <w:rFonts w:ascii="微软雅黑" w:hAnsi="微软雅黑" w:eastAsia="微软雅黑"/>
-          <w:color w:val="006699"/>
-        </w:rPr>
-        <w:t>4.5 与线下真实颁奖的联动</w:t>
-      </w:r>
-    </w:p>
-    <w:p>
-      <w:pPr>
-        <w:spacing w:after="120"/>
-      </w:pPr>
-      <w:r>
-        <w:rPr>
-          <w:rFonts w:ascii="微软雅黑" w:hAnsi="微软雅黑" w:eastAsia="微软雅黑"/>
-          <w:b/>
-          <w:i w:val="0"/>
-        </w:rPr>
-        <w:t>AI颁奖典礼可以与艾多美的线下颁奖活动形成「双线互动」：</w:t>
-      </w:r>
-    </w:p>
-    <w:p>
-      <w:pPr>
-        <w:spacing w:after="120"/>
-      </w:pPr>
-      <w:r>
-        <w:rPr>
-          <w:rFonts w:ascii="微软雅黑" w:hAnsi="微软雅黑" w:eastAsia="微软雅黑"/>
-          <w:b/>
-          <w:i w:val="0"/>
-        </w:rPr>
-        <w:t>① 预演 → 现实</w:t>
-      </w:r>
-    </w:p>
-    <w:p>
-      <w:pPr>
-        <w:spacing w:after="120"/>
-      </w:pPr>
-      <w:r>
-        <w:rPr>
-          <w:rFonts w:ascii="微软雅黑" w:hAnsi="微软雅黑" w:eastAsia="微软雅黑"/>
-          <w:b w:val="0"/>
-          <w:i w:val="0"/>
-        </w:rPr>
-        <w:t>在会员还未达成目标时，AI 先生成「预演版」颁奖视频，作为激励。当会员真正在线下颁奖典礼上登台时，那种「梦想成真」的既视感会成倍放大情感冲击。</w:t>
-      </w:r>
-    </w:p>
-    <w:p>
-      <w:pPr>
-        <w:spacing w:after="120"/>
-      </w:pPr>
-      <w:r>
-        <w:rPr>
-          <w:rFonts w:ascii="微软雅黑" w:hAnsi="微软雅黑" w:eastAsia="微软雅黑"/>
-          <w:b/>
-          <w:i w:val="0"/>
-        </w:rPr>
-        <w:t>② 线下增强</w:t>
-      </w:r>
-    </w:p>
-    <w:p>
-      <w:pPr>
-        <w:spacing w:after="120"/>
-      </w:pPr>
-      <w:r>
-        <w:rPr>
-          <w:rFonts w:ascii="微软雅黑" w:hAnsi="微软雅黑" w:eastAsia="微软雅黑"/>
-          <w:b w:val="0"/>
-          <w:i w:val="0"/>
-        </w:rPr>
-        <w:t>在艾多美真实的年会/颁奖活动中：</w:t>
-        <w:br/>
-        <w:t xml:space="preserve">  · 嘉宾上台前，大屏幕先播放AI为其定制的「回顾短片」</w:t>
-        <w:br/>
-        <w:t xml:space="preserve">  · 颁奖结束后，AI 即时生成本场真实颁奖的「AI电影增强版」</w:t>
-        <w:br/>
-        <w:t xml:space="preserve">    （将现场照片/视频素材与AI特效合成，生成更具电影感的版本）</w:t>
-      </w:r>
-    </w:p>
-    <w:p>
-      <w:pPr>
-        <w:spacing w:after="120"/>
-      </w:pPr>
-      <w:r>
-        <w:rPr>
-          <w:rFonts w:ascii="微软雅黑" w:hAnsi="微软雅黑" w:eastAsia="微软雅黑"/>
-          <w:b/>
-          <w:i w:val="0"/>
-        </w:rPr>
-        <w:t>③ 对比版：剧本 vs 现实</w:t>
-      </w:r>
-    </w:p>
-    <w:p>
-      <w:pPr>
-        <w:spacing w:after="120"/>
-      </w:pPr>
-      <w:r>
-        <w:rPr>
-          <w:rFonts w:ascii="微软雅黑" w:hAnsi="微软雅黑" w:eastAsia="微软雅黑"/>
-          <w:b/>
-          <w:i w:val="0"/>
-          <w:color w:val="006699"/>
-        </w:rPr>
-        <w:t>当会员真正达成目标后，AI 自动将当初的「预演版」和现实中的「达成版」剪辑在一起：</w:t>
-        <w:br/>
-        <w:t xml:space="preserve">  · 左边画面：一年前AI生成的颁奖预演</w:t>
-        <w:br/>
-        <w:t xml:space="preserve">  · 右边画面：今天你真正站在舞台上的照片/视频</w:t>
-        <w:br/>
-        <w:t xml:space="preserve">  · 字幕：「你曾经看见的未来，今天变成了现实。」</w:t>
-        <w:br/>
-        <w:t xml:space="preserve">  · 这种「预言成真」的对比效果，堪称最强的口碑传播素材。</w:t>
+        <w:t>「子女」维度达成 → AI 生成孩子长大成才、回家团圆的感人画面</w:t>
       </w:r>
     </w:p>
     <w:p>
@@ -2532,28 +2607,12 @@
           <w:rFonts w:ascii="微软雅黑" w:hAnsi="微软雅黑" w:eastAsia="微软雅黑"/>
           <w:color w:val="003366"/>
         </w:rPr>
-        <w:t>五、完整场景剧本示例：首席总监的巅峰之夜</w:t>
+        <w:t>七、AI 能力 5：剧本社交——把个人梦想变成群体共振</w:t>
       </w:r>
     </w:p>
     <w:p>
       <w:pPr>
         <w:spacing w:after="120"/>
-      </w:pPr>
-      <w:r>
-        <w:rPr>
-          <w:rFonts w:ascii="微软雅黑" w:hAnsi="微软雅黑" w:eastAsia="微软雅黑"/>
-          <w:b w:val="0"/>
-          <w:i/>
-          <w:color w:val="646464"/>
-        </w:rPr>
-        <w:t>以下是一个完整的 AI 颁奖典礼电影剧本示例，展示系统的实际输出效果：</w:t>
-      </w:r>
-    </w:p>
-    <w:p/>
-    <w:p>
-      <w:pPr>
-        <w:spacing w:after="120"/>
-        <w:jc w:val="center"/>
       </w:pPr>
       <w:r>
         <w:rPr>
@@ -2561,9 +2620,20 @@
           <w:b/>
           <w:i w:val="0"/>
           <w:color w:val="006699"/>
-          <w:sz w:val="24"/>
         </w:rPr>
-        <w:t>═══ 用户输入 ═══</w:t>
+        <w:t>触发时机：会员书写完剧本后可选择公开分享自己的梦想维度。</w:t>
+      </w:r>
+    </w:p>
+    <w:p>
+      <w:pPr>
+        <w:pStyle w:val="Heading2"/>
+      </w:pPr>
+      <w:r>
+        <w:rPr>
+          <w:rFonts w:ascii="微软雅黑" w:hAnsi="微软雅黑" w:eastAsia="微软雅黑"/>
+          <w:color w:val="006699"/>
+        </w:rPr>
+        <w:t>7.1 梦想匹配</w:t>
       </w:r>
     </w:p>
     <w:p>
@@ -2574,46 +2644,57 @@
         <w:rPr>
           <w:rFonts w:ascii="微软雅黑" w:hAnsi="微软雅黑" w:eastAsia="微软雅黑"/>
           <w:b w:val="0"/>
-          <w:i/>
-          <w:color w:val="3C3C3C"/>
-          <w:sz w:val="22"/>
+          <w:i w:val="0"/>
         </w:rPr>
-        <w:t>用户「张伟」在人生剧本中写道：</w:t>
-        <w:br/>
-        <w:t>「五年内，我要达成首席总监。那一天，我要开着劳斯莱斯去参加公司的颁奖典礼，会长亲自迎接我，和我一起庆祝。我要让家人坐在台下，看着我站在舞台最中央。」</w:t>
+        <w:t>AI 分析所有会员的剧本内容，发现「同频」的人：</w:t>
       </w:r>
     </w:p>
-    <w:p/>
     <w:p>
       <w:pPr>
-        <w:spacing w:after="120"/>
-        <w:jc w:val="center"/>
+        <w:pStyle w:val="ListBullet"/>
       </w:pPr>
       <w:r>
         <w:rPr>
           <w:rFonts w:ascii="微软雅黑" w:hAnsi="微软雅黑" w:eastAsia="微软雅黑"/>
-          <w:b/>
-          <w:i w:val="0"/>
-          <w:color w:val="C83232"/>
-          <w:sz w:val="24"/>
+          <w:sz w:val="22"/>
         </w:rPr>
-        <w:t>═══ AI 生成电影剧本 ═══</w:t>
+        <w:t>「有 23 位会员和你一样选择了'环境保护'维度，要加入环保梦想圈？」</w:t>
       </w:r>
     </w:p>
-    <w:p/>
     <w:p>
       <w:pPr>
-        <w:spacing w:after="120"/>
+        <w:pStyle w:val="ListBullet"/>
       </w:pPr>
       <w:r>
         <w:rPr>
           <w:rFonts w:ascii="微软雅黑" w:hAnsi="微软雅黑" w:eastAsia="微软雅黑"/>
-          <w:b/>
-          <w:i w:val="0"/>
-          <w:color w:val="003366"/>
           <w:sz w:val="22"/>
         </w:rPr>
-        <w:t>【00:00 - 00:15  序章：城市之光】</w:t>
+        <w:t>「你们团队有 5 个人都写了'明年去日本旅行'——要不要组团？」</w:t>
+      </w:r>
+    </w:p>
+    <w:p>
+      <w:pPr>
+        <w:pStyle w:val="ListBullet"/>
+      </w:pPr>
+      <w:r>
+        <w:rPr>
+          <w:rFonts w:ascii="微软雅黑" w:hAnsi="微软雅黑" w:eastAsia="微软雅黑"/>
+          <w:sz w:val="22"/>
+        </w:rPr>
+        <w:t>「你和李姐都在'子女教育'维度写了'让孩子学钢琴'，她的孩子已经学了两年，可以请教」</w:t>
+      </w:r>
+    </w:p>
+    <w:p>
+      <w:pPr>
+        <w:pStyle w:val="Heading2"/>
+      </w:pPr>
+      <w:r>
+        <w:rPr>
+          <w:rFonts w:ascii="微软雅黑" w:hAnsi="微软雅黑" w:eastAsia="微软雅黑"/>
+          <w:color w:val="006699"/>
+        </w:rPr>
+        <w:t>7.2 梦想电影互看</w:t>
       </w:r>
     </w:p>
     <w:p>
@@ -2624,40 +2705,57 @@
         <w:rPr>
           <w:rFonts w:ascii="微软雅黑" w:hAnsi="微软雅黑" w:eastAsia="微软雅黑"/>
           <w:b w:val="0"/>
-          <w:i/>
-          <w:color w:val="505050"/>
+          <w:i w:val="0"/>
         </w:rPr>
-        <w:t>夜幕降临首尔，汉江两岸灯火渐次亮起。航拍镜头从南山塔俯瞰，穿过光影斑驳的都市丛林，最终锁定在一座通体发光的宏伟建筑——艾多美全球颁奖盛典会场。</w:t>
-        <w:br/>
-        <w:t>建筑正门巨幅LED屏上，金色大字缓缓浮现：</w:t>
-        <w:br/>
-        <w:t>「2031 Atomy Global Awards · Crown Master —— 张伟」</w:t>
-        <w:br/>
-        <w:br/>
-        <w:t>画外音（浑厚男声）：</w:t>
-        <w:br/>
-        <w:t>「每一段伟大的旅程，都始于一个人、一支笔、一张纸上写下的那句话——</w:t>
-        <w:br/>
-        <w:t xml:space="preserve">　'我要成为首席总监。'」</w:t>
-        <w:br/>
-        <w:br/>
-        <w:t>交响乐序曲渐起，低沉而庄严。</w:t>
+        <w:t>在用户授权的前提下，可以观看其他会员的梦想电影片段：</w:t>
       </w:r>
     </w:p>
-    <w:p/>
     <w:p>
       <w:pPr>
-        <w:spacing w:after="120"/>
+        <w:pStyle w:val="ListBullet"/>
       </w:pPr>
       <w:r>
         <w:rPr>
           <w:rFonts w:ascii="微软雅黑" w:hAnsi="微软雅黑" w:eastAsia="微软雅黑"/>
-          <w:b/>
-          <w:i w:val="0"/>
-          <w:color w:val="003366"/>
           <w:sz w:val="22"/>
         </w:rPr>
-        <w:t>【00:15 - 00:40  第一幕：王者驾临】</w:t>
+        <w:t>团队会议上播放成员们的梦想电影合辑——这是最强的团队激励</w:t>
+      </w:r>
+    </w:p>
+    <w:p>
+      <w:pPr>
+        <w:pStyle w:val="ListBullet"/>
+      </w:pPr>
+      <w:r>
+        <w:rPr>
+          <w:rFonts w:ascii="微软雅黑" w:hAnsi="微软雅黑" w:eastAsia="微软雅黑"/>
+          <w:sz w:val="22"/>
+        </w:rPr>
+        <w:t>新人加入后看到前辈的梦想电影和实现过程——快速建立信任和目标感</w:t>
+      </w:r>
+    </w:p>
+    <w:p>
+      <w:pPr>
+        <w:pStyle w:val="ListBullet"/>
+      </w:pPr>
+      <w:r>
+        <w:rPr>
+          <w:rFonts w:ascii="微软雅黑" w:hAnsi="微软雅黑" w:eastAsia="微软雅黑"/>
+          <w:sz w:val="22"/>
+        </w:rPr>
+        <w:t>在社交媒体分享自己的梦想电影——天然的裂变传播素材</w:t>
+      </w:r>
+    </w:p>
+    <w:p>
+      <w:pPr>
+        <w:pStyle w:val="Heading2"/>
+      </w:pPr>
+      <w:r>
+        <w:rPr>
+          <w:rFonts w:ascii="微软雅黑" w:hAnsi="微软雅黑" w:eastAsia="微软雅黑"/>
+          <w:color w:val="006699"/>
+        </w:rPr>
+        <w:t>7.3 时间胶囊</w:t>
       </w:r>
     </w:p>
     <w:p>
@@ -2668,336 +2766,9 @@
         <w:rPr>
           <w:rFonts w:ascii="微软雅黑" w:hAnsi="微软雅黑" w:eastAsia="微软雅黑"/>
           <w:b w:val="0"/>
-          <w:i/>
-          <w:color w:val="505050"/>
+          <w:i w:val="0"/>
         </w:rPr>
-        <w:t>会场入口，红毯从大门一直延伸到远方。两侧站满了身着正装的团队成员和嘉宾。</w:t>
-        <w:br/>
-        <w:br/>
-        <w:t>远处，一辆暗夜蓝色劳斯莱斯幻影缓缓驶来。</w:t>
-        <w:br/>
-        <w:t>前车灯的光芒在红毯上拉出一道长长的光带。</w:t>
-        <w:br/>
-        <w:t>车速极慢，每一秒都是仪式感的延伸。</w:t>
-        <w:br/>
-        <w:br/>
-        <w:t>镜头切到车内——张伟坐在后座，透过车窗看着两侧的人群和闪光灯。</w:t>
-        <w:br/>
-        <w:t>他深吸一口气，嘴角微微上扬。</w:t>
-        <w:br/>
-        <w:t>他的目光中，有回忆，有感慨，更有「终于到了这一天」的笃定。</w:t>
-        <w:br/>
-        <w:br/>
-        <w:t>车门被打开。张伟的皮鞋踏上红毯的那一瞬间——</w:t>
-        <w:br/>
-        <w:t>两侧烟花同时绽放，全场掌声如潮水般涌来。</w:t>
-        <w:br/>
-        <w:t>他站起身，整理了一下西装扣子，微笑面对镜头。</w:t>
-        <w:br/>
-        <w:t>慢动作特写：他的步伐沉稳有力，每一步都踏在交响乐的节拍上。</w:t>
-      </w:r>
-    </w:p>
-    <w:p/>
-    <w:p>
-      <w:pPr>
-        <w:spacing w:after="120"/>
-      </w:pPr>
-      <w:r>
-        <w:rPr>
-          <w:rFonts w:ascii="微软雅黑" w:hAnsi="微软雅黑" w:eastAsia="微软雅黑"/>
-          <w:b/>
-          <w:i w:val="0"/>
-          <w:color w:val="003366"/>
-          <w:sz w:val="22"/>
-        </w:rPr>
-        <w:t>【00:40 - 01:10  第二幕：红毯上的人生回顾】</w:t>
-      </w:r>
-    </w:p>
-    <w:p>
-      <w:pPr>
-        <w:spacing w:after="120"/>
-      </w:pPr>
-      <w:r>
-        <w:rPr>
-          <w:rFonts w:ascii="微软雅黑" w:hAnsi="微软雅黑" w:eastAsia="微软雅黑"/>
-          <w:b w:val="0"/>
-          <w:i/>
-          <w:color w:val="505050"/>
-        </w:rPr>
-        <w:t>张伟行走在红毯上，两侧的LED墙自动播放他的人生轨迹：</w:t>
-        <w:br/>
-        <w:br/>
-        <w:t>「2026年3月 —— 加入艾多美。一间小小的出租屋，一台旧笔记本电脑，</w:t>
-        <w:br/>
-        <w:t xml:space="preserve">　一个深夜写下人生剧本的年轻人。」</w:t>
-        <w:br/>
-        <w:t>（画面：出租屋的书桌上，那张手写的人生剧本特写）</w:t>
-        <w:br/>
-        <w:br/>
-        <w:t>「2027年8月 —— 首次达成玫瑰经销商。凌晨3点发完最后一条朋友圈，</w:t>
-        <w:br/>
-        <w:t xml:space="preserve">　手机弹出晋升通知的那一刻，他对着屏幕笑了。」</w:t>
-        <w:br/>
-        <w:br/>
-        <w:t>「2028年12月 —— 钻石经销商。第一次带父母出国旅行，</w:t>
-        <w:br/>
-        <w:t xml:space="preserve">　母亲在巴黎铁塔下流下了幸福的眼泪。」</w:t>
-        <w:br/>
-        <w:br/>
-        <w:t>「2030年6月 —— 首席经销商。团队突破3000人，</w:t>
-        <w:br/>
-        <w:t xml:space="preserve">　他在团队大会上说：'你们每一个人的梦想，就是我的责任。'」</w:t>
-        <w:br/>
-        <w:br/>
-        <w:t>张伟看着这些画面，步伐慢了下来。他的眼眶微微泛红，</w:t>
-        <w:br/>
-        <w:t>但嘴角的笑意更深了。</w:t>
-      </w:r>
-    </w:p>
-    <w:p/>
-    <w:p>
-      <w:pPr>
-        <w:spacing w:after="120"/>
-      </w:pPr>
-      <w:r>
-        <w:rPr>
-          <w:rFonts w:ascii="微软雅黑" w:hAnsi="微软雅黑" w:eastAsia="微软雅黑"/>
-          <w:b/>
-          <w:i w:val="0"/>
-          <w:color w:val="003366"/>
-          <w:sz w:val="22"/>
-        </w:rPr>
-        <w:t>【01:10 - 01:40  第三幕：会长迎接 · 巅峰相遇】</w:t>
-      </w:r>
-    </w:p>
-    <w:p>
-      <w:pPr>
-        <w:spacing w:after="120"/>
-      </w:pPr>
-      <w:r>
-        <w:rPr>
-          <w:rFonts w:ascii="微软雅黑" w:hAnsi="微软雅黑" w:eastAsia="微软雅黑"/>
-          <w:b w:val="0"/>
-          <w:i/>
-          <w:color w:val="505050"/>
-        </w:rPr>
-        <w:t>红毯的尽头，舞台阶梯前，朴韩吉会长已经站在那里等候。</w:t>
-        <w:br/>
-        <w:t>会长身着深色正装，面带温暖而庄重的微笑。</w:t>
-        <w:br/>
-        <w:br/>
-        <w:t>张伟走到面前，两人四目相对。</w:t>
-        <w:br/>
-        <w:t>会长率先伸出双手——不是普通的握手，而是紧紧握住张伟的双手，</w:t>
-        <w:br/>
-        <w:t>然后用力拉近，给了他一个坚实的拥抱。</w:t>
-        <w:br/>
-        <w:br/>
-        <w:t>特写镜头：</w:t>
-        <w:br/>
-        <w:t>会长在他耳边低声说（字幕）：「你做到了。我一直相信你会来到这里。」</w:t>
-        <w:br/>
-        <w:br/>
-        <w:t>张伟的眼泪终于夺眶而出。但他很快深呼吸，重新露出笑容。</w:t>
-        <w:br/>
-        <w:t>会长拍了拍他的肩，两人并肩转身，一起走上舞台台阶。</w:t>
-        <w:br/>
-        <w:br/>
-        <w:t>每走上一级台阶，两侧的火焰特效就升腾一次。</w:t>
-        <w:br/>
-        <w:t>台阶上镌刻着艾多美的核心理念：</w:t>
-        <w:br/>
-        <w:t>「绝对品质、绝对价格、绝对满意」</w:t>
-      </w:r>
-    </w:p>
-    <w:p/>
-    <w:p>
-      <w:pPr>
-        <w:spacing w:after="120"/>
-      </w:pPr>
-      <w:r>
-        <w:rPr>
-          <w:rFonts w:ascii="微软雅黑" w:hAnsi="微软雅黑" w:eastAsia="微软雅黑"/>
-          <w:b/>
-          <w:i w:val="0"/>
-          <w:color w:val="003366"/>
-          <w:sz w:val="22"/>
-        </w:rPr>
-        <w:t>【01:40 - 02:10  第四幕：加冕时刻】</w:t>
-      </w:r>
-    </w:p>
-    <w:p>
-      <w:pPr>
-        <w:spacing w:after="120"/>
-      </w:pPr>
-      <w:r>
-        <w:rPr>
-          <w:rFonts w:ascii="微软雅黑" w:hAnsi="微软雅黑" w:eastAsia="微软雅黑"/>
-          <w:b w:val="0"/>
-          <w:i/>
-          <w:color w:val="505050"/>
-        </w:rPr>
-        <w:t>舞台中央，巨型LED屏化为星空背景。</w:t>
-        <w:br/>
-        <w:t>聚光灯从四面八方汇聚到张伟身上。</w:t>
-        <w:br/>
-        <w:br/>
-        <w:t>会长拿起一枚璀璨的「首席总监」徽章，</w:t>
-        <w:br/>
-        <w:t>郑重地别在张伟的西装胸前。</w:t>
-        <w:br/>
-        <w:t>特写：徽章在灯光下闪耀，映照着张伟的笑脸。</w:t>
-        <w:br/>
-        <w:br/>
-        <w:t>大屏幕展示最终成就数据：</w:t>
-        <w:br/>
-        <w:t xml:space="preserve">  ╔══════════════════════════════╗</w:t>
-        <w:br/>
-        <w:t xml:space="preserve">  ║  首席总监 · 张伟              ║</w:t>
-        <w:br/>
-        <w:t xml:space="preserve">  ║  团队总人数：12,800 人         ║</w:t>
-        <w:br/>
-        <w:t xml:space="preserve">  ║  累计PV：8,500,000            ║</w:t>
-        <w:br/>
-        <w:t xml:space="preserve">  ║  培养钻石经销商：28 人          ║</w:t>
-        <w:br/>
-        <w:t xml:space="preserve">  ║  从加入到巅峰：1,826 天         ║</w:t>
-        <w:br/>
-        <w:t xml:space="preserve">  ╚══════════════════════════════╝</w:t>
-        <w:br/>
-        <w:br/>
-        <w:t>全场万人起立，掌声与欢呼声震耳欲聋。</w:t>
-        <w:br/>
-        <w:t>观众席第一排——张伟的妻子紧握双手，泪流满面地微笑着。</w:t>
-        <w:br/>
-        <w:t>他的父母坐在一旁，父亲挺直了腰板，母亲不停地擦眼泪。</w:t>
-        <w:br/>
-        <w:t>他的孩子兴奋地跳起来喊「爸爸！」</w:t>
-      </w:r>
-    </w:p>
-    <w:p/>
-    <w:p>
-      <w:pPr>
-        <w:spacing w:after="120"/>
-      </w:pPr>
-      <w:r>
-        <w:rPr>
-          <w:rFonts w:ascii="微软雅黑" w:hAnsi="微软雅黑" w:eastAsia="微软雅黑"/>
-          <w:b/>
-          <w:i w:val="0"/>
-          <w:color w:val="003366"/>
-          <w:sz w:val="22"/>
-        </w:rPr>
-        <w:t>【02:10 - 02:40  第五幕：巅峰致辞】</w:t>
-      </w:r>
-    </w:p>
-    <w:p>
-      <w:pPr>
-        <w:spacing w:after="120"/>
-      </w:pPr>
-      <w:r>
-        <w:rPr>
-          <w:rFonts w:ascii="微软雅黑" w:hAnsi="微软雅黑" w:eastAsia="微软雅黑"/>
-          <w:b w:val="0"/>
-          <w:i/>
-          <w:color w:val="505050"/>
-        </w:rPr>
-        <w:t>张伟站在话筒前，灯光柔和地打在他身上：</w:t>
-        <w:br/>
-        <w:br/>
-        <w:t>「五年前，我坐在租来的小房子里，打开一张纸，写下了人生剧本。</w:t>
-        <w:br/>
-        <w:t xml:space="preserve">　我写了一辆劳斯莱斯，写了这个舞台，写了会长的握手。</w:t>
-        <w:br/>
-        <w:t xml:space="preserve">　当时所有人都觉得我在做梦。</w:t>
-        <w:br/>
-        <w:t xml:space="preserve">　但我做了一件事——我用AI生成了一段视频，</w:t>
-        <w:br/>
-        <w:t xml:space="preserve">　让我亲眼'看见'了今天这个画面。</w:t>
-        <w:br/>
-        <w:br/>
-        <w:t xml:space="preserve">　从那天起，这个画面每天早上叫醒我，</w:t>
-        <w:br/>
-        <w:t xml:space="preserve">　每个想放弃的深夜陪伴我。</w:t>
-        <w:br/>
-        <w:t xml:space="preserve">　它不是梦，它是我已经看见的未来。</w:t>
-        <w:br/>
-        <w:br/>
-        <w:t xml:space="preserve">　今天我站在这里，不是为了证明自己。</w:t>
-        <w:br/>
-        <w:t xml:space="preserve">　而是为了告诉台下每一个正在写剧本的你——</w:t>
-        <w:br/>
-        <w:t xml:space="preserve">　去看见你的未来。因为你看见的那一刻，</w:t>
-        <w:br/>
-        <w:t xml:space="preserve">　它就已经开始成真了。」</w:t>
-        <w:br/>
-        <w:br/>
-        <w:t>全场沉默一秒，随即爆发出最热烈的掌声。</w:t>
-      </w:r>
-    </w:p>
-    <w:p/>
-    <w:p>
-      <w:pPr>
-        <w:spacing w:after="120"/>
-      </w:pPr>
-      <w:r>
-        <w:rPr>
-          <w:rFonts w:ascii="微软雅黑" w:hAnsi="微软雅黑" w:eastAsia="微软雅黑"/>
-          <w:b/>
-          <w:i w:val="0"/>
-          <w:color w:val="003366"/>
-          <w:sz w:val="22"/>
-        </w:rPr>
-        <w:t>【02:40 - 03:00  终章：星光不灭】</w:t>
-      </w:r>
-    </w:p>
-    <w:p>
-      <w:pPr>
-        <w:spacing w:after="120"/>
-      </w:pPr>
-      <w:r>
-        <w:rPr>
-          <w:rFonts w:ascii="微软雅黑" w:hAnsi="微软雅黑" w:eastAsia="微软雅黑"/>
-          <w:b w:val="0"/>
-          <w:i/>
-          <w:color w:val="505050"/>
-        </w:rPr>
-        <w:t>张伟和会长举杯同庆，金色香槟在灯光下闪耀。</w:t>
-        <w:br/>
-        <w:t>漫天金箔纸屑如雪花般飘落。</w:t>
-        <w:br/>
-        <w:t>舞台后方，烟花接连绽放，照亮整个首尔夜空。</w:t>
-        <w:br/>
-        <w:br/>
-        <w:t>镜头缓缓拉远——</w:t>
-        <w:br/>
-        <w:t>从舞台拉到会场全景，从会场拉到城市天际线。</w:t>
-        <w:br/>
-        <w:br/>
-        <w:t>最后一个画面：</w:t>
-        <w:br/>
-        <w:t>张伟走出会场，夜风轻拂。他走到那辆劳斯莱斯前，</w:t>
-        <w:br/>
-        <w:t>打开车门，最后回头望了一眼灯火辉煌的殿堂。</w:t>
-        <w:br/>
-        <w:t>他从口袋里掏出一张折旧的纸——正是五年前那张手写的人生剧本。</w:t>
-        <w:br/>
-        <w:t>纸上的字迹已经模糊，但他轻轻将它贴在胸口。</w:t>
-        <w:br/>
-        <w:br/>
-        <w:t>然后他坐进车里，发动引擎，驶入璀璨的城市夜色。</w:t>
-        <w:br/>
-        <w:t>尾灯渐行渐远，画面渐暗。</w:t>
-        <w:br/>
-        <w:br/>
-        <w:t>金色字幕浮现：</w:t>
-        <w:br/>
-        <w:br/>
-        <w:t>「每一个伟大的故事，都从一行字开始。</w:t>
-        <w:br/>
-        <w:t xml:space="preserve">　你的故事，正在书写中。</w:t>
-        <w:br/>
-        <w:t xml:space="preserve">　—— Atomy · AI 时空穿梭机」</w:t>
+        <w:t>每位会员可以在书写剧本时，同步录制一段「给未来自己的话」。AI 加密保存，到达设定日期后自动解锁，并将当时的誓言与实际成就进行对比，生成一段「预言成真」回顾视频。这样的内容一旦分享到社区，感染力极强。</w:t>
       </w:r>
     </w:p>
     <w:p>
@@ -3014,7 +2785,843 @@
           <w:rFonts w:ascii="微软雅黑" w:hAnsi="微软雅黑" w:eastAsia="微软雅黑"/>
           <w:color w:val="003366"/>
         </w:rPr>
-        <w:t>六、技术实现方案</w:t>
+        <w:t>八、完整用户体验流程演示</w:t>
+      </w:r>
+    </w:p>
+    <w:p>
+      <w:pPr>
+        <w:spacing w:after="120"/>
+      </w:pPr>
+      <w:r>
+        <w:rPr>
+          <w:rFonts w:ascii="微软雅黑" w:hAnsi="微软雅黑" w:eastAsia="微软雅黑"/>
+          <w:b w:val="0"/>
+          <w:i/>
+          <w:color w:val="646464"/>
+        </w:rPr>
+        <w:t>以会员「小美」为例，完整展示从书写剧本到AI赋能的全流程：</w:t>
+      </w:r>
+    </w:p>
+    <w:p>
+      <w:pPr>
+        <w:spacing w:after="120"/>
+      </w:pPr>
+      <w:r>
+        <w:rPr>
+          <w:rFonts w:ascii="微软雅黑" w:hAnsi="微软雅黑" w:eastAsia="微软雅黑"/>
+          <w:b/>
+          <w:i w:val="0"/>
+          <w:color w:val="003366"/>
+          <w:sz w:val="24"/>
+        </w:rPr>
+        <w:t>Step 1  打开App，选择 8 个维度</w:t>
+      </w:r>
+    </w:p>
+    <w:p>
+      <w:pPr>
+        <w:spacing w:after="240"/>
+      </w:pPr>
+      <w:r>
+        <w:rPr>
+          <w:rFonts w:ascii="微软雅黑" w:hAnsi="微软雅黑" w:eastAsia="微软雅黑"/>
+          <w:b w:val="0"/>
+          <w:i w:val="0"/>
+          <w:color w:val="505050"/>
+        </w:rPr>
+        <w:t>小美选择了：妻子（改为丈夫视角——她已婚）、子女、父母、朋友、事业、健康、房子、教育捐助。</w:t>
+      </w:r>
+    </w:p>
+    <w:p>
+      <w:pPr>
+        <w:spacing w:after="120"/>
+      </w:pPr>
+      <w:r>
+        <w:rPr>
+          <w:rFonts w:ascii="微软雅黑" w:hAnsi="微软雅黑" w:eastAsia="微软雅黑"/>
+          <w:b/>
+          <w:i w:val="0"/>
+          <w:color w:val="003366"/>
+          <w:sz w:val="24"/>
+        </w:rPr>
+        <w:t>Step 2  逐一书写每个维度的剧本</w:t>
+      </w:r>
+    </w:p>
+    <w:p>
+      <w:pPr>
+        <w:spacing w:after="240"/>
+      </w:pPr>
+      <w:r>
+        <w:rPr>
+          <w:rFonts w:ascii="微软雅黑" w:hAnsi="微软雅黑" w:eastAsia="微软雅黑"/>
+          <w:b w:val="0"/>
+          <w:i w:val="0"/>
+          <w:color w:val="505050"/>
+        </w:rPr>
+        <w:t>事业维度：「三年内达成钻石经销商」</w:t>
+        <w:br/>
+        <w:t>房子维度：「在杭州买一套西湖附近的房子」</w:t>
+        <w:br/>
+        <w:t>父母维度：「每年带爸妈出国旅行一次」</w:t>
+        <w:br/>
+        <w:t>教育捐助：「资助5个山区孩子上学」</w:t>
+        <w:br/>
+        <w:t>……</w:t>
+      </w:r>
+    </w:p>
+    <w:p>
+      <w:pPr>
+        <w:spacing w:after="120"/>
+      </w:pPr>
+      <w:r>
+        <w:rPr>
+          <w:rFonts w:ascii="微软雅黑" w:hAnsi="微软雅黑" w:eastAsia="微软雅黑"/>
+          <w:b/>
+          <w:i w:val="0"/>
+          <w:color w:val="003366"/>
+          <w:sz w:val="24"/>
+        </w:rPr>
+        <w:t>Step 3  AI 即时响应——雷达图升级</w:t>
+      </w:r>
+    </w:p>
+    <w:p>
+      <w:pPr>
+        <w:spacing w:after="240"/>
+      </w:pPr>
+      <w:r>
+        <w:rPr>
+          <w:rFonts w:ascii="微软雅黑" w:hAnsi="微软雅黑" w:eastAsia="微软雅黑"/>
+          <w:b w:val="0"/>
+          <w:i w:val="0"/>
+          <w:color w:val="505050"/>
+        </w:rPr>
+        <w:t>书写完成后，不再只有一张雷达图：</w:t>
+        <w:br/>
+        <w:t xml:space="preserve">  ✦ 雷达图保留（作为基础数据面板）</w:t>
+        <w:br/>
+        <w:t xml:space="preserve">  ✦ 新增「生成我的梦想电影」按钮 → 点击后，30秒内先出预览海报，5分钟内出完整短片</w:t>
+        <w:br/>
+        <w:t xml:space="preserve">  ✦ 新增「查看我的行动计划」→ AI 教练自动生成8个维度的拆解目标</w:t>
+        <w:br/>
+        <w:t xml:space="preserve">  ✦ 新增「探索我的梦想星球」→ 进入3D互动界面</w:t>
+      </w:r>
+    </w:p>
+    <w:p>
+      <w:pPr>
+        <w:spacing w:after="120"/>
+      </w:pPr>
+      <w:r>
+        <w:rPr>
+          <w:rFonts w:ascii="微软雅黑" w:hAnsi="微软雅黑" w:eastAsia="微软雅黑"/>
+          <w:b/>
+          <w:i w:val="0"/>
+          <w:color w:val="003366"/>
+          <w:sz w:val="24"/>
+        </w:rPr>
+        <w:t>Step 4  小美点击「生成梦想电影」</w:t>
+      </w:r>
+    </w:p>
+    <w:p>
+      <w:pPr>
+        <w:spacing w:after="240"/>
+      </w:pPr>
+      <w:r>
+        <w:rPr>
+          <w:rFonts w:ascii="微软雅黑" w:hAnsi="微软雅黑" w:eastAsia="微软雅黑"/>
+          <w:b w:val="0"/>
+          <w:i w:val="0"/>
+          <w:color w:val="505050"/>
+        </w:rPr>
+        <w:t>AI 根据她写的8个维度剧本，自动生成一段 2 分钟的「人生剧本电影」：</w:t>
+        <w:br/>
+        <w:t xml:space="preserve">  片段1：她带着爸妈在巴黎铁塔下的笑脸</w:t>
+        <w:br/>
+        <w:t xml:space="preserve">  片段2：她站在杭州新房的落地窗前看西湖</w:t>
+        <w:br/>
+        <w:t xml:space="preserve">  片段3：她在艾多美颁奖舞台上，灯光汇聚</w:t>
+        <w:br/>
+        <w:t xml:space="preserve">  片段4：山区教室里孩子们举着「感谢有您」的牌子</w:t>
+        <w:br/>
+        <w:t xml:space="preserve">  ……每个片段中都是她自己的数字分身「出演」</w:t>
+      </w:r>
+    </w:p>
+    <w:p>
+      <w:pPr>
+        <w:spacing w:after="120"/>
+      </w:pPr>
+      <w:r>
+        <w:rPr>
+          <w:rFonts w:ascii="微软雅黑" w:hAnsi="微软雅黑" w:eastAsia="微软雅黑"/>
+          <w:b/>
+          <w:i w:val="0"/>
+          <w:color w:val="003366"/>
+          <w:sz w:val="24"/>
+        </w:rPr>
+        <w:t>Step 5  日常陪伴</w:t>
+      </w:r>
+    </w:p>
+    <w:p>
+      <w:pPr>
+        <w:spacing w:after="240"/>
+      </w:pPr>
+      <w:r>
+        <w:rPr>
+          <w:rFonts w:ascii="微软雅黑" w:hAnsi="微软雅黑" w:eastAsia="微软雅黑"/>
+          <w:b w:val="0"/>
+          <w:i w:val="0"/>
+          <w:color w:val="505050"/>
+        </w:rPr>
+        <w:t>接下来的每一天：</w:t>
+        <w:br/>
+        <w:t xml:space="preserve">  · 早上收到AI教练推送：「今天的关键行动：联系2位新客户+30分钟运动」</w:t>
+        <w:br/>
+        <w:t xml:space="preserve">  · 周末收到维度平衡提醒：「本周事业进步很大，但健康维度落后了」</w:t>
+        <w:br/>
+        <w:t xml:space="preserve">  · 每月收到进度报告：「你距离钻石经销商还有38%的旅程」</w:t>
+      </w:r>
+    </w:p>
+    <w:p>
+      <w:pPr>
+        <w:spacing w:after="120"/>
+      </w:pPr>
+      <w:r>
+        <w:rPr>
+          <w:rFonts w:ascii="微软雅黑" w:hAnsi="微软雅黑" w:eastAsia="微软雅黑"/>
+          <w:b/>
+          <w:i w:val="0"/>
+          <w:color w:val="003366"/>
+          <w:sz w:val="24"/>
+        </w:rPr>
+        <w:t>Step 6  达成里程碑——AI 颁奖</w:t>
+      </w:r>
+    </w:p>
+    <w:p>
+      <w:pPr>
+        <w:spacing w:after="240"/>
+      </w:pPr>
+      <w:r>
+        <w:rPr>
+          <w:rFonts w:ascii="微软雅黑" w:hAnsi="微软雅黑" w:eastAsia="微软雅黑"/>
+          <w:b w:val="0"/>
+          <w:i w:val="0"/>
+          <w:color w:val="505050"/>
+        </w:rPr>
+        <w:t>一年后，小美达成了玫瑰经销商！</w:t>
+        <w:br/>
+        <w:t xml:space="preserve">  · AI 自动生成专属颁奖典礼电影（宝马7系+玫瑰花雨+会长握手）</w:t>
+        <w:br/>
+        <w:t xml:space="preserve">  · 她激动地分享到朋友圈和团队群</w:t>
+        <w:br/>
+        <w:t xml:space="preserve">  · 团队新人看到后纷纷打开自己的人生剧本，写下新的目标</w:t>
+        <w:br/>
+        <w:t xml:space="preserve">  · 裂变开始……</w:t>
+      </w:r>
+    </w:p>
+    <w:p>
+      <w:r>
+        <w:br w:type="page"/>
+      </w:r>
+    </w:p>
+    <w:p>
+      <w:pPr>
+        <w:pStyle w:val="Heading1"/>
+      </w:pPr>
+      <w:r>
+        <w:rPr>
+          <w:rFonts w:ascii="微软雅黑" w:hAnsi="微软雅黑" w:eastAsia="微软雅黑"/>
+          <w:color w:val="003366"/>
+        </w:rPr>
+        <w:t>九、各维度 AI 赋能场景速查表</w:t>
+      </w:r>
+    </w:p>
+    <w:p>
+      <w:pPr>
+        <w:spacing w:after="120"/>
+      </w:pPr>
+      <w:r>
+        <w:rPr>
+          <w:rFonts w:ascii="微软雅黑" w:hAnsi="微软雅黑" w:eastAsia="微软雅黑"/>
+          <w:b w:val="0"/>
+          <w:i/>
+          <w:color w:val="646464"/>
+        </w:rPr>
+        <w:t>下表展示了每个维度对应的 AI 能力应用场景，帮助评审快速理解AI赋能的广度和深度。</w:t>
+      </w:r>
+    </w:p>
+    <w:tbl>
+      <w:tblPr>
+        <w:tblStyle w:val="LightShading-Accent1"/>
+        <w:tblW w:type="auto" w:w="0"/>
+        <w:jc w:val="center"/>
+        <w:tblLook w:firstColumn="1" w:firstRow="1" w:lastColumn="0" w:lastRow="0" w:noHBand="0" w:noVBand="1" w:val="04A0"/>
+      </w:tblPr>
+      <w:tblGrid>
+        <w:gridCol w:w="2266"/>
+        <w:gridCol w:w="2266"/>
+        <w:gridCol w:w="2266"/>
+        <w:gridCol w:w="2266"/>
+      </w:tblGrid>
+      <w:tr>
+        <w:tc>
+          <w:tcPr>
+            <w:tcW w:type="dxa" w:w="2266"/>
+          </w:tcPr>
+          <w:p>
+            <w:r>
+              <w:t>维度</w:t>
+            </w:r>
+          </w:p>
+        </w:tc>
+        <w:tc>
+          <w:tcPr>
+            <w:tcW w:type="dxa" w:w="2266"/>
+          </w:tcPr>
+          <w:p>
+            <w:r>
+              <w:t>梦想电影示例</w:t>
+            </w:r>
+          </w:p>
+        </w:tc>
+        <w:tc>
+          <w:tcPr>
+            <w:tcW w:type="dxa" w:w="2266"/>
+          </w:tcPr>
+          <w:p>
+            <w:r>
+              <w:t>AI教练示例</w:t>
+            </w:r>
+          </w:p>
+        </w:tc>
+        <w:tc>
+          <w:tcPr>
+            <w:tcW w:type="dxa" w:w="2266"/>
+          </w:tcPr>
+          <w:p>
+            <w:r>
+              <w:t>达成庆祝</w:t>
+            </w:r>
+          </w:p>
+        </w:tc>
+      </w:tr>
+      <w:tr>
+        <w:tc>
+          <w:tcPr>
+            <w:tcW w:type="dxa" w:w="2266"/>
+          </w:tcPr>
+          <w:p>
+            <w:r>
+              <w:t>妻子/丈夫</w:t>
+            </w:r>
+          </w:p>
+        </w:tc>
+        <w:tc>
+          <w:tcPr>
+            <w:tcW w:type="dxa" w:w="2266"/>
+          </w:tcPr>
+          <w:p>
+            <w:r>
+              <w:t>结婚纪念日海外旅行</w:t>
+            </w:r>
+          </w:p>
+        </w:tc>
+        <w:tc>
+          <w:tcPr>
+            <w:tcW w:type="dxa" w:w="2266"/>
+          </w:tcPr>
+          <w:p>
+            <w:r>
+              <w:t>每周安排一次约会之夜</w:t>
+            </w:r>
+          </w:p>
+        </w:tc>
+        <w:tc>
+          <w:tcPr>
+            <w:tcW w:type="dxa" w:w="2266"/>
+          </w:tcPr>
+          <w:p>
+            <w:r>
+              <w:t>纪念日微电影</w:t>
+            </w:r>
+          </w:p>
+        </w:tc>
+      </w:tr>
+      <w:tr>
+        <w:tc>
+          <w:tcPr>
+            <w:tcW w:type="dxa" w:w="2266"/>
+          </w:tcPr>
+          <w:p>
+            <w:r>
+              <w:t>子女</w:t>
+            </w:r>
+          </w:p>
+        </w:tc>
+        <w:tc>
+          <w:tcPr>
+            <w:tcW w:type="dxa" w:w="2266"/>
+          </w:tcPr>
+          <w:p>
+            <w:r>
+              <w:t>孩子毕业典礼/成才画面</w:t>
+            </w:r>
+          </w:p>
+        </w:tc>
+        <w:tc>
+          <w:tcPr>
+            <w:tcW w:type="dxa" w:w="2266"/>
+          </w:tcPr>
+          <w:p>
+            <w:r>
+              <w:t>制定亲子时光计划</w:t>
+            </w:r>
+          </w:p>
+        </w:tc>
+        <w:tc>
+          <w:tcPr>
+            <w:tcW w:type="dxa" w:w="2266"/>
+          </w:tcPr>
+          <w:p>
+            <w:r>
+              <w:t>成长里程碑短片</w:t>
+            </w:r>
+          </w:p>
+        </w:tc>
+      </w:tr>
+      <w:tr>
+        <w:tc>
+          <w:tcPr>
+            <w:tcW w:type="dxa" w:w="2266"/>
+          </w:tcPr>
+          <w:p>
+            <w:r>
+              <w:t>父母</w:t>
+            </w:r>
+          </w:p>
+        </w:tc>
+        <w:tc>
+          <w:tcPr>
+            <w:tcW w:type="dxa" w:w="2266"/>
+          </w:tcPr>
+          <w:p>
+            <w:r>
+              <w:t>给父母盖新房/出国旅行</w:t>
+            </w:r>
+          </w:p>
+        </w:tc>
+        <w:tc>
+          <w:tcPr>
+            <w:tcW w:type="dxa" w:w="2266"/>
+          </w:tcPr>
+          <w:p>
+            <w:r>
+              <w:t>每月存孝心基金</w:t>
+            </w:r>
+          </w:p>
+        </w:tc>
+        <w:tc>
+          <w:tcPr>
+            <w:tcW w:type="dxa" w:w="2266"/>
+          </w:tcPr>
+          <w:p>
+            <w:r>
+              <w:t>全家福感恩电影</w:t>
+            </w:r>
+          </w:p>
+        </w:tc>
+      </w:tr>
+      <w:tr>
+        <w:tc>
+          <w:tcPr>
+            <w:tcW w:type="dxa" w:w="2266"/>
+          </w:tcPr>
+          <w:p>
+            <w:r>
+              <w:t>朋友</w:t>
+            </w:r>
+          </w:p>
+        </w:tc>
+        <w:tc>
+          <w:tcPr>
+            <w:tcW w:type="dxa" w:w="2266"/>
+          </w:tcPr>
+          <w:p>
+            <w:r>
+              <w:t>老友重聚/一起旅行</w:t>
+            </w:r>
+          </w:p>
+        </w:tc>
+        <w:tc>
+          <w:tcPr>
+            <w:tcW w:type="dxa" w:w="2266"/>
+          </w:tcPr>
+          <w:p>
+            <w:r>
+              <w:t>定期聚会提醒</w:t>
+            </w:r>
+          </w:p>
+        </w:tc>
+        <w:tc>
+          <w:tcPr>
+            <w:tcW w:type="dxa" w:w="2266"/>
+          </w:tcPr>
+          <w:p>
+            <w:r>
+              <w:t>友情纪念册</w:t>
+            </w:r>
+          </w:p>
+        </w:tc>
+      </w:tr>
+      <w:tr>
+        <w:tc>
+          <w:tcPr>
+            <w:tcW w:type="dxa" w:w="2266"/>
+          </w:tcPr>
+          <w:p>
+            <w:r>
+              <w:t>事业</w:t>
+            </w:r>
+          </w:p>
+        </w:tc>
+        <w:tc>
+          <w:tcPr>
+            <w:tcW w:type="dxa" w:w="2266"/>
+          </w:tcPr>
+          <w:p>
+            <w:r>
+              <w:t>站在颁奖舞台上的你</w:t>
+            </w:r>
+          </w:p>
+        </w:tc>
+        <w:tc>
+          <w:tcPr>
+            <w:tcW w:type="dxa" w:w="2266"/>
+          </w:tcPr>
+          <w:p>
+            <w:r>
+              <w:t>PV目标拆解+日常行动</w:t>
+            </w:r>
+          </w:p>
+        </w:tc>
+        <w:tc>
+          <w:tcPr>
+            <w:tcW w:type="dxa" w:w="2266"/>
+          </w:tcPr>
+          <w:p>
+            <w:r>
+              <w:t>AI颁奖典礼盛典</w:t>
+            </w:r>
+          </w:p>
+        </w:tc>
+      </w:tr>
+      <w:tr>
+        <w:tc>
+          <w:tcPr>
+            <w:tcW w:type="dxa" w:w="2266"/>
+          </w:tcPr>
+          <w:p>
+            <w:r>
+              <w:t>健康</w:t>
+            </w:r>
+          </w:p>
+        </w:tc>
+        <w:tc>
+          <w:tcPr>
+            <w:tcW w:type="dxa" w:w="2266"/>
+          </w:tcPr>
+          <w:p>
+            <w:r>
+              <w:t>马拉松终点/健康体检全绿</w:t>
+            </w:r>
+          </w:p>
+        </w:tc>
+        <w:tc>
+          <w:tcPr>
+            <w:tcW w:type="dxa" w:w="2266"/>
+          </w:tcPr>
+          <w:p>
+            <w:r>
+              <w:t>运动+饮食每日打卡</w:t>
+            </w:r>
+          </w:p>
+        </w:tc>
+        <w:tc>
+          <w:tcPr>
+            <w:tcW w:type="dxa" w:w="2266"/>
+          </w:tcPr>
+          <w:p>
+            <w:r>
+              <w:t>冲过终点线慢镜头</w:t>
+            </w:r>
+          </w:p>
+        </w:tc>
+      </w:tr>
+      <w:tr>
+        <w:tc>
+          <w:tcPr>
+            <w:tcW w:type="dxa" w:w="2266"/>
+          </w:tcPr>
+          <w:p>
+            <w:r>
+              <w:t>房子</w:t>
+            </w:r>
+          </w:p>
+        </w:tc>
+        <w:tc>
+          <w:tcPr>
+            <w:tcW w:type="dxa" w:w="2266"/>
+          </w:tcPr>
+          <w:p>
+            <w:r>
+              <w:t>推开新家门的那一刻</w:t>
+            </w:r>
+          </w:p>
+        </w:tc>
+        <w:tc>
+          <w:tcPr>
+            <w:tcW w:type="dxa" w:w="2266"/>
+          </w:tcPr>
+          <w:p>
+            <w:r>
+              <w:t>首付储蓄计划+房贷测算</w:t>
+            </w:r>
+          </w:p>
+        </w:tc>
+        <w:tc>
+          <w:tcPr>
+            <w:tcW w:type="dxa" w:w="2266"/>
+          </w:tcPr>
+          <w:p>
+            <w:r>
+              <w:t>新家入住微电影</w:t>
+            </w:r>
+          </w:p>
+        </w:tc>
+      </w:tr>
+      <w:tr>
+        <w:tc>
+          <w:tcPr>
+            <w:tcW w:type="dxa" w:w="2266"/>
+          </w:tcPr>
+          <w:p>
+            <w:r>
+              <w:t>车</w:t>
+            </w:r>
+          </w:p>
+        </w:tc>
+        <w:tc>
+          <w:tcPr>
+            <w:tcW w:type="dxa" w:w="2266"/>
+          </w:tcPr>
+          <w:p>
+            <w:r>
+              <w:t>第一次驾车上路/自驾游</w:t>
+            </w:r>
+          </w:p>
+        </w:tc>
+        <w:tc>
+          <w:tcPr>
+            <w:tcW w:type="dxa" w:w="2266"/>
+          </w:tcPr>
+          <w:p>
+            <w:r>
+              <w:t>购车储蓄计划</w:t>
+            </w:r>
+          </w:p>
+        </w:tc>
+        <w:tc>
+          <w:tcPr>
+            <w:tcW w:type="dxa" w:w="2266"/>
+          </w:tcPr>
+          <w:p>
+            <w:r>
+              <w:t>驾车出发公路电影</w:t>
+            </w:r>
+          </w:p>
+        </w:tc>
+      </w:tr>
+      <w:tr>
+        <w:tc>
+          <w:tcPr>
+            <w:tcW w:type="dxa" w:w="2266"/>
+          </w:tcPr>
+          <w:p>
+            <w:r>
+              <w:t>旅行</w:t>
+            </w:r>
+          </w:p>
+        </w:tc>
+        <w:tc>
+          <w:tcPr>
+            <w:tcW w:type="dxa" w:w="2266"/>
+          </w:tcPr>
+          <w:p>
+            <w:r>
+              <w:t>在目的地的美好画面</w:t>
+            </w:r>
+          </w:p>
+        </w:tc>
+        <w:tc>
+          <w:tcPr>
+            <w:tcW w:type="dxa" w:w="2266"/>
+          </w:tcPr>
+          <w:p>
+            <w:r>
+              <w:t>旅行基金+请假规划</w:t>
+            </w:r>
+          </w:p>
+        </w:tc>
+        <w:tc>
+          <w:tcPr>
+            <w:tcW w:type="dxa" w:w="2266"/>
+          </w:tcPr>
+          <w:p>
+            <w:r>
+              <w:t>旅行回忆影集</w:t>
+            </w:r>
+          </w:p>
+        </w:tc>
+      </w:tr>
+      <w:tr>
+        <w:tc>
+          <w:tcPr>
+            <w:tcW w:type="dxa" w:w="2266"/>
+          </w:tcPr>
+          <w:p>
+            <w:r>
+              <w:t>教育捐助</w:t>
+            </w:r>
+          </w:p>
+        </w:tc>
+        <w:tc>
+          <w:tcPr>
+            <w:tcW w:type="dxa" w:w="2266"/>
+          </w:tcPr>
+          <w:p>
+            <w:r>
+              <w:t>受助学生毕业向你致谢</w:t>
+            </w:r>
+          </w:p>
+        </w:tc>
+        <w:tc>
+          <w:tcPr>
+            <w:tcW w:type="dxa" w:w="2266"/>
+          </w:tcPr>
+          <w:p>
+            <w:r>
+              <w:t>每月捐助计划+对接渠道</w:t>
+            </w:r>
+          </w:p>
+        </w:tc>
+        <w:tc>
+          <w:tcPr>
+            <w:tcW w:type="dxa" w:w="2266"/>
+          </w:tcPr>
+          <w:p>
+            <w:r>
+              <w:t>公益成就纪录片</w:t>
+            </w:r>
+          </w:p>
+        </w:tc>
+      </w:tr>
+      <w:tr>
+        <w:tc>
+          <w:tcPr>
+            <w:tcW w:type="dxa" w:w="2266"/>
+          </w:tcPr>
+          <w:p>
+            <w:r>
+              <w:t>志愿者服务</w:t>
+            </w:r>
+          </w:p>
+        </w:tc>
+        <w:tc>
+          <w:tcPr>
+            <w:tcW w:type="dxa" w:w="2266"/>
+          </w:tcPr>
+          <w:p>
+            <w:r>
+              <w:t>你在公益现场帮助他人</w:t>
+            </w:r>
+          </w:p>
+        </w:tc>
+        <w:tc>
+          <w:tcPr>
+            <w:tcW w:type="dxa" w:w="2266"/>
+          </w:tcPr>
+          <w:p>
+            <w:r>
+              <w:t>每月志愿时间规划</w:t>
+            </w:r>
+          </w:p>
+        </w:tc>
+        <w:tc>
+          <w:tcPr>
+            <w:tcW w:type="dxa" w:w="2266"/>
+          </w:tcPr>
+          <w:p>
+            <w:r>
+              <w:t>志愿者荣誉影片</w:t>
+            </w:r>
+          </w:p>
+        </w:tc>
+      </w:tr>
+      <w:tr>
+        <w:tc>
+          <w:tcPr>
+            <w:tcW w:type="dxa" w:w="2266"/>
+          </w:tcPr>
+          <w:p>
+            <w:r>
+              <w:t>环境保护</w:t>
+            </w:r>
+          </w:p>
+        </w:tc>
+        <w:tc>
+          <w:tcPr>
+            <w:tcW w:type="dxa" w:w="2266"/>
+          </w:tcPr>
+          <w:p>
+            <w:r>
+              <w:t>你种下的树长成大树</w:t>
+            </w:r>
+          </w:p>
+        </w:tc>
+        <w:tc>
+          <w:tcPr>
+            <w:tcW w:type="dxa" w:w="2266"/>
+          </w:tcPr>
+          <w:p>
+            <w:r>
+              <w:t>环保行动打卡计划</w:t>
+            </w:r>
+          </w:p>
+        </w:tc>
+        <w:tc>
+          <w:tcPr>
+            <w:tcW w:type="dxa" w:w="2266"/>
+          </w:tcPr>
+          <w:p>
+            <w:r>
+              <w:t>一棵树到一片林的延时摄影</w:t>
+            </w:r>
+          </w:p>
+        </w:tc>
+      </w:tr>
+    </w:tbl>
+    <w:p>
+      <w:r>
+        <w:br w:type="page"/>
+      </w:r>
+    </w:p>
+    <w:p>
+      <w:pPr>
+        <w:pStyle w:val="Heading1"/>
+      </w:pPr>
+      <w:r>
+        <w:rPr>
+          <w:rFonts w:ascii="微软雅黑" w:hAnsi="微软雅黑" w:eastAsia="微软雅黑"/>
+          <w:color w:val="003366"/>
+        </w:rPr>
+        <w:t>十、技术实现方案</w:t>
       </w:r>
     </w:p>
     <w:p>
@@ -3039,14 +3646,14 @@
           <w:rFonts w:ascii="微软雅黑" w:hAnsi="微软雅黑" w:eastAsia="微软雅黑"/>
           <w:b/>
         </w:rPr>
-        <w:t>AI 视频生成引擎：</w:t>
+        <w:t>AI 视频生成：</w:t>
       </w:r>
       <w:r>
         <w:rPr>
           <w:rFonts w:ascii="微软雅黑" w:hAnsi="微软雅黑" w:eastAsia="微软雅黑"/>
           <w:sz w:val="22"/>
         </w:rPr>
-        <w:t>基于 Sora / Kling / Veo 2.0 等先进生成式视频模型，支持长序列连贯叙事和高分辨率输出（4K/60fps）</w:t>
+        <w:t>基于 Sora / Kling / Veo 2.0，支持文字→分镜→视频自动化生产，4K/60fps</w:t>
       </w:r>
     </w:p>
     <w:p>
@@ -3058,14 +3665,14 @@
           <w:rFonts w:ascii="微软雅黑" w:hAnsi="微软雅黑" w:eastAsia="微软雅黑"/>
           <w:b/>
         </w:rPr>
-        <w:t>数字分身系统：</w:t>
+        <w:t>数字分身：</w:t>
       </w:r>
       <w:r>
         <w:rPr>
           <w:rFonts w:ascii="微软雅黑" w:hAnsi="微软雅黑" w:eastAsia="微软雅黑"/>
           <w:sz w:val="22"/>
         </w:rPr>
-        <w:t>基于单张照片的3D面部重建 + LoRA微调技术，确保分身高度逼真，支持表情控制和年龄渐变</w:t>
+        <w:t>单张照片 3D 面部重建 + LoRA 微调，支持表情控制和年龄渐变</w:t>
       </w:r>
     </w:p>
     <w:p>
@@ -3077,14 +3684,14 @@
           <w:rFonts w:ascii="微软雅黑" w:hAnsi="微软雅黑" w:eastAsia="微软雅黑"/>
           <w:b/>
         </w:rPr>
-        <w:t>智能剧本引擎：</w:t>
+        <w:t>AI 教练引擎：</w:t>
       </w:r>
       <w:r>
         <w:rPr>
           <w:rFonts w:ascii="微软雅黑" w:hAnsi="微软雅黑" w:eastAsia="微软雅黑"/>
           <w:sz w:val="22"/>
         </w:rPr>
-        <w:t>大语言模型（GPT-4o / Claude）将用户的文字描述解析为详细的分镜脚本，自动分配镜头语言、配乐风格和特效指令</w:t>
+        <w:t>大语言模型（GPT-4o / Claude）驱动目标拆解、行动推荐和进度分析</w:t>
       </w:r>
     </w:p>
     <w:p>
@@ -3096,14 +3703,14 @@
           <w:rFonts w:ascii="微软雅黑" w:hAnsi="微软雅黑" w:eastAsia="微软雅黑"/>
           <w:b/>
         </w:rPr>
-        <w:t>AI 配乐系统：</w:t>
+        <w:t>3D 梦想星球：</w:t>
       </w:r>
       <w:r>
         <w:rPr>
           <w:rFonts w:ascii="微软雅黑" w:hAnsi="微软雅黑" w:eastAsia="微软雅黑"/>
           <w:sz w:val="22"/>
         </w:rPr>
-        <w:t>基于 Suno / Udio 等AI音乐生成模型，根据场景情绪实时生成原创配乐</w:t>
+        <w:t>Three.js / Unity WebGL 渲染，手机浏览器端流畅运行</w:t>
       </w:r>
     </w:p>
     <w:p>
@@ -3115,14 +3722,14 @@
           <w:rFonts w:ascii="微软雅黑" w:hAnsi="微软雅黑" w:eastAsia="微软雅黑"/>
           <w:b/>
         </w:rPr>
-        <w:t>实时渲染引擎：</w:t>
+        <w:t>AI 配乐：</w:t>
       </w:r>
       <w:r>
         <w:rPr>
           <w:rFonts w:ascii="微软雅黑" w:hAnsi="微软雅黑" w:eastAsia="微软雅黑"/>
           <w:sz w:val="22"/>
         </w:rPr>
-        <w:t>结合 AI 生成帧与实时渲染技术，支持用户交互式预览和自定义调整</w:t>
+        <w:t>Suno / Udio 根据场景情绪实时生成原创配乐</w:t>
       </w:r>
     </w:p>
     <w:p>
@@ -3134,14 +3741,33 @@
           <w:rFonts w:ascii="微软雅黑" w:hAnsi="微软雅黑" w:eastAsia="微软雅黑"/>
           <w:b/>
         </w:rPr>
-        <w:t>隐私安全体系：</w:t>
+        <w:t>数据集成：</w:t>
       </w:r>
       <w:r>
         <w:rPr>
           <w:rFonts w:ascii="微软雅黑" w:hAnsi="微软雅黑" w:eastAsia="微软雅黑"/>
           <w:sz w:val="22"/>
         </w:rPr>
-        <w:t>用户面部数据端到端加密，不存储原始照片，仅保留加密后的特征向量</w:t>
+        <w:t>对接艾多美业务系统 API，实时获取会员业绩、级别等数据</w:t>
+      </w:r>
+    </w:p>
+    <w:p>
+      <w:pPr>
+        <w:pStyle w:val="ListBullet"/>
+      </w:pPr>
+      <w:r>
+        <w:rPr>
+          <w:rFonts w:ascii="微软雅黑" w:hAnsi="微软雅黑" w:eastAsia="微软雅黑"/>
+          <w:b/>
+        </w:rPr>
+        <w:t>隐私安全：</w:t>
+      </w:r>
+      <w:r>
+        <w:rPr>
+          <w:rFonts w:ascii="微软雅黑" w:hAnsi="微软雅黑" w:eastAsia="微软雅黑"/>
+          <w:sz w:val="22"/>
+        </w:rPr>
+        <w:t>端到端加密，面部特征不存储原始照片，所有数据加密传输</w:t>
       </w:r>
     </w:p>
     <w:p/>
@@ -3167,7 +3793,7 @@
           <w:rFonts w:ascii="微软雅黑" w:hAnsi="微软雅黑" w:eastAsia="微软雅黑"/>
           <w:sz w:val="22"/>
         </w:rPr>
-        <w:t>输入一段文字 → 3-5分钟内生成30秒预览版 → 15分钟内完成高清完整版</w:t>
+        <w:t>书写完剧本 → 10秒内生成AI海报预览 → 5分钟内生成30秒短片</w:t>
       </w:r>
     </w:p>
     <w:p>
@@ -3179,7 +3805,7 @@
           <w:rFonts w:ascii="微软雅黑" w:hAnsi="微软雅黑" w:eastAsia="微软雅黑"/>
           <w:sz w:val="22"/>
         </w:rPr>
-        <w:t>颁奖典礼全流程电影（2-3分钟）→ 30分钟内生成完毕</w:t>
+        <w:t>颁奖典礼完整电影（2-3分钟）→ 30分钟内生成</w:t>
       </w:r>
     </w:p>
     <w:p>
@@ -3191,7 +3817,7 @@
           <w:rFonts w:ascii="微软雅黑" w:hAnsi="微软雅黑" w:eastAsia="微软雅黑"/>
           <w:sz w:val="22"/>
         </w:rPr>
-        <w:t>支持手机端一键触发生成，完成后推送通知</w:t>
+        <w:t>AI教练目标拆解 → 书写完成后即时呈现</w:t>
       </w:r>
     </w:p>
     <w:p>
@@ -3203,7 +3829,7 @@
           <w:rFonts w:ascii="微软雅黑" w:hAnsi="微软雅黑" w:eastAsia="微软雅黑"/>
           <w:sz w:val="22"/>
         </w:rPr>
-        <w:t>用户可对生成结果进行微调（更换服装/场景/配乐/座驾等）</w:t>
+        <w:t>梦想星球 → 实时更新，手机端流畅交互</w:t>
       </w:r>
     </w:p>
     <w:p>
@@ -3220,7 +3846,7 @@
           <w:rFonts w:ascii="微软雅黑" w:hAnsi="微软雅黑" w:eastAsia="微软雅黑"/>
           <w:color w:val="003366"/>
         </w:rPr>
-        <w:t>七、与艾多美业务的价值融合</w:t>
+        <w:t>十一、与艾多美业务的价值融合</w:t>
       </w:r>
     </w:p>
     <w:p>
@@ -3232,7 +3858,7 @@
           <w:rFonts w:ascii="微软雅黑" w:hAnsi="微软雅黑" w:eastAsia="微软雅黑"/>
           <w:color w:val="006699"/>
         </w:rPr>
-        <w:t>7.1 对会员个体的价值</w:t>
+        <w:t>11.1 对会员</w:t>
       </w:r>
     </w:p>
     <w:p>
@@ -3244,14 +3870,33 @@
           <w:rFonts w:ascii="微软雅黑" w:hAnsi="微软雅黑" w:eastAsia="微软雅黑"/>
           <w:b/>
         </w:rPr>
-        <w:t>驱动力引擎：</w:t>
+        <w:t>剧本活化：</w:t>
       </w:r>
       <w:r>
         <w:rPr>
           <w:rFonts w:ascii="微软雅黑" w:hAnsi="微软雅黑" w:eastAsia="微软雅黑"/>
           <w:sz w:val="22"/>
         </w:rPr>
-        <w:t>「看见」产生信念——AI 让梦想从抽象文字变为具象体验，大幅提升内在驱动力</w:t>
+        <w:t>人生剧本不再是一次性作业，而是每天在运转的「人生操作系统」</w:t>
+      </w:r>
+    </w:p>
+    <w:p>
+      <w:pPr>
+        <w:pStyle w:val="ListBullet"/>
+      </w:pPr>
+      <w:r>
+        <w:rPr>
+          <w:rFonts w:ascii="微软雅黑" w:hAnsi="微软雅黑" w:eastAsia="微软雅黑"/>
+          <w:b/>
+        </w:rPr>
+        <w:t>行动落地：</w:t>
+      </w:r>
+      <w:r>
+        <w:rPr>
+          <w:rFonts w:ascii="微软雅黑" w:hAnsi="微软雅黑" w:eastAsia="微软雅黑"/>
+          <w:sz w:val="22"/>
+        </w:rPr>
+        <w:t>AI教练将宏大梦想拆解为每天可以做到的小事，降低行动门槛</w:t>
       </w:r>
     </w:p>
     <w:p>
@@ -3270,7 +3915,7 @@
           <w:rFonts w:ascii="微软雅黑" w:hAnsi="微软雅黑" w:eastAsia="微软雅黑"/>
           <w:sz w:val="22"/>
         </w:rPr>
-        <w:t>每一段生成的视频都是高质量的个人品牌内容，自带传播属性</w:t>
+        <w:t>梦想电影、颁奖典礼视频成为个人最独特的社交内容</w:t>
       </w:r>
     </w:p>
     <w:p>
@@ -3282,14 +3927,26 @@
           <w:rFonts w:ascii="微软雅黑" w:hAnsi="微软雅黑" w:eastAsia="微软雅黑"/>
           <w:b/>
         </w:rPr>
-        <w:t>荣誉感：</w:t>
+        <w:t>持续激励：</w:t>
       </w:r>
       <w:r>
         <w:rPr>
           <w:rFonts w:ascii="微软雅黑" w:hAnsi="微软雅黑" w:eastAsia="微软雅黑"/>
           <w:sz w:val="22"/>
         </w:rPr>
-        <w:t>颁奖典礼电影成为人生中最珍贵的「数字勋章」，永久保存的荣誉记忆</w:t>
+        <w:t>任何维度的进步都被看见、被追踪、被庆祝，持续获得成就感</w:t>
+      </w:r>
+    </w:p>
+    <w:p>
+      <w:pPr>
+        <w:pStyle w:val="Heading2"/>
+      </w:pPr>
+      <w:r>
+        <w:rPr>
+          <w:rFonts w:ascii="微软雅黑" w:hAnsi="微软雅黑" w:eastAsia="微软雅黑"/>
+          <w:color w:val="006699"/>
+        </w:rPr>
+        <w:t>11.2 对团队</w:t>
       </w:r>
     </w:p>
     <w:p>
@@ -3301,26 +3958,14 @@
           <w:rFonts w:ascii="微软雅黑" w:hAnsi="微软雅黑" w:eastAsia="微软雅黑"/>
           <w:b/>
         </w:rPr>
-        <w:t>家庭纽带：</w:t>
+        <w:t>激励工具：</w:t>
       </w:r>
       <w:r>
         <w:rPr>
           <w:rFonts w:ascii="微软雅黑" w:hAnsi="微软雅黑" w:eastAsia="微软雅黑"/>
           <w:sz w:val="22"/>
         </w:rPr>
-        <w:t>家庭梦想电影增强对家人的责任感和使命感</w:t>
-      </w:r>
-    </w:p>
-    <w:p>
-      <w:pPr>
-        <w:pStyle w:val="Heading2"/>
-      </w:pPr>
-      <w:r>
-        <w:rPr>
-          <w:rFonts w:ascii="微软雅黑" w:hAnsi="微软雅黑" w:eastAsia="微软雅黑"/>
-          <w:color w:val="006699"/>
-        </w:rPr>
-        <w:t>7.2 对团队管理的价值</w:t>
+        <w:t>播放成员的梦想电影是最强的团队激励手段</w:t>
       </w:r>
     </w:p>
     <w:p>
@@ -3332,14 +3977,14 @@
           <w:rFonts w:ascii="微软雅黑" w:hAnsi="微软雅黑" w:eastAsia="微软雅黑"/>
           <w:b/>
         </w:rPr>
-        <w:t>团队激励：</w:t>
+        <w:t>新人留存：</w:t>
       </w:r>
       <w:r>
         <w:rPr>
           <w:rFonts w:ascii="微软雅黑" w:hAnsi="微软雅黑" w:eastAsia="微软雅黑"/>
           <w:sz w:val="22"/>
         </w:rPr>
-        <w:t>团队会议播放成员的颁奖典礼视频，是最强的团队激励手段</w:t>
+        <w:t>新人书写完剧本后立刻看到梦想电影，归属感瞬间建立</w:t>
       </w:r>
     </w:p>
     <w:p>
@@ -3351,33 +3996,14 @@
           <w:rFonts w:ascii="微软雅黑" w:hAnsi="微软雅黑" w:eastAsia="微软雅黑"/>
           <w:b/>
         </w:rPr>
-        <w:t>新人转化：</w:t>
+        <w:t>效率提升：</w:t>
       </w:r>
       <w:r>
         <w:rPr>
           <w:rFonts w:ascii="微软雅黑" w:hAnsi="微软雅黑" w:eastAsia="微软雅黑"/>
           <w:sz w:val="22"/>
         </w:rPr>
-        <w:t>新人加入后生成第一个梦想预演视频，快速建立归属感和目标感</w:t>
-      </w:r>
-    </w:p>
-    <w:p>
-      <w:pPr>
-        <w:pStyle w:val="ListBullet"/>
-      </w:pPr>
-      <w:r>
-        <w:rPr>
-          <w:rFonts w:ascii="微软雅黑" w:hAnsi="微软雅黑" w:eastAsia="微软雅黑"/>
-          <w:b/>
-        </w:rPr>
-        <w:t>情感连接：</w:t>
-      </w:r>
-      <w:r>
-        <w:rPr>
-          <w:rFonts w:ascii="微软雅黑" w:hAnsi="微软雅黑" w:eastAsia="微软雅黑"/>
-          <w:sz w:val="22"/>
-        </w:rPr>
-        <w:t>领导人可以通过团队成员的剧本视频了解每个人的梦想和状态</w:t>
+        <w:t>AI教练让每位成员的行动更有方向，团队整体效率提升</w:t>
       </w:r>
     </w:p>
     <w:p>
@@ -3389,7 +4015,7 @@
           <w:rFonts w:ascii="微软雅黑" w:hAnsi="微软雅黑" w:eastAsia="微软雅黑"/>
           <w:color w:val="006699"/>
         </w:rPr>
-        <w:t>7.3 对公司品牌的价值</w:t>
+        <w:t>11.3 对公司</w:t>
       </w:r>
     </w:p>
     <w:p>
@@ -3408,7 +4034,7 @@
           <w:rFonts w:ascii="微软雅黑" w:hAnsi="微软雅黑" w:eastAsia="微软雅黑"/>
           <w:sz w:val="22"/>
         </w:rPr>
-        <w:t>全球直销行业首创AI人生剧本可视化系统，极具新闻价值和媒体关注度</w:t>
+        <w:t>全球直销行业首家AI驱动的「人生剧本操作系统」</w:t>
       </w:r>
     </w:p>
     <w:p>
@@ -3420,33 +4046,14 @@
           <w:rFonts w:ascii="微软雅黑" w:hAnsi="微软雅黑" w:eastAsia="微软雅黑"/>
           <w:b/>
         </w:rPr>
-        <w:t>自传播属性：</w:t>
+        <w:t>自传播：</w:t>
       </w:r>
       <w:r>
         <w:rPr>
           <w:rFonts w:ascii="微软雅黑" w:hAnsi="微软雅黑" w:eastAsia="微软雅黑"/>
           <w:sz w:val="22"/>
         </w:rPr>
-        <w:t>用户自发分享的梦想视频和颁奖视频，形成强大的口碑传播效应</w:t>
-      </w:r>
-    </w:p>
-    <w:p>
-      <w:pPr>
-        <w:pStyle w:val="ListBullet"/>
-      </w:pPr>
-      <w:r>
-        <w:rPr>
-          <w:rFonts w:ascii="微软雅黑" w:hAnsi="微软雅黑" w:eastAsia="微软雅黑"/>
-          <w:b/>
-        </w:rPr>
-        <w:t>留存提升：</w:t>
-      </w:r>
-      <w:r>
-        <w:rPr>
-          <w:rFonts w:ascii="微软雅黑" w:hAnsi="微软雅黑" w:eastAsia="微软雅黑"/>
-          <w:sz w:val="22"/>
-        </w:rPr>
-        <w:t>会员留存率预计提升30%+（拥有颁奖典礼视频的会员流失率显著降低）</w:t>
+        <w:t>用户自发分享的梦想电影和颁奖视频自带传播属性</w:t>
       </w:r>
     </w:p>
     <w:p>
@@ -3465,7 +4072,26 @@
           <w:rFonts w:ascii="微软雅黑" w:hAnsi="微软雅黑" w:eastAsia="微软雅黑"/>
           <w:sz w:val="22"/>
         </w:rPr>
-        <w:t>将「书写人生剧本」理念从文化口号升级为可体验的AI产品，强化品牌核心竞争力</w:t>
+        <w:t>将「书写人生剧本」从企业文化口号升级为可体验、可衡量的AI产品</w:t>
+      </w:r>
+    </w:p>
+    <w:p>
+      <w:pPr>
+        <w:pStyle w:val="ListBullet"/>
+      </w:pPr>
+      <w:r>
+        <w:rPr>
+          <w:rFonts w:ascii="微软雅黑" w:hAnsi="微软雅黑" w:eastAsia="微软雅黑"/>
+          <w:b/>
+        </w:rPr>
+        <w:t>数据价值：</w:t>
+      </w:r>
+      <w:r>
+        <w:rPr>
+          <w:rFonts w:ascii="微软雅黑" w:hAnsi="微软雅黑" w:eastAsia="微软雅黑"/>
+          <w:sz w:val="22"/>
+        </w:rPr>
+        <w:t>海量的梦想维度数据为公司洞察会员需求提供支撑</w:t>
       </w:r>
     </w:p>
     <w:p>
@@ -3482,7 +4108,7 @@
           <w:rFonts w:ascii="微软雅黑" w:hAnsi="微软雅黑" w:eastAsia="微软雅黑"/>
           <w:color w:val="003366"/>
         </w:rPr>
-        <w:t>八、实施路线图</w:t>
+        <w:t>十二、实施路线图</w:t>
       </w:r>
     </w:p>
     <w:p>
@@ -3497,7 +4123,7 @@
           <w:color w:val="006699"/>
           <w:sz w:val="24"/>
         </w:rPr>
-        <w:t>▎第一阶段：核心验证 —— 基础能力搭建</w:t>
+        <w:t>▎第一阶段：MVP 验证</w:t>
       </w:r>
     </w:p>
     <w:p>
@@ -3509,7 +4135,7 @@
           <w:rFonts w:ascii="微软雅黑" w:hAnsi="微软雅黑" w:eastAsia="微软雅黑"/>
           <w:sz w:val="22"/>
         </w:rPr>
-        <w:t>数字分身系统：上传照片 → 生成逼真数字分身</w:t>
+        <w:t>在现有雷达图页面下方新增「生成我的梦想电影」按钮</w:t>
       </w:r>
     </w:p>
     <w:p>
@@ -3521,7 +4147,7 @@
           <w:rFonts w:ascii="微软雅黑" w:hAnsi="微软雅黑" w:eastAsia="微软雅黑"/>
           <w:sz w:val="22"/>
         </w:rPr>
-        <w:t>基础梦想电影：一段文字 → 一张 AI 海报 → 一段15秒短视频</w:t>
+        <w:t>基础版梦想电影：文字 → AI海报 → 15秒短视频（先跑通核心链路）</w:t>
       </w:r>
     </w:p>
     <w:p>
@@ -3533,7 +4159,7 @@
           <w:rFonts w:ascii="微软雅黑" w:hAnsi="微软雅黑" w:eastAsia="微软雅黑"/>
           <w:sz w:val="22"/>
         </w:rPr>
-        <w:t>简化版颁奖场景：固定模板 + 个人分身嵌入</w:t>
+        <w:t>基础版AI教练：书写完剧本后自动生成8个维度的目标拆解</w:t>
       </w:r>
     </w:p>
     <w:p>
@@ -3545,7 +4171,7 @@
           <w:rFonts w:ascii="微软雅黑" w:hAnsi="微软雅黑" w:eastAsia="微软雅黑"/>
           <w:sz w:val="22"/>
         </w:rPr>
-        <w:t>100名内测用户验证效果</w:t>
+        <w:t>100名种子用户内测</w:t>
       </w:r>
     </w:p>
     <w:p/>
@@ -3561,7 +4187,7 @@
           <w:color w:val="006699"/>
           <w:sz w:val="24"/>
         </w:rPr>
-        <w:t>▎第二阶段：体验升级 —— 完整功能上线</w:t>
+        <w:t>▎第二阶段：核心能力完善</w:t>
       </w:r>
     </w:p>
     <w:p>
@@ -3573,7 +4199,7 @@
           <w:rFonts w:ascii="微软雅黑" w:hAnsi="微软雅黑" w:eastAsia="微软雅黑"/>
           <w:sz w:val="22"/>
         </w:rPr>
-        <w:t>完整的梦想电影生成（30-90秒，多场景支持）</w:t>
+        <w:t>数字分身系统上线（上传照片→个人分身出演）</w:t>
       </w:r>
     </w:p>
     <w:p>
@@ -3585,7 +4211,7 @@
           <w:rFonts w:ascii="微软雅黑" w:hAnsi="微软雅黑" w:eastAsia="微软雅黑"/>
           <w:sz w:val="22"/>
         </w:rPr>
-        <w:t>完整的颁奖典礼电影（6个级别差异化场景）</w:t>
+        <w:t>完整版梦想电影（30-60秒，多场景支持）</w:t>
       </w:r>
     </w:p>
     <w:p>
@@ -3597,7 +4223,7 @@
           <w:rFonts w:ascii="微软雅黑" w:hAnsi="微软雅黑" w:eastAsia="微软雅黑"/>
           <w:sz w:val="22"/>
         </w:rPr>
-        <w:t>双时间线对比蒙太奇功能</w:t>
+        <w:t>AI颁奖典礼完整6幕电影</w:t>
       </w:r>
     </w:p>
     <w:p>
@@ -3609,7 +4235,19 @@
           <w:rFonts w:ascii="微软雅黑" w:hAnsi="微软雅黑" w:eastAsia="微软雅黑"/>
           <w:sz w:val="22"/>
         </w:rPr>
-        <w:t>社交分享系统（多平台适配自动裁剪）</w:t>
+        <w:t>梦想星球3D界面Beta版</w:t>
+      </w:r>
+    </w:p>
+    <w:p>
+      <w:pPr>
+        <w:pStyle w:val="ListBullet"/>
+      </w:pPr>
+      <w:r>
+        <w:rPr>
+          <w:rFonts w:ascii="微软雅黑" w:hAnsi="微软雅黑" w:eastAsia="微软雅黑"/>
+          <w:sz w:val="22"/>
+        </w:rPr>
+        <w:t>AI教练日常推送系统</w:t>
       </w:r>
     </w:p>
     <w:p>
@@ -3637,7 +4275,7 @@
           <w:color w:val="006699"/>
           <w:sz w:val="24"/>
         </w:rPr>
-        <w:t>▎第三阶段：全面推广 —— 生态化运营</w:t>
+        <w:t>▎第三阶段：全面上线 + 社交生态</w:t>
       </w:r>
     </w:p>
     <w:p>
@@ -3649,7 +4287,7 @@
           <w:rFonts w:ascii="微软雅黑" w:hAnsi="微软雅黑" w:eastAsia="微软雅黑"/>
           <w:sz w:val="22"/>
         </w:rPr>
-        <w:t>正式上线全量用户</w:t>
+        <w:t>正式对全量用户开放</w:t>
       </w:r>
     </w:p>
     <w:p>
@@ -3661,7 +4299,7 @@
           <w:rFonts w:ascii="微软雅黑" w:hAnsi="微软雅黑" w:eastAsia="微软雅黑"/>
           <w:sz w:val="22"/>
         </w:rPr>
-        <w:t>家庭联动大片功能</w:t>
+        <w:t>剧本社交功能（梦想匹配、互看、时间胶囊）</w:t>
       </w:r>
     </w:p>
     <w:p>
@@ -3673,7 +4311,7 @@
           <w:rFonts w:ascii="微软雅黑" w:hAnsi="微软雅黑" w:eastAsia="微软雅黑"/>
           <w:sz w:val="22"/>
         </w:rPr>
-        <w:t>与线下颁奖活动联动系统</w:t>
+        <w:t>家庭合拍大片功能</w:t>
       </w:r>
     </w:p>
     <w:p>
@@ -3685,7 +4323,7 @@
           <w:rFonts w:ascii="微软雅黑" w:hAnsi="微软雅黑" w:eastAsia="微软雅黑"/>
           <w:sz w:val="22"/>
         </w:rPr>
-        <w:t>多语言支持（覆盖艾多美全球13个市场）</w:t>
+        <w:t>命运分岔路双时间线对比</w:t>
       </w:r>
     </w:p>
     <w:p>
@@ -3697,7 +4335,19 @@
           <w:rFonts w:ascii="微软雅黑" w:hAnsi="微软雅黑" w:eastAsia="微软雅黑"/>
           <w:sz w:val="22"/>
         </w:rPr>
-        <w:t>开放用户自定义模板创作工具</w:t>
+        <w:t>与线下颁奖活动联动</w:t>
+      </w:r>
+    </w:p>
+    <w:p>
+      <w:pPr>
+        <w:pStyle w:val="ListBullet"/>
+      </w:pPr>
+      <w:r>
+        <w:rPr>
+          <w:rFonts w:ascii="微软雅黑" w:hAnsi="微软雅黑" w:eastAsia="微软雅黑"/>
+          <w:sz w:val="22"/>
+        </w:rPr>
+        <w:t>多语言支持（覆盖艾多美全球市场）</w:t>
       </w:r>
     </w:p>
     <w:p/>
@@ -3715,9 +4365,26 @@
           <w:rFonts w:ascii="微软雅黑" w:hAnsi="微软雅黑" w:eastAsia="微软雅黑"/>
           <w:color w:val="003366"/>
         </w:rPr>
-        <w:t>九、总结与愿景</w:t>
+        <w:t>十三、总结</w:t>
       </w:r>
     </w:p>
+    <w:p>
+      <w:pPr>
+        <w:spacing w:after="120"/>
+      </w:pPr>
+      <w:r>
+        <w:rPr>
+          <w:rFonts w:ascii="微软雅黑" w:hAnsi="微软雅黑" w:eastAsia="微软雅黑"/>
+          <w:b w:val="0"/>
+          <w:i w:val="0"/>
+          <w:sz w:val="24"/>
+        </w:rPr>
+        <w:t>会员打开手机，选择8个维度，写下了关于未来的文字。</w:t>
+        <w:br/>
+        <w:t>今天，这些文字变成一张雷达图，然后——就没有然后了。</w:t>
+      </w:r>
+    </w:p>
+    <w:p/>
     <w:p>
       <w:pPr>
         <w:spacing w:after="120"/>
@@ -3730,15 +4397,13 @@
           <w:color w:val="003366"/>
           <w:sz w:val="26"/>
         </w:rPr>
-        <w:t>艾多美一直说：「书写人生剧本」。</w:t>
-        <w:br/>
-        <w:t>这一次，我们用AI，让剧本变成电影。</w:t>
+        <w:t>AI 时空穿梭机要做的，就是让「然后」发生：</w:t>
       </w:r>
     </w:p>
     <w:p/>
     <w:p>
       <w:pPr>
-        <w:spacing w:after="200"/>
+        <w:spacing w:after="160"/>
       </w:pPr>
       <w:r>
         <w:rPr>
@@ -3748,12 +4413,12 @@
           <w:color w:val="003366"/>
           <w:sz w:val="22"/>
         </w:rPr>
-        <w:t xml:space="preserve">  ✦  你写下「我想住在海边」，AI 让你看见自己站在海边别墅的阳台上，海风拂过你的脸庞</w:t>
+        <w:t xml:space="preserve">  ✦  写完「父母」维度 → 看见自己带爸妈在巴黎铁塔下的笑脸</w:t>
       </w:r>
     </w:p>
     <w:p>
       <w:pPr>
-        <w:spacing w:after="200"/>
+        <w:spacing w:after="160"/>
       </w:pPr>
       <w:r>
         <w:rPr>
@@ -3763,12 +4428,12 @@
           <w:color w:val="003366"/>
           <w:sz w:val="22"/>
         </w:rPr>
-        <w:t xml:space="preserve">  ✦  你写下「我想带父母去巴黎」，AI 让你看见全家人在埃菲尔铁塔下的笑脸</w:t>
+        <w:t xml:space="preserve">  ✦  写完「房子」维度 → 看见自己推开新家大门那一刻的喜悦</w:t>
       </w:r>
     </w:p>
     <w:p>
       <w:pPr>
-        <w:spacing w:after="200"/>
+        <w:spacing w:after="160"/>
       </w:pPr>
       <w:r>
         <w:rPr>
@@ -3778,13 +4443,82 @@
           <w:color w:val="003366"/>
           <w:sz w:val="22"/>
         </w:rPr>
-        <w:t xml:space="preserve">  ✦  你写下「我要成为首席总监」，AI 让你看见自己开着劳斯莱斯驶上红毯、会长亲自为你加冕的那个夜晚</w:t>
+        <w:t xml:space="preserve">  ✦  写完「事业」维度 → 看见自己开着劳斯莱斯驶上红毯、会长为你加冕</w:t>
+      </w:r>
+    </w:p>
+    <w:p>
+      <w:pPr>
+        <w:spacing w:after="160"/>
+      </w:pPr>
+      <w:r>
+        <w:rPr>
+          <w:rFonts w:ascii="微软雅黑" w:hAnsi="微软雅黑" w:eastAsia="微软雅黑"/>
+          <w:b w:val="0"/>
+          <w:i w:val="0"/>
+          <w:color w:val="003366"/>
+          <w:sz w:val="22"/>
+        </w:rPr>
+        <w:t xml:space="preserve">  ✦  写完「教育捐助」→ 看见受助的孩子穿上学士服，向你挥手致谢</w:t>
+      </w:r>
+    </w:p>
+    <w:p>
+      <w:pPr>
+        <w:spacing w:after="160"/>
+      </w:pPr>
+      <w:r>
+        <w:rPr>
+          <w:rFonts w:ascii="微软雅黑" w:hAnsi="微软雅黑" w:eastAsia="微软雅黑"/>
+          <w:b w:val="0"/>
+          <w:i w:val="0"/>
+          <w:color w:val="003366"/>
+          <w:sz w:val="22"/>
+        </w:rPr>
+        <w:t xml:space="preserve">  ✦  写完「健康」维度 → 看见自己冲过马拉松终点线的热泪和笑容</w:t>
+      </w:r>
+    </w:p>
+    <w:p>
+      <w:pPr>
+        <w:spacing w:after="160"/>
+      </w:pPr>
+      <w:r>
+        <w:rPr>
+          <w:rFonts w:ascii="微软雅黑" w:hAnsi="微软雅黑" w:eastAsia="微软雅黑"/>
+          <w:b w:val="0"/>
+          <w:i w:val="0"/>
+          <w:color w:val="003366"/>
+          <w:sz w:val="22"/>
+        </w:rPr>
+        <w:t xml:space="preserve">  ✦  写完「子女」维度 → 看见孩子长大成才、回家团圆的温馨画面</w:t>
       </w:r>
     </w:p>
     <w:p/>
     <w:p>
       <w:pPr>
         <w:spacing w:after="320"/>
+        <w:jc w:val="center"/>
+      </w:pPr>
+      <w:r>
+        <w:rPr>
+          <w:rFonts w:ascii="微软雅黑" w:hAnsi="微软雅黑" w:eastAsia="微软雅黑"/>
+          <w:b/>
+          <w:i w:val="0"/>
+          <w:color w:val="003366"/>
+          <w:sz w:val="24"/>
+        </w:rPr>
+        <w:t>不只是看见——</w:t>
+        <w:br/>
+        <w:t>AI 教练帮你把每个梦想拆解成今天就能做的事。</w:t>
+        <w:br/>
+        <w:t>梦想星球帮你追踪每一步的进度。</w:t>
+        <w:br/>
+        <w:t>每一次达成，AI 都为你举办一场专属的颁奖典礼。</w:t>
+        <w:br/>
+        <w:t>你的剧本不再沉睡，它每天都在运行。</w:t>
+      </w:r>
+    </w:p>
+    <w:p>
+      <w:pPr>
+        <w:spacing w:after="600"/>
         <w:jc w:val="center"/>
       </w:pPr>
       <w:r>
@@ -3795,32 +4529,16 @@
           <w:color w:val="C83232"/>
           <w:sz w:val="28"/>
         </w:rPr>
-        <w:t>看见，就是相信的开始。</w:t>
+        <w:t>让每一位艾多美人书写的人生剧本，</w:t>
         <w:br/>
-        <w:t>相信，就是行动的起点。</w:t>
+        <w:t>不止于一张雷达图，</w:t>
         <w:br/>
-        <w:t>行动，就是梦想成真的必然。</w:t>
+        <w:t>而成为一整个「可看见、可行动、可庆祝」的未来。</w:t>
       </w:r>
     </w:p>
     <w:p>
       <w:pPr>
-        <w:spacing w:after="600"/>
-        <w:jc w:val="center"/>
-      </w:pPr>
-      <w:r>
-        <w:rPr>
-          <w:rFonts w:ascii="微软雅黑" w:hAnsi="微软雅黑" w:eastAsia="微软雅黑"/>
-          <w:b/>
-          <w:i w:val="0"/>
-          <w:color w:val="003366"/>
-          <w:sz w:val="26"/>
-        </w:rPr>
-        <w:t>AI 时空穿梭机，让每一位艾多美人在出发之前，就亲眼看见自己到达的那一天。</w:t>
-      </w:r>
-    </w:p>
-    <w:p>
-      <w:pPr>
-        <w:spacing w:before="120" w:after="120"/>
+        <w:spacing w:before="80" w:after="80"/>
         <w:jc w:val="center"/>
       </w:pPr>
       <w:r>
